--- a/02-放大电路/03-音频放大电路/限幅压缩电路/限幅压缩电路.docx
+++ b/02-放大电路/03-音频放大电路/限幅压缩电路/限幅压缩电路.docx
@@ -3308,6 +3308,20 @@
     </w:p>
     <w:bookmarkEnd w:id="26"/>
     <w:bookmarkEnd w:id="27"/>
+    <w:p>
+      <w:pPr>
+        <w:spacing w:before="360"/>
+        <w:jc w:val="center"/>
+      </w:pPr>
+      <w:r>
+        <w:rPr>
+          <w:rFonts w:ascii="Times New Roman" w:hAnsi="Times New Roman"/>
+          <w:color w:val="555555"/>
+          <w:sz w:val="21"/>
+        </w:rPr>
+        <w:t>材料收集者：杜文杰</w:t>
+      </w:r>
+    </w:p>
     <w:sectPr>
       <w:headerReference r:id="rId9" w:type="default"/>
       <w:footerReference r:id="rId10" w:type="default"/>

--- a/02-放大电路/03-音频放大电路/限幅压缩电路/限幅压缩电路.docx
+++ b/02-放大电路/03-音频放大电路/限幅压缩电路/限幅压缩电路.docx
@@ -1,6 +1,6 @@
 
 <file path=word/document.xml><?xml version="1.0" encoding="utf-8"?>
-<w:document xmlns:w="http://schemas.openxmlformats.org/wordprocessingml/2006/main" xmlns:m="http://schemas.openxmlformats.org/officeDocument/2006/math" xmlns:r="http://schemas.openxmlformats.org/officeDocument/2006/relationships" xmlns:o="urn:schemas-microsoft-com:office:office" xmlns:v="urn:schemas-microsoft-com:vml" xmlns:w10="urn:schemas-microsoft-com:office:word" xmlns:a="http://schemas.openxmlformats.org/drawingml/2006/main" xmlns:pic="http://schemas.openxmlformats.org/drawingml/2006/picture" xmlns:wp="http://schemas.openxmlformats.org/drawingml/2006/wordprocessingDrawing">
+<w:document xmlns:m="http://schemas.openxmlformats.org/officeDocument/2006/math" xmlns:r="http://schemas.openxmlformats.org/officeDocument/2006/relationships" xmlns:w="http://schemas.openxmlformats.org/wordprocessingml/2006/main" xmlns:o="urn:schemas-microsoft-com:office:office" xmlns:v="urn:schemas-microsoft-com:vml" xmlns:w10="urn:schemas-microsoft-com:office:word" xmlns:a="http://schemas.openxmlformats.org/drawingml/2006/main" xmlns:pic="http://schemas.openxmlformats.org/drawingml/2006/picture" xmlns:wp="http://schemas.openxmlformats.org/drawingml/2006/wordprocessingDrawing">
   <w:body>
     <w:bookmarkStart w:id="27" w:name="限幅压缩电路"/>
     <w:p>
@@ -9,7 +9,7 @@
       </w:pPr>
       <w:r>
         <w:rPr>
-          <w:rFonts w:hint="eastAsia"/>
+          <w:rFonts w:hint="eastAsia" w:eastAsia="黑体"/>
         </w:rPr>
         <w:t xml:space="preserve">限幅压缩电路</w:t>
       </w:r>
@@ -21,7 +21,7 @@
       </w:pPr>
       <w:r>
         <w:rPr>
-          <w:rFonts w:hint="eastAsia"/>
+          <w:rFonts w:hint="eastAsia" w:eastAsia="黑体"/>
         </w:rPr>
         <w:t xml:space="preserve">拓扑描述</w:t>
       </w:r>
@@ -32,11 +32,14 @@
       </w:pPr>
       <w:r>
         <w:rPr>
-          <w:rFonts w:hint="eastAsia"/>
+          <w:rFonts w:hint="eastAsia" w:eastAsia="黑体"/>
         </w:rPr>
         <w:t xml:space="preserve">限幅压缩电路由运放</w:t>
       </w:r>
       <w:r>
+        <w:rPr>
+          <w:rFonts w:eastAsia="黑体"/>
+        </w:rPr>
         <w:t xml:space="preserve"> </w:t>
       </w:r>
       <m:oMath>
@@ -55,11 +58,14 @@
       </m:oMath>
       <w:r>
         <w:rPr>
-          <w:rFonts w:hint="eastAsia"/>
+          <w:rFonts w:hint="eastAsia" w:eastAsia="黑体"/>
         </w:rPr>
         <w:t xml:space="preserve">（增益受控级）、检波二极管</w:t>
       </w:r>
       <w:r>
+        <w:rPr>
+          <w:rFonts w:eastAsia="黑体"/>
+        </w:rPr>
         <w:t xml:space="preserve"> </w:t>
       </w:r>
       <m:oMath>
@@ -77,6 +83,9 @@
         </m:sSub>
       </m:oMath>
       <w:r>
+        <w:rPr>
+          <w:rFonts w:eastAsia="黑体"/>
+        </w:rPr>
         <w:t xml:space="preserve">、</w:t>
       </w:r>
       <m:oMath>
@@ -95,11 +104,14 @@
       </m:oMath>
       <w:r>
         <w:rPr>
-          <w:rFonts w:hint="eastAsia"/>
+          <w:rFonts w:hint="eastAsia" w:eastAsia="黑体"/>
         </w:rPr>
         <w:t xml:space="preserve">、滤波/积分电容</w:t>
       </w:r>
       <w:r>
+        <w:rPr>
+          <w:rFonts w:eastAsia="黑体"/>
+        </w:rPr>
         <w:t xml:space="preserve"> </w:t>
       </w:r>
       <m:oMath>
@@ -118,11 +130,14 @@
       </m:oMath>
       <w:r>
         <w:rPr>
-          <w:rFonts w:hint="eastAsia"/>
+          <w:rFonts w:hint="eastAsia" w:eastAsia="黑体"/>
         </w:rPr>
         <w:t xml:space="preserve">、时间常数电阻</w:t>
       </w:r>
       <w:r>
+        <w:rPr>
+          <w:rFonts w:eastAsia="黑体"/>
+        </w:rPr>
         <w:t xml:space="preserve"> </w:t>
       </w:r>
       <m:oMath>
@@ -141,11 +156,14 @@
       </m:oMath>
       <w:r>
         <w:rPr>
-          <w:rFonts w:hint="eastAsia"/>
+          <w:rFonts w:hint="eastAsia" w:eastAsia="黑体"/>
         </w:rPr>
         <w:t xml:space="preserve">、增益设定电阻</w:t>
       </w:r>
       <w:r>
+        <w:rPr>
+          <w:rFonts w:eastAsia="黑体"/>
+        </w:rPr>
         <w:t xml:space="preserve"> </w:t>
       </w:r>
       <m:oMath>
@@ -163,6 +181,9 @@
         </m:sSub>
       </m:oMath>
       <w:r>
+        <w:rPr>
+          <w:rFonts w:eastAsia="黑体"/>
+        </w:rPr>
         <w:t xml:space="preserve">、</w:t>
       </w:r>
       <m:oMath>
@@ -180,15 +201,21 @@
         </m:sSub>
       </m:oMath>
       <w:r>
+        <w:rPr>
+          <w:rFonts w:eastAsia="黑体"/>
+        </w:rPr>
         <w:t xml:space="preserve"> </w:t>
       </w:r>
       <w:r>
         <w:rPr>
-          <w:rFonts w:hint="eastAsia"/>
+          <w:rFonts w:hint="eastAsia" w:eastAsia="黑体"/>
         </w:rPr>
         <w:t xml:space="preserve">及阈值设定电位器</w:t>
       </w:r>
       <w:r>
+        <w:rPr>
+          <w:rFonts w:eastAsia="黑体"/>
+        </w:rPr>
         <w:t xml:space="preserve"> </w:t>
       </w:r>
       <m:oMath>
@@ -206,15 +233,21 @@
         </m:sSub>
       </m:oMath>
       <w:r>
+        <w:rPr>
+          <w:rFonts w:eastAsia="黑体"/>
+        </w:rPr>
         <w:t xml:space="preserve"> </w:t>
       </w:r>
       <w:r>
         <w:rPr>
-          <w:rFonts w:hint="eastAsia"/>
+          <w:rFonts w:hint="eastAsia" w:eastAsia="黑体"/>
         </w:rPr>
         <w:t xml:space="preserve">组成。节点定义如下：输入节点</w:t>
       </w:r>
       <w:r>
+        <w:rPr>
+          <w:rFonts w:eastAsia="黑体"/>
+        </w:rPr>
         <w:t xml:space="preserve"> </w:t>
       </w:r>
       <m:oMath>
@@ -235,15 +268,21 @@
         </m:sSub>
       </m:oMath>
       <w:r>
+        <w:rPr>
+          <w:rFonts w:eastAsia="黑体"/>
+        </w:rPr>
         <w:t xml:space="preserve"> </w:t>
       </w:r>
       <w:r>
         <w:rPr>
-          <w:rFonts w:hint="eastAsia"/>
+          <w:rFonts w:hint="eastAsia" w:eastAsia="黑体"/>
         </w:rPr>
         <w:t xml:space="preserve">接输入信号并分成两路；主通道输入节点</w:t>
       </w:r>
       <w:r>
+        <w:rPr>
+          <w:rFonts w:eastAsia="黑体"/>
+        </w:rPr>
         <w:t xml:space="preserve"> </w:t>
       </w:r>
       <m:oMath>
@@ -267,15 +306,21 @@
         </m:sSub>
       </m:oMath>
       <w:r>
+        <w:rPr>
+          <w:rFonts w:eastAsia="黑体"/>
+        </w:rPr>
         <w:t xml:space="preserve"> </w:t>
       </w:r>
       <w:r>
         <w:rPr>
-          <w:rFonts w:hint="eastAsia"/>
+          <w:rFonts w:hint="eastAsia" w:eastAsia="黑体"/>
         </w:rPr>
         <w:t xml:space="preserve">进入受控级；检波输入节点</w:t>
       </w:r>
       <w:r>
+        <w:rPr>
+          <w:rFonts w:eastAsia="黑体"/>
+        </w:rPr>
         <w:t xml:space="preserve"> </w:t>
       </w:r>
       <m:oMath>
@@ -299,15 +344,21 @@
         </m:sSub>
       </m:oMath>
       <w:r>
+        <w:rPr>
+          <w:rFonts w:eastAsia="黑体"/>
+        </w:rPr>
         <w:t xml:space="preserve"> </w:t>
       </w:r>
       <w:r>
         <w:rPr>
-          <w:rFonts w:hint="eastAsia"/>
+          <w:rFonts w:hint="eastAsia" w:eastAsia="黑体"/>
         </w:rPr>
         <w:t xml:space="preserve">进入整流网络；包络/控制电压节点</w:t>
       </w:r>
       <w:r>
+        <w:rPr>
+          <w:rFonts w:eastAsia="黑体"/>
+        </w:rPr>
         <w:t xml:space="preserve"> </w:t>
       </w:r>
       <m:oMath>
@@ -331,15 +382,21 @@
         </m:sSub>
       </m:oMath>
       <w:r>
+        <w:rPr>
+          <w:rFonts w:eastAsia="黑体"/>
+        </w:rPr>
         <w:t xml:space="preserve"> </w:t>
       </w:r>
       <w:r>
         <w:rPr>
-          <w:rFonts w:hint="eastAsia"/>
+          <w:rFonts w:hint="eastAsia" w:eastAsia="黑体"/>
         </w:rPr>
         <w:t xml:space="preserve">为整流滤波后的直流电平；门限节点</w:t>
       </w:r>
       <w:r>
+        <w:rPr>
+          <w:rFonts w:eastAsia="黑体"/>
+        </w:rPr>
         <w:t xml:space="preserve"> </w:t>
       </w:r>
       <m:oMath>
@@ -360,15 +417,21 @@
         </m:sSub>
       </m:oMath>
       <w:r>
+        <w:rPr>
+          <w:rFonts w:eastAsia="黑体"/>
+        </w:rPr>
         <w:t xml:space="preserve"> </w:t>
       </w:r>
       <w:r>
         <w:rPr>
-          <w:rFonts w:hint="eastAsia"/>
+          <w:rFonts w:hint="eastAsia" w:eastAsia="黑体"/>
         </w:rPr>
         <w:t xml:space="preserve">为</w:t>
       </w:r>
       <w:r>
+        <w:rPr>
+          <w:rFonts w:eastAsia="黑体"/>
+        </w:rPr>
         <w:t xml:space="preserve"> </w:t>
       </w:r>
       <m:oMath>
@@ -386,15 +449,21 @@
         </m:sSub>
       </m:oMath>
       <w:r>
+        <w:rPr>
+          <w:rFonts w:eastAsia="黑体"/>
+        </w:rPr>
         <w:t xml:space="preserve"> </w:t>
       </w:r>
       <w:r>
         <w:rPr>
-          <w:rFonts w:hint="eastAsia"/>
+          <w:rFonts w:hint="eastAsia" w:eastAsia="黑体"/>
         </w:rPr>
         <w:t xml:space="preserve">设定的阈值；输出节点</w:t>
       </w:r>
       <w:r>
+        <w:rPr>
+          <w:rFonts w:eastAsia="黑体"/>
+        </w:rPr>
         <w:t xml:space="preserve"> </w:t>
       </w:r>
       <m:oMath>
@@ -418,20 +487,26 @@
         </m:sSub>
       </m:oMath>
       <w:r>
+        <w:rPr>
+          <w:rFonts w:eastAsia="黑体"/>
+        </w:rPr>
         <w:t xml:space="preserve"> </w:t>
       </w:r>
       <w:r>
         <w:rPr>
-          <w:rFonts w:hint="eastAsia"/>
+          <w:rFonts w:hint="eastAsia" w:eastAsia="黑体"/>
         </w:rPr>
         <w:t xml:space="preserve">为主通道输出；地节点</w:t>
       </w:r>
       <w:r>
+        <w:rPr>
+          <w:rFonts w:eastAsia="黑体"/>
+        </w:rPr>
         <w:t xml:space="preserve"> GND </w:t>
       </w:r>
       <w:r>
         <w:rPr>
-          <w:rFonts w:hint="eastAsia"/>
+          <w:rFonts w:hint="eastAsia" w:eastAsia="黑体"/>
         </w:rPr>
         <w:t xml:space="preserve">汇集各支路冷端。</w:t>
       </w:r>
@@ -440,11 +515,14 @@
       <w:pPr/>
       <w:r>
         <w:rPr>
-          <w:rFonts w:hint="eastAsia"/>
+          <w:rFonts w:hint="eastAsia" w:eastAsia="黑体"/>
         </w:rPr>
         <w:t xml:space="preserve">各元件管脚连接：运放</w:t>
       </w:r>
       <w:r>
+        <w:rPr>
+          <w:rFonts w:eastAsia="黑体"/>
+        </w:rPr>
         <w:t xml:space="preserve"> </w:t>
       </w:r>
       <m:oMath>
@@ -462,24 +540,33 @@
         </m:sSub>
       </m:oMath>
       <w:r>
+        <w:rPr>
+          <w:rFonts w:eastAsia="黑体"/>
+        </w:rPr>
         <w:t xml:space="preserve"> </w:t>
       </w:r>
       <w:r>
         <w:rPr>
-          <w:rFonts w:hint="eastAsia"/>
+          <w:rFonts w:hint="eastAsia" w:eastAsia="黑体"/>
         </w:rPr>
         <w:t xml:space="preserve">的</w:t>
       </w:r>
       <w:r>
+        <w:rPr>
+          <w:rFonts w:eastAsia="黑体"/>
+        </w:rPr>
         <w:t xml:space="preserve"> IN− </w:t>
       </w:r>
       <w:r>
         <w:rPr>
-          <w:rFonts w:hint="eastAsia"/>
+          <w:rFonts w:hint="eastAsia" w:eastAsia="黑体"/>
         </w:rPr>
         <w:t xml:space="preserve">经</w:t>
       </w:r>
       <w:r>
+        <w:rPr>
+          <w:rFonts w:eastAsia="黑体"/>
+        </w:rPr>
         <w:t xml:space="preserve"> </w:t>
       </w:r>
       <m:oMath>
@@ -497,15 +584,21 @@
         </m:sSub>
       </m:oMath>
       <w:r>
+        <w:rPr>
+          <w:rFonts w:eastAsia="黑体"/>
+        </w:rPr>
         <w:t xml:space="preserve"> </w:t>
       </w:r>
       <w:r>
         <w:rPr>
-          <w:rFonts w:hint="eastAsia"/>
+          <w:rFonts w:hint="eastAsia" w:eastAsia="黑体"/>
         </w:rPr>
         <w:t xml:space="preserve">接</w:t>
       </w:r>
       <w:r>
+        <w:rPr>
+          <w:rFonts w:eastAsia="黑体"/>
+        </w:rPr>
         <w:t xml:space="preserve"> </w:t>
       </w:r>
       <m:oMath>
@@ -530,38 +623,50 @@
       </m:oMath>
       <w:r>
         <w:rPr>
-          <w:rFonts w:hint="eastAsia"/>
+          <w:rFonts w:hint="eastAsia" w:eastAsia="黑体"/>
         </w:rPr>
         <w:t xml:space="preserve">，IN+</w:t>
       </w:r>
       <w:r>
+        <w:rPr>
+          <w:rFonts w:eastAsia="黑体"/>
+        </w:rPr>
         <w:t xml:space="preserve"> </w:t>
       </w:r>
       <w:r>
         <w:rPr>
-          <w:rFonts w:hint="eastAsia"/>
+          <w:rFonts w:hint="eastAsia" w:eastAsia="黑体"/>
         </w:rPr>
         <w:t xml:space="preserve">接</w:t>
       </w:r>
       <w:r>
+        <w:rPr>
+          <w:rFonts w:eastAsia="黑体"/>
+        </w:rPr>
         <w:t xml:space="preserve"> </w:t>
       </w:r>
       <w:r>
         <w:rPr>
-          <w:rFonts w:hint="eastAsia"/>
+          <w:rFonts w:hint="eastAsia" w:eastAsia="黑体"/>
         </w:rPr>
         <w:t xml:space="preserve">GND，OUT</w:t>
       </w:r>
       <w:r>
+        <w:rPr>
+          <w:rFonts w:eastAsia="黑体"/>
+        </w:rPr>
         <w:t xml:space="preserve"> </w:t>
       </w:r>
       <w:r>
         <w:rPr>
-          <w:rFonts w:hint="eastAsia"/>
+          <w:rFonts w:hint="eastAsia" w:eastAsia="黑体"/>
         </w:rPr>
         <w:t xml:space="preserve">接</w:t>
       </w:r>
       <w:r>
+        <w:rPr>
+          <w:rFonts w:eastAsia="黑体"/>
+        </w:rPr>
         <w:t xml:space="preserve"> </w:t>
       </w:r>
       <m:oMath>
@@ -586,20 +691,26 @@
       </m:oMath>
       <w:r>
         <w:rPr>
-          <w:rFonts w:hint="eastAsia"/>
+          <w:rFonts w:hint="eastAsia" w:eastAsia="黑体"/>
         </w:rPr>
         <w:t xml:space="preserve">，V+、V−</w:t>
       </w:r>
       <w:r>
+        <w:rPr>
+          <w:rFonts w:eastAsia="黑体"/>
+        </w:rPr>
         <w:t xml:space="preserve"> </w:t>
       </w:r>
       <w:r>
         <w:rPr>
-          <w:rFonts w:hint="eastAsia"/>
+          <w:rFonts w:hint="eastAsia" w:eastAsia="黑体"/>
         </w:rPr>
         <w:t xml:space="preserve">分接正负电源，控制端接</w:t>
       </w:r>
       <w:r>
+        <w:rPr>
+          <w:rFonts w:eastAsia="黑体"/>
+        </w:rPr>
         <w:t xml:space="preserve"> </w:t>
       </w:r>
       <m:oMath>
@@ -624,11 +735,14 @@
       </m:oMath>
       <w:r>
         <w:rPr>
-          <w:rFonts w:hint="eastAsia"/>
+          <w:rFonts w:hint="eastAsia" w:eastAsia="黑体"/>
         </w:rPr>
         <w:t xml:space="preserve">；反馈电阻</w:t>
       </w:r>
       <w:r>
+        <w:rPr>
+          <w:rFonts w:eastAsia="黑体"/>
+        </w:rPr>
         <w:t xml:space="preserve"> </w:t>
       </w:r>
       <m:oMath>
@@ -646,15 +760,21 @@
         </m:sSub>
       </m:oMath>
       <w:r>
+        <w:rPr>
+          <w:rFonts w:eastAsia="黑体"/>
+        </w:rPr>
         <w:t xml:space="preserve"> </w:t>
       </w:r>
       <w:r>
         <w:rPr>
-          <w:rFonts w:hint="eastAsia"/>
+          <w:rFonts w:hint="eastAsia" w:eastAsia="黑体"/>
         </w:rPr>
         <w:t xml:space="preserve">一端接</w:t>
       </w:r>
       <w:r>
+        <w:rPr>
+          <w:rFonts w:eastAsia="黑体"/>
+        </w:rPr>
         <w:t xml:space="preserve"> </w:t>
       </w:r>
       <m:oMath>
@@ -679,11 +799,14 @@
       </m:oMath>
       <w:r>
         <w:rPr>
-          <w:rFonts w:hint="eastAsia"/>
+          <w:rFonts w:hint="eastAsia" w:eastAsia="黑体"/>
         </w:rPr>
         <w:t xml:space="preserve">，另一端接</w:t>
       </w:r>
       <w:r>
+        <w:rPr>
+          <w:rFonts w:eastAsia="黑体"/>
+        </w:rPr>
         <w:t xml:space="preserve"> </w:t>
       </w:r>
       <m:oMath>
@@ -705,11 +828,14 @@
       </m:oMath>
       <w:r>
         <w:rPr>
-          <w:rFonts w:hint="eastAsia"/>
+          <w:rFonts w:hint="eastAsia" w:eastAsia="黑体"/>
         </w:rPr>
         <w:t xml:space="preserve">；二极管</w:t>
       </w:r>
       <w:r>
+        <w:rPr>
+          <w:rFonts w:eastAsia="黑体"/>
+        </w:rPr>
         <w:t xml:space="preserve"> </w:t>
       </w:r>
       <m:oMath>
@@ -727,15 +853,21 @@
         </m:sSub>
       </m:oMath>
       <w:r>
+        <w:rPr>
+          <w:rFonts w:eastAsia="黑体"/>
+        </w:rPr>
         <w:t xml:space="preserve"> </w:t>
       </w:r>
       <w:r>
         <w:rPr>
-          <w:rFonts w:hint="eastAsia"/>
+          <w:rFonts w:hint="eastAsia" w:eastAsia="黑体"/>
         </w:rPr>
         <w:t xml:space="preserve">阳极接</w:t>
       </w:r>
       <w:r>
+        <w:rPr>
+          <w:rFonts w:eastAsia="黑体"/>
+        </w:rPr>
         <w:t xml:space="preserve"> </w:t>
       </w:r>
       <m:oMath>
@@ -760,11 +892,14 @@
       </m:oMath>
       <w:r>
         <w:rPr>
-          <w:rFonts w:hint="eastAsia"/>
+          <w:rFonts w:hint="eastAsia" w:eastAsia="黑体"/>
         </w:rPr>
         <w:t xml:space="preserve">、阴极接</w:t>
       </w:r>
       <w:r>
+        <w:rPr>
+          <w:rFonts w:eastAsia="黑体"/>
+        </w:rPr>
         <w:t xml:space="preserve"> </w:t>
       </w:r>
       <m:oMath>
@@ -789,7 +924,7 @@
       </m:oMath>
       <w:r>
         <w:rPr>
-          <w:rFonts w:hint="eastAsia"/>
+          <w:rFonts w:hint="eastAsia" w:eastAsia="黑体"/>
         </w:rPr>
         <w:t xml:space="preserve">，</w:t>
       </w:r>
@@ -808,15 +943,21 @@
         </m:sSub>
       </m:oMath>
       <w:r>
+        <w:rPr>
+          <w:rFonts w:eastAsia="黑体"/>
+        </w:rPr>
         <w:t xml:space="preserve"> </w:t>
       </w:r>
       <w:r>
         <w:rPr>
-          <w:rFonts w:hint="eastAsia"/>
+          <w:rFonts w:hint="eastAsia" w:eastAsia="黑体"/>
         </w:rPr>
         <w:t xml:space="preserve">提供对称整流或倍压支路，阳极/阴极与</w:t>
       </w:r>
       <w:r>
+        <w:rPr>
+          <w:rFonts w:eastAsia="黑体"/>
+        </w:rPr>
         <w:t xml:space="preserve"> </w:t>
       </w:r>
       <m:oMath>
@@ -834,15 +975,21 @@
         </m:sSub>
       </m:oMath>
       <w:r>
+        <w:rPr>
+          <w:rFonts w:eastAsia="黑体"/>
+        </w:rPr>
         <w:t xml:space="preserve"> </w:t>
       </w:r>
       <w:r>
         <w:rPr>
-          <w:rFonts w:hint="eastAsia"/>
+          <w:rFonts w:hint="eastAsia" w:eastAsia="黑体"/>
         </w:rPr>
         <w:t xml:space="preserve">反向并接于</w:t>
       </w:r>
       <w:r>
+        <w:rPr>
+          <w:rFonts w:eastAsia="黑体"/>
+        </w:rPr>
         <w:t xml:space="preserve"> </w:t>
       </w:r>
       <m:oMath>
@@ -866,15 +1013,21 @@
         </m:sSub>
       </m:oMath>
       <w:r>
+        <w:rPr>
+          <w:rFonts w:eastAsia="黑体"/>
+        </w:rPr>
         <w:t xml:space="preserve"> </w:t>
       </w:r>
       <w:r>
         <w:rPr>
-          <w:rFonts w:hint="eastAsia"/>
+          <w:rFonts w:hint="eastAsia" w:eastAsia="黑体"/>
         </w:rPr>
         <w:t xml:space="preserve">与</w:t>
       </w:r>
       <w:r>
+        <w:rPr>
+          <w:rFonts w:eastAsia="黑体"/>
+        </w:rPr>
         <w:t xml:space="preserve"> </w:t>
       </w:r>
       <m:oMath>
@@ -898,15 +1051,21 @@
         </m:sSub>
       </m:oMath>
       <w:r>
+        <w:rPr>
+          <w:rFonts w:eastAsia="黑体"/>
+        </w:rPr>
         <w:t xml:space="preserve"> </w:t>
       </w:r>
       <w:r>
         <w:rPr>
-          <w:rFonts w:hint="eastAsia"/>
+          <w:rFonts w:hint="eastAsia" w:eastAsia="黑体"/>
         </w:rPr>
         <w:t xml:space="preserve">之间；滤波电容</w:t>
       </w:r>
       <w:r>
+        <w:rPr>
+          <w:rFonts w:eastAsia="黑体"/>
+        </w:rPr>
         <w:t xml:space="preserve"> </w:t>
       </w:r>
       <m:oMath>
@@ -924,15 +1083,21 @@
         </m:sSub>
       </m:oMath>
       <w:r>
+        <w:rPr>
+          <w:rFonts w:eastAsia="黑体"/>
+        </w:rPr>
         <w:t xml:space="preserve"> </w:t>
       </w:r>
       <w:r>
         <w:rPr>
-          <w:rFonts w:hint="eastAsia"/>
+          <w:rFonts w:hint="eastAsia" w:eastAsia="黑体"/>
         </w:rPr>
         <w:t xml:space="preserve">一端接</w:t>
       </w:r>
       <w:r>
+        <w:rPr>
+          <w:rFonts w:eastAsia="黑体"/>
+        </w:rPr>
         <w:t xml:space="preserve"> </w:t>
       </w:r>
       <m:oMath>
@@ -957,20 +1122,26 @@
       </m:oMath>
       <w:r>
         <w:rPr>
-          <w:rFonts w:hint="eastAsia"/>
+          <w:rFonts w:hint="eastAsia" w:eastAsia="黑体"/>
         </w:rPr>
         <w:t xml:space="preserve">，另一端接</w:t>
       </w:r>
       <w:r>
+        <w:rPr>
+          <w:rFonts w:eastAsia="黑体"/>
+        </w:rPr>
         <w:t xml:space="preserve"> </w:t>
       </w:r>
       <w:r>
         <w:rPr>
-          <w:rFonts w:hint="eastAsia"/>
+          <w:rFonts w:hint="eastAsia" w:eastAsia="黑体"/>
         </w:rPr>
         <w:t xml:space="preserve">GND；时间常数电阻</w:t>
       </w:r>
       <w:r>
+        <w:rPr>
+          <w:rFonts w:eastAsia="黑体"/>
+        </w:rPr>
         <w:t xml:space="preserve"> </w:t>
       </w:r>
       <m:oMath>
@@ -988,15 +1159,21 @@
         </m:sSub>
       </m:oMath>
       <w:r>
+        <w:rPr>
+          <w:rFonts w:eastAsia="黑体"/>
+        </w:rPr>
         <w:t xml:space="preserve"> </w:t>
       </w:r>
       <w:r>
         <w:rPr>
-          <w:rFonts w:hint="eastAsia"/>
+          <w:rFonts w:hint="eastAsia" w:eastAsia="黑体"/>
         </w:rPr>
         <w:t xml:space="preserve">一端接</w:t>
       </w:r>
       <w:r>
+        <w:rPr>
+          <w:rFonts w:eastAsia="黑体"/>
+        </w:rPr>
         <w:t xml:space="preserve"> </w:t>
       </w:r>
       <m:oMath>
@@ -1021,20 +1198,26 @@
       </m:oMath>
       <w:r>
         <w:rPr>
-          <w:rFonts w:hint="eastAsia"/>
+          <w:rFonts w:hint="eastAsia" w:eastAsia="黑体"/>
         </w:rPr>
         <w:t xml:space="preserve">、另一端接</w:t>
       </w:r>
       <w:r>
+        <w:rPr>
+          <w:rFonts w:eastAsia="黑体"/>
+        </w:rPr>
         <w:t xml:space="preserve"> </w:t>
       </w:r>
       <w:r>
         <w:rPr>
-          <w:rFonts w:hint="eastAsia"/>
+          <w:rFonts w:hint="eastAsia" w:eastAsia="黑体"/>
         </w:rPr>
         <w:t xml:space="preserve">GND（或构成充放电斜率）；电位器</w:t>
       </w:r>
       <w:r>
+        <w:rPr>
+          <w:rFonts w:eastAsia="黑体"/>
+        </w:rPr>
         <w:t xml:space="preserve"> </w:t>
       </w:r>
       <m:oMath>
@@ -1052,24 +1235,33 @@
         </m:sSub>
       </m:oMath>
       <w:r>
+        <w:rPr>
+          <w:rFonts w:eastAsia="黑体"/>
+        </w:rPr>
         <w:t xml:space="preserve"> </w:t>
       </w:r>
       <w:r>
         <w:rPr>
-          <w:rFonts w:hint="eastAsia"/>
+          <w:rFonts w:hint="eastAsia" w:eastAsia="黑体"/>
         </w:rPr>
         <w:t xml:space="preserve">一端接参考电源、另一端接</w:t>
       </w:r>
       <w:r>
+        <w:rPr>
+          <w:rFonts w:eastAsia="黑体"/>
+        </w:rPr>
         <w:t xml:space="preserve"> </w:t>
       </w:r>
       <w:r>
         <w:rPr>
-          <w:rFonts w:hint="eastAsia"/>
+          <w:rFonts w:hint="eastAsia" w:eastAsia="黑体"/>
         </w:rPr>
         <w:t xml:space="preserve">GND、滑动端接</w:t>
       </w:r>
       <w:r>
+        <w:rPr>
+          <w:rFonts w:eastAsia="黑体"/>
+        </w:rPr>
         <w:t xml:space="preserve"> </w:t>
       </w:r>
       <m:oMath>
@@ -1091,11 +1283,14 @@
       </m:oMath>
       <w:r>
         <w:rPr>
-          <w:rFonts w:hint="eastAsia"/>
+          <w:rFonts w:hint="eastAsia" w:eastAsia="黑体"/>
         </w:rPr>
         <w:t xml:space="preserve">，使</w:t>
       </w:r>
       <w:r>
+        <w:rPr>
+          <w:rFonts w:eastAsia="黑体"/>
+        </w:rPr>
         <w:t xml:space="preserve"> </w:t>
       </w:r>
       <m:oMath>
@@ -1119,15 +1314,21 @@
         </m:sSub>
       </m:oMath>
       <w:r>
+        <w:rPr>
+          <w:rFonts w:eastAsia="黑体"/>
+        </w:rPr>
         <w:t xml:space="preserve"> </w:t>
       </w:r>
       <w:r>
         <w:rPr>
-          <w:rFonts w:hint="eastAsia"/>
+          <w:rFonts w:hint="eastAsia" w:eastAsia="黑体"/>
         </w:rPr>
         <w:t xml:space="preserve">超过</w:t>
       </w:r>
       <w:r>
+        <w:rPr>
+          <w:rFonts w:eastAsia="黑体"/>
+        </w:rPr>
         <w:t xml:space="preserve"> </w:t>
       </w:r>
       <m:oMath>
@@ -1148,11 +1349,14 @@
         </m:sSub>
       </m:oMath>
       <w:r>
+        <w:rPr>
+          <w:rFonts w:eastAsia="黑体"/>
+        </w:rPr>
         <w:t xml:space="preserve"> </w:t>
       </w:r>
       <w:r>
         <w:rPr>
-          <w:rFonts w:hint="eastAsia"/>
+          <w:rFonts w:hint="eastAsia" w:eastAsia="黑体"/>
         </w:rPr>
         <w:t xml:space="preserve">后输出驱动压控增益。</w:t>
       </w:r>
@@ -1161,7 +1365,7 @@
       <w:pPr/>
       <w:r>
         <w:rPr>
-          <w:rFonts w:hint="eastAsia"/>
+          <w:rFonts w:hint="eastAsia" w:eastAsia="黑体"/>
         </w:rPr>
         <w:t xml:space="preserve">该电路为”检波—滤波—压控增益”反馈型压缩器结构，</w:t>
       </w:r>
@@ -1186,15 +1390,21 @@
         </m:sSub>
       </m:oMath>
       <w:r>
+        <w:rPr>
+          <w:rFonts w:eastAsia="黑体"/>
+        </w:rPr>
         <w:t xml:space="preserve"> </w:t>
       </w:r>
       <w:r>
         <w:rPr>
-          <w:rFonts w:hint="eastAsia"/>
+          <w:rFonts w:hint="eastAsia" w:eastAsia="黑体"/>
         </w:rPr>
         <w:t xml:space="preserve">随电平升高而增大并反向压低</w:t>
       </w:r>
       <w:r>
+        <w:rPr>
+          <w:rFonts w:eastAsia="黑体"/>
+        </w:rPr>
         <w:t xml:space="preserve"> </w:t>
       </w:r>
       <m:oMath>
@@ -1212,11 +1422,14 @@
         </m:sSub>
       </m:oMath>
       <w:r>
+        <w:rPr>
+          <w:rFonts w:eastAsia="黑体"/>
+        </w:rPr>
         <w:t xml:space="preserve"> </w:t>
       </w:r>
       <w:r>
         <w:rPr>
-          <w:rFonts w:hint="eastAsia"/>
+          <w:rFonts w:hint="eastAsia" w:eastAsia="黑体"/>
         </w:rPr>
         <w:t xml:space="preserve">增益，实现对动态范围的压缩与限幅。</w:t>
       </w:r>
@@ -1229,7 +1442,7 @@
       </w:pPr>
       <w:r>
         <w:rPr>
-          <w:rFonts w:hint="eastAsia"/>
+          <w:rFonts w:hint="eastAsia" w:eastAsia="黑体"/>
         </w:rPr>
         <w:t xml:space="preserve">工作原理</w:t>
       </w:r>
@@ -1240,16 +1453,19 @@
       </w:pPr>
       <w:r>
         <w:rPr>
-          <w:rFonts w:hint="eastAsia"/>
+          <w:rFonts w:hint="eastAsia" w:eastAsia="黑体"/>
         </w:rPr>
         <w:t xml:space="preserve">信号电平升高时，检波网络产生的控制电压增大，减小主通道增益，输出增幅被压缩；电平回落时增益恢复。检波采用对数规律近似</w:t>
       </w:r>
       <w:r>
+        <w:rPr>
+          <w:rFonts w:eastAsia="黑体"/>
+        </w:rPr>
         <w:t xml:space="preserve"> dB </w:t>
       </w:r>
       <w:r>
         <w:rPr>
-          <w:rFonts w:hint="eastAsia"/>
+          <w:rFonts w:hint="eastAsia" w:eastAsia="黑体"/>
         </w:rPr>
         <w:t xml:space="preserve">压缩，实现对动态范围的压缩或对过载的硬限幅。</w:t>
       </w:r>
@@ -1262,7 +1478,7 @@
       </w:pPr>
       <w:r>
         <w:rPr>
-          <w:rFonts w:hint="eastAsia"/>
+          <w:rFonts w:hint="eastAsia" w:eastAsia="黑体"/>
         </w:rPr>
         <w:t xml:space="preserve">关键计算公式</w:t>
       </w:r>
@@ -1276,7 +1492,7 @@
       </w:pPr>
       <w:r>
         <w:rPr>
-          <w:rFonts w:hint="eastAsia"/>
+          <w:rFonts w:hint="eastAsia" w:eastAsia="黑体"/>
         </w:rPr>
         <w:t xml:space="preserve">压缩比（超过阈值后输入输出变化之比）：</w:t>
       </w:r>
@@ -1376,7 +1592,7 @@
       </w:pPr>
       <w:r>
         <w:rPr>
-          <w:rFonts w:hint="eastAsia"/>
+          <w:rFonts w:hint="eastAsia" w:eastAsia="黑体"/>
         </w:rPr>
         <w:t xml:space="preserve">增益缩减量：</w:t>
       </w:r>
@@ -1504,11 +1720,14 @@
       </w:pPr>
       <w:r>
         <w:rPr>
-          <w:rFonts w:hint="eastAsia"/>
+          <w:rFonts w:hint="eastAsia" w:eastAsia="黑体"/>
         </w:rPr>
         <w:t xml:space="preserve">其中压缩后输出电平满足</w:t>
       </w:r>
       <w:r>
+        <w:rPr>
+          <w:rFonts w:eastAsia="黑体"/>
+        </w:rPr>
         <w:t xml:space="preserve"> </w:t>
       </w:r>
       <m:oMath>
@@ -1608,11 +1827,14 @@
       </m:oMath>
       <w:r>
         <w:rPr>
-          <w:rFonts w:hint="eastAsia"/>
+          <w:rFonts w:hint="eastAsia" w:eastAsia="黑体"/>
         </w:rPr>
         <w:t xml:space="preserve">，代入可写为</w:t>
       </w:r>
       <w:r>
+        <w:rPr>
+          <w:rFonts w:eastAsia="黑体"/>
+        </w:rPr>
         <w:t xml:space="preserve"> </w:t>
       </w:r>
       <m:oMath>
@@ -1712,6 +1934,9 @@
         </m:d>
       </m:oMath>
       <w:r>
+        <w:rPr>
+          <w:rFonts w:eastAsia="黑体"/>
+        </w:rPr>
         <w:t xml:space="preserve">。</w:t>
       </w:r>
     </w:p>
@@ -1725,7 +1950,7 @@
       </w:pPr>
       <w:r>
         <w:rPr>
-          <w:rFonts w:hint="eastAsia"/>
+          <w:rFonts w:hint="eastAsia" w:eastAsia="黑体"/>
         </w:rPr>
         <w:t xml:space="preserve">检波时间常数（决定启动/恢复速度）：</w:t>
       </w:r>
@@ -1918,7 +2143,7 @@
             </w:pPr>
             <w:r>
               <w:rPr>
-                <w:rFonts w:hint="eastAsia"/>
+                <w:rFonts w:hint="eastAsia" w:eastAsia="黑体"/>
               </w:rPr>
               <w:t xml:space="preserve">符号</w:t>
             </w:r>
@@ -1932,7 +2157,7 @@
             </w:pPr>
             <w:r>
               <w:rPr>
-                <w:rFonts w:hint="eastAsia"/>
+                <w:rFonts w:hint="eastAsia" w:eastAsia="黑体"/>
               </w:rPr>
               <w:t xml:space="preserve">含义</w:t>
             </w:r>
@@ -1946,7 +2171,7 @@
             </w:pPr>
             <w:r>
               <w:rPr>
-                <w:rFonts w:hint="eastAsia"/>
+                <w:rFonts w:hint="eastAsia" w:eastAsia="黑体"/>
               </w:rPr>
               <w:t xml:space="preserve">单位</w:t>
             </w:r>
@@ -1966,6 +2191,9 @@
               </m:r>
             </m:oMath>
             <w:r>
+              <w:rPr>
+                <w:rFonts w:eastAsia="黑体"/>
+              </w:rPr>
               <w:t xml:space="preserve">​</w:t>
             </w:r>
           </w:p>
@@ -1978,7 +2206,7 @@
             </w:pPr>
             <w:r>
               <w:rPr>
-                <w:rFonts w:hint="eastAsia"/>
+                <w:rFonts w:hint="eastAsia" w:eastAsia="黑体"/>
               </w:rPr>
               <w:t xml:space="preserve">压缩比</w:t>
             </w:r>
@@ -1992,7 +2220,7 @@
             </w:pPr>
             <w:r>
               <w:rPr>
-                <w:rFonts w:hint="eastAsia"/>
+                <w:rFonts w:hint="eastAsia" w:eastAsia="黑体"/>
               </w:rPr>
               <w:t xml:space="preserve">（无量纲，dB/dB）</w:t>
             </w:r>
@@ -2024,12 +2252,21 @@
               </m:sSub>
             </m:oMath>
             <w:r>
+              <w:rPr>
+                <w:rFonts w:eastAsia="黑体"/>
+              </w:rPr>
               <w:t xml:space="preserve"> </w:t>
             </w:r>
             <w:r>
+              <w:rPr>
+                <w:rFonts w:eastAsia="黑体"/>
+              </w:rPr>
               <w:t xml:space="preserve">/</w:t>
             </w:r>
             <w:r>
+              <w:rPr>
+                <w:rFonts w:eastAsia="黑体"/>
+              </w:rPr>
               <w:t xml:space="preserve"> </w:t>
             </w:r>
             <m:oMath>
@@ -2062,16 +2299,19 @@
             </w:pPr>
             <w:r>
               <w:rPr>
-                <w:rFonts w:hint="eastAsia"/>
+                <w:rFonts w:hint="eastAsia" w:eastAsia="黑体"/>
               </w:rPr>
               <w:t xml:space="preserve">输入</w:t>
             </w:r>
             <w:r>
+              <w:rPr>
+                <w:rFonts w:eastAsia="黑体"/>
+              </w:rPr>
               <w:t xml:space="preserve"> / </w:t>
             </w:r>
             <w:r>
               <w:rPr>
-                <w:rFonts w:hint="eastAsia"/>
+                <w:rFonts w:hint="eastAsia" w:eastAsia="黑体"/>
               </w:rPr>
               <w:t xml:space="preserve">输出电平</w:t>
             </w:r>
@@ -2084,6 +2324,9 @@
               <w:pStyle w:val="Compact"/>
             </w:pPr>
             <w:r>
+              <w:rPr>
+                <w:rFonts w:eastAsia="黑体"/>
+              </w:rPr>
               <w:t xml:space="preserve">dB</w:t>
             </w:r>
           </w:p>
@@ -2114,6 +2357,9 @@
               </m:sSub>
             </m:oMath>
             <w:r>
+              <w:rPr>
+                <w:rFonts w:eastAsia="黑体"/>
+              </w:rPr>
               <w:t xml:space="preserve">​</w:t>
             </w:r>
           </w:p>
@@ -2126,7 +2372,7 @@
             </w:pPr>
             <w:r>
               <w:rPr>
-                <w:rFonts w:hint="eastAsia"/>
+                <w:rFonts w:hint="eastAsia" w:eastAsia="黑体"/>
               </w:rPr>
               <w:t xml:space="preserve">阈值电平</w:t>
             </w:r>
@@ -2139,6 +2385,9 @@
               <w:pStyle w:val="Compact"/>
             </w:pPr>
             <w:r>
+              <w:rPr>
+                <w:rFonts w:eastAsia="黑体"/>
+              </w:rPr>
               <w:t xml:space="preserve">dB</w:t>
             </w:r>
           </w:p>
@@ -2160,6 +2409,9 @@
               </m:r>
             </m:oMath>
             <w:r>
+              <w:rPr>
+                <w:rFonts w:eastAsia="黑体"/>
+              </w:rPr>
               <w:t xml:space="preserve">​</w:t>
             </w:r>
           </w:p>
@@ -2172,7 +2424,7 @@
             </w:pPr>
             <w:r>
               <w:rPr>
-                <w:rFonts w:hint="eastAsia"/>
+                <w:rFonts w:hint="eastAsia" w:eastAsia="黑体"/>
               </w:rPr>
               <w:t xml:space="preserve">检波时间常数</w:t>
             </w:r>
@@ -2185,6 +2437,9 @@
               <w:pStyle w:val="Compact"/>
             </w:pPr>
             <w:r>
+              <w:rPr>
+                <w:rFonts w:eastAsia="黑体"/>
+              </w:rPr>
               <w:t xml:space="preserve">s</w:t>
             </w:r>
           </w:p>
@@ -2227,12 +2482,21 @@
               </m:sSub>
             </m:oMath>
             <w:r>
+              <w:rPr>
+                <w:rFonts w:eastAsia="黑体"/>
+              </w:rPr>
               <w:t xml:space="preserve"> </w:t>
             </w:r>
             <w:r>
+              <w:rPr>
+                <w:rFonts w:eastAsia="黑体"/>
+              </w:rPr>
               <w:t xml:space="preserve">/</w:t>
             </w:r>
             <w:r>
+              <w:rPr>
+                <w:rFonts w:eastAsia="黑体"/>
+              </w:rPr>
               <w:t xml:space="preserve"> </w:t>
             </w:r>
             <m:oMath>
@@ -2277,16 +2541,19 @@
             </w:pPr>
             <w:r>
               <w:rPr>
-                <w:rFonts w:hint="eastAsia"/>
+                <w:rFonts w:hint="eastAsia" w:eastAsia="黑体"/>
               </w:rPr>
               <w:t xml:space="preserve">启动</w:t>
             </w:r>
             <w:r>
+              <w:rPr>
+                <w:rFonts w:eastAsia="黑体"/>
+              </w:rPr>
               <w:t xml:space="preserve"> / </w:t>
             </w:r>
             <w:r>
               <w:rPr>
-                <w:rFonts w:hint="eastAsia"/>
+                <w:rFonts w:hint="eastAsia" w:eastAsia="黑体"/>
               </w:rPr>
               <w:t xml:space="preserve">恢复时间</w:t>
             </w:r>
@@ -2299,6 +2566,9 @@
               <w:pStyle w:val="Compact"/>
             </w:pPr>
             <w:r>
+              <w:rPr>
+                <w:rFonts w:eastAsia="黑体"/>
+              </w:rPr>
               <w:t xml:space="preserve">s</w:t>
             </w:r>
           </w:p>
@@ -2313,7 +2583,7 @@
       </w:pPr>
       <w:r>
         <w:rPr>
-          <w:rFonts w:hint="eastAsia"/>
+          <w:rFonts w:hint="eastAsia" w:eastAsia="黑体"/>
         </w:rPr>
         <w:t xml:space="preserve">元件调整影响</w:t>
       </w:r>
@@ -2328,7 +2598,7 @@
       </w:pPr>
       <w:r>
         <w:rPr>
-          <w:rFonts w:hint="eastAsia"/>
+          <w:rFonts w:hint="eastAsia" w:eastAsia="黑体"/>
           <w:b/>
           <w:bCs/>
         </w:rPr>
@@ -2336,6 +2606,7 @@
       </w:r>
       <w:r>
         <w:rPr>
+          <w:rFonts w:eastAsia="黑体"/>
           <w:b/>
           <w:bCs/>
         </w:rPr>
@@ -2343,21 +2614,27 @@
       </w:r>
       <w:r>
         <w:rPr>
-          <w:rFonts w:hint="eastAsia"/>
+          <w:rFonts w:hint="eastAsia" w:eastAsia="黑体"/>
           <w:b/>
           <w:bCs/>
         </w:rPr>
         <w:t xml:space="preserve">阈值升高</w:t>
       </w:r>
       <w:r>
+        <w:rPr>
+          <w:rFonts w:eastAsia="黑体"/>
+        </w:rPr>
         <w:t xml:space="preserve"> </w:t>
       </w:r>
       <w:r>
+        <w:rPr>
+          <w:rFonts w:eastAsia="黑体"/>
+        </w:rPr>
         <w:t xml:space="preserve">→ </w:t>
       </w:r>
       <w:r>
         <w:rPr>
-          <w:rFonts w:hint="eastAsia"/>
+          <w:rFonts w:hint="eastAsia" w:eastAsia="黑体"/>
         </w:rPr>
         <w:t xml:space="preserve">压缩介入输出电平更高。</w:t>
       </w:r>
@@ -2372,7 +2649,7 @@
       </w:pPr>
       <w:r>
         <w:rPr>
-          <w:rFonts w:hint="eastAsia"/>
+          <w:rFonts w:hint="eastAsia" w:eastAsia="黑体"/>
           <w:b/>
           <w:bCs/>
         </w:rPr>
@@ -2380,6 +2657,7 @@
       </w:r>
       <w:r>
         <w:rPr>
+          <w:rFonts w:eastAsia="黑体"/>
           <w:b/>
           <w:bCs/>
         </w:rPr>
@@ -2387,21 +2665,27 @@
       </w:r>
       <w:r>
         <w:rPr>
-          <w:rFonts w:hint="eastAsia"/>
+          <w:rFonts w:hint="eastAsia" w:eastAsia="黑体"/>
           <w:b/>
           <w:bCs/>
         </w:rPr>
         <w:t xml:space="preserve">增大</w:t>
       </w:r>
       <w:r>
+        <w:rPr>
+          <w:rFonts w:eastAsia="黑体"/>
+        </w:rPr>
         <w:t xml:space="preserve"> </w:t>
       </w:r>
       <w:r>
+        <w:rPr>
+          <w:rFonts w:eastAsia="黑体"/>
+        </w:rPr>
         <w:t xml:space="preserve">→ </w:t>
       </w:r>
       <w:r>
         <w:rPr>
-          <w:rFonts w:hint="eastAsia"/>
+          <w:rFonts w:hint="eastAsia" w:eastAsia="黑体"/>
         </w:rPr>
         <w:t xml:space="preserve">启动、恢复时间变长，响应变慢，压缩更平稳。</w:t>
       </w:r>
@@ -2416,21 +2700,27 @@
       </w:pPr>
       <w:r>
         <w:rPr>
-          <w:rFonts w:hint="eastAsia"/>
+          <w:rFonts w:hint="eastAsia" w:eastAsia="黑体"/>
           <w:b/>
           <w:bCs/>
         </w:rPr>
         <w:t xml:space="preserve">检波电阻减小</w:t>
       </w:r>
       <w:r>
+        <w:rPr>
+          <w:rFonts w:eastAsia="黑体"/>
+        </w:rPr>
         <w:t xml:space="preserve"> </w:t>
       </w:r>
       <w:r>
+        <w:rPr>
+          <w:rFonts w:eastAsia="黑体"/>
+        </w:rPr>
         <w:t xml:space="preserve">→ </w:t>
       </w:r>
       <w:r>
         <w:rPr>
-          <w:rFonts w:hint="eastAsia"/>
+          <w:rFonts w:hint="eastAsia" w:eastAsia="黑体"/>
         </w:rPr>
         <w:t xml:space="preserve">恢复加快，可能引入低频失真（泵浦效应）。</w:t>
       </w:r>
@@ -2445,21 +2735,27 @@
       </w:pPr>
       <w:r>
         <w:rPr>
-          <w:rFonts w:hint="eastAsia"/>
+          <w:rFonts w:hint="eastAsia" w:eastAsia="黑体"/>
           <w:b/>
           <w:bCs/>
         </w:rPr>
         <w:t xml:space="preserve">压缩比设定电阻比增大</w:t>
       </w:r>
       <w:r>
+        <w:rPr>
+          <w:rFonts w:eastAsia="黑体"/>
+        </w:rPr>
         <w:t xml:space="preserve"> </w:t>
       </w:r>
       <w:r>
+        <w:rPr>
+          <w:rFonts w:eastAsia="黑体"/>
+        </w:rPr>
         <w:t xml:space="preserve">→ </w:t>
       </w:r>
       <w:r>
         <w:rPr>
-          <w:rFonts w:hint="eastAsia"/>
+          <w:rFonts w:hint="eastAsia" w:eastAsia="黑体"/>
         </w:rPr>
         <w:t xml:space="preserve">压缩越狠，极限趋于限幅。</w:t>
       </w:r>
@@ -2474,7 +2770,7 @@
       </w:pPr>
       <w:r>
         <w:rPr>
-          <w:rFonts w:hint="eastAsia"/>
+          <w:rFonts w:hint="eastAsia" w:eastAsia="黑体"/>
           <w:b/>
           <w:bCs/>
         </w:rPr>
@@ -2482,6 +2778,7 @@
       </w:r>
       <w:r>
         <w:rPr>
+          <w:rFonts w:eastAsia="黑体"/>
           <w:b/>
           <w:bCs/>
         </w:rPr>
@@ -2489,21 +2786,27 @@
       </w:r>
       <w:r>
         <w:rPr>
-          <w:rFonts w:hint="eastAsia"/>
+          <w:rFonts w:hint="eastAsia" w:eastAsia="黑体"/>
           <w:b/>
           <w:bCs/>
         </w:rPr>
         <w:t xml:space="preserve">控制斜率）增大</w:t>
       </w:r>
       <w:r>
+        <w:rPr>
+          <w:rFonts w:eastAsia="黑体"/>
+        </w:rPr>
         <w:t xml:space="preserve"> </w:t>
       </w:r>
       <w:r>
+        <w:rPr>
+          <w:rFonts w:eastAsia="黑体"/>
+        </w:rPr>
         <w:t xml:space="preserve">→ </w:t>
       </w:r>
       <w:r>
         <w:rPr>
-          <w:rFonts w:hint="eastAsia"/>
+          <w:rFonts w:hint="eastAsia" w:eastAsia="黑体"/>
         </w:rPr>
         <w:t xml:space="preserve">最大压缩量增大。</w:t>
       </w:r>
@@ -2516,7 +2819,7 @@
       </w:pPr>
       <w:r>
         <w:rPr>
-          <w:rFonts w:hint="eastAsia"/>
+          <w:rFonts w:hint="eastAsia" w:eastAsia="黑体"/>
         </w:rPr>
         <w:t xml:space="preserve">典型参数示例</w:t>
       </w:r>
@@ -2531,11 +2834,14 @@
       </w:pPr>
       <w:r>
         <w:rPr>
-          <w:rFonts w:hint="eastAsia"/>
+          <w:rFonts w:hint="eastAsia" w:eastAsia="黑体"/>
         </w:rPr>
         <w:t xml:space="preserve">取阈值</w:t>
       </w:r>
       <w:r>
+        <w:rPr>
+          <w:rFonts w:eastAsia="黑体"/>
+        </w:rPr>
         <w:t xml:space="preserve"> </w:t>
       </w:r>
       <m:oMath>
@@ -2582,11 +2888,14 @@
       </m:oMath>
       <w:r>
         <w:rPr>
-          <w:rFonts w:hint="eastAsia"/>
+          <w:rFonts w:hint="eastAsia" w:eastAsia="黑体"/>
         </w:rPr>
         <w:t xml:space="preserve">、压缩比</w:t>
       </w:r>
       <w:r>
+        <w:rPr>
+          <w:rFonts w:eastAsia="黑体"/>
+        </w:rPr>
         <w:t xml:space="preserve"> </w:t>
       </w:r>
       <m:oMath>
@@ -2614,11 +2923,14 @@
       </m:oMath>
       <w:r>
         <w:rPr>
-          <w:rFonts w:hint="eastAsia"/>
+          <w:rFonts w:hint="eastAsia" w:eastAsia="黑体"/>
         </w:rPr>
         <w:t xml:space="preserve">，输入</w:t>
       </w:r>
       <w:r>
+        <w:rPr>
+          <w:rFonts w:eastAsia="黑体"/>
+        </w:rPr>
         <w:t xml:space="preserve"> </w:t>
       </w:r>
       <m:oMath>
@@ -2659,11 +2971,14 @@
       </m:oMath>
       <w:r>
         <w:rPr>
-          <w:rFonts w:hint="eastAsia"/>
+          <w:rFonts w:hint="eastAsia" w:eastAsia="黑体"/>
         </w:rPr>
         <w:t xml:space="preserve">：输出</w:t>
       </w:r>
       <w:r>
+        <w:rPr>
+          <w:rFonts w:eastAsia="黑体"/>
+        </w:rPr>
         <w:t xml:space="preserve"> </w:t>
       </w:r>
       <m:oMath>
@@ -2776,11 +3091,14 @@
       </m:oMath>
       <w:r>
         <w:rPr>
-          <w:rFonts w:hint="eastAsia"/>
+          <w:rFonts w:hint="eastAsia" w:eastAsia="黑体"/>
         </w:rPr>
         <w:t xml:space="preserve">，增益缩减</w:t>
       </w:r>
       <w:r>
+        <w:rPr>
+          <w:rFonts w:eastAsia="黑体"/>
+        </w:rPr>
         <w:t xml:space="preserve"> </w:t>
       </w:r>
       <m:oMath>
@@ -2892,6 +3210,9 @@
         </m:r>
       </m:oMath>
       <w:r>
+        <w:rPr>
+          <w:rFonts w:eastAsia="黑体"/>
+        </w:rPr>
         <w:t xml:space="preserve">。</w:t>
       </w:r>
     </w:p>
@@ -2905,11 +3226,14 @@
       </w:pPr>
       <w:r>
         <w:rPr>
-          <w:rFonts w:hint="eastAsia"/>
+          <w:rFonts w:hint="eastAsia" w:eastAsia="黑体"/>
         </w:rPr>
         <w:t xml:space="preserve">取</w:t>
       </w:r>
       <w:r>
+        <w:rPr>
+          <w:rFonts w:eastAsia="黑体"/>
+        </w:rPr>
         <w:t xml:space="preserve"> </w:t>
       </w:r>
       <m:oMath>
@@ -2946,6 +3270,9 @@
         </m:r>
       </m:oMath>
       <w:r>
+        <w:rPr>
+          <w:rFonts w:eastAsia="黑体"/>
+        </w:rPr>
         <w:t xml:space="preserve">、</w:t>
       </w:r>
       <m:oMath>
@@ -2977,7 +3304,7 @@
       </m:oMath>
       <w:r>
         <w:rPr>
-          <w:rFonts w:hint="eastAsia"/>
+          <w:rFonts w:hint="eastAsia" w:eastAsia="黑体"/>
         </w:rPr>
         <w:t xml:space="preserve">：</w:t>
       </w:r>
@@ -3081,6 +3408,9 @@
         </m:r>
       </m:oMath>
       <w:r>
+        <w:rPr>
+          <w:rFonts w:eastAsia="黑体"/>
+        </w:rPr>
         <w:t xml:space="preserve">。</w:t>
       </w:r>
     </w:p>
@@ -3092,7 +3422,7 @@
       </w:pPr>
       <w:r>
         <w:rPr>
-          <w:rFonts w:hint="eastAsia"/>
+          <w:rFonts w:hint="eastAsia" w:eastAsia="黑体"/>
         </w:rPr>
         <w:t xml:space="preserve">常见器件型号</w:t>
       </w:r>
@@ -3107,7 +3437,7 @@
       </w:pPr>
       <w:r>
         <w:rPr>
-          <w:rFonts w:hint="eastAsia"/>
+          <w:rFonts w:hint="eastAsia" w:eastAsia="黑体"/>
         </w:rPr>
         <w:t xml:space="preserve">运放：NE5532、TL072、OPA2134。</w:t>
       </w:r>
@@ -3122,11 +3452,14 @@
       </w:pPr>
       <w:r>
         <w:rPr>
-          <w:rFonts w:hint="eastAsia"/>
+          <w:rFonts w:hint="eastAsia" w:eastAsia="黑体"/>
         </w:rPr>
         <w:t xml:space="preserve">压控放大器（VCA）：THAT</w:t>
       </w:r>
       <w:r>
+        <w:rPr>
+          <w:rFonts w:eastAsia="黑体"/>
+        </w:rPr>
         <w:t xml:space="preserve"> 2180 / 2181、SSM2164。</w:t>
       </w:r>
     </w:p>
@@ -3140,16 +3473,19 @@
       </w:pPr>
       <w:r>
         <w:rPr>
-          <w:rFonts w:hint="eastAsia"/>
+          <w:rFonts w:hint="eastAsia" w:eastAsia="黑体"/>
         </w:rPr>
         <w:t xml:space="preserve">检波二极管：1N4148、1N914；JFET</w:t>
       </w:r>
       <w:r>
+        <w:rPr>
+          <w:rFonts w:eastAsia="黑体"/>
+        </w:rPr>
         <w:t xml:space="preserve"> </w:t>
       </w:r>
       <w:r>
         <w:rPr>
-          <w:rFonts w:hint="eastAsia"/>
+          <w:rFonts w:hint="eastAsia" w:eastAsia="黑体"/>
         </w:rPr>
         <w:t xml:space="preserve">变阻：J113、BF245。</w:t>
       </w:r>
@@ -3162,7 +3498,7 @@
       </w:pPr>
       <w:r>
         <w:rPr>
-          <w:rFonts w:hint="eastAsia"/>
+          <w:rFonts w:hint="eastAsia" w:eastAsia="黑体"/>
         </w:rPr>
         <w:t xml:space="preserve">注意事项</w:t>
       </w:r>
@@ -3177,7 +3513,7 @@
       </w:pPr>
       <w:r>
         <w:rPr>
-          <w:rFonts w:hint="eastAsia"/>
+          <w:rFonts w:hint="eastAsia" w:eastAsia="黑体"/>
         </w:rPr>
         <w:t xml:space="preserve">启动/恢复时间过短会产生低频“泵浦”失真；过长则电平波动明显。</w:t>
       </w:r>
@@ -3192,16 +3528,19 @@
       </w:pPr>
       <w:r>
         <w:rPr>
-          <w:rFonts w:hint="eastAsia"/>
+          <w:rFonts w:hint="eastAsia" w:eastAsia="黑体"/>
         </w:rPr>
         <w:t xml:space="preserve">检波需采用对数</w:t>
       </w:r>
       <w:r>
+        <w:rPr>
+          <w:rFonts w:eastAsia="黑体"/>
+        </w:rPr>
         <w:t xml:space="preserve"> / RMS </w:t>
       </w:r>
       <w:r>
         <w:rPr>
-          <w:rFonts w:hint="eastAsia"/>
+          <w:rFonts w:hint="eastAsia" w:eastAsia="黑体"/>
         </w:rPr>
         <w:t xml:space="preserve">检波以匹配听觉响度，峰值检波适用于限幅保护。</w:t>
       </w:r>
@@ -3216,25 +3555,31 @@
       </w:pPr>
       <w:r>
         <w:rPr>
-          <w:rFonts w:hint="eastAsia"/>
+          <w:rFonts w:hint="eastAsia" w:eastAsia="黑体"/>
         </w:rPr>
         <w:t xml:space="preserve">非线性增益控制会引入谐波失真，音频用</w:t>
       </w:r>
       <w:r>
+        <w:rPr>
+          <w:rFonts w:eastAsia="黑体"/>
+        </w:rPr>
         <w:t xml:space="preserve"> VCA </w:t>
       </w:r>
       <w:r>
         <w:rPr>
-          <w:rFonts w:hint="eastAsia"/>
+          <w:rFonts w:hint="eastAsia" w:eastAsia="黑体"/>
         </w:rPr>
         <w:t xml:space="preserve">需关注</w:t>
       </w:r>
       <w:r>
+        <w:rPr>
+          <w:rFonts w:eastAsia="黑体"/>
+        </w:rPr>
         <w:t xml:space="preserve"> THD </w:t>
       </w:r>
       <w:r>
         <w:rPr>
-          <w:rFonts w:hint="eastAsia"/>
+          <w:rFonts w:hint="eastAsia" w:eastAsia="黑体"/>
         </w:rPr>
         <w:t xml:space="preserve">指标。</w:t>
       </w:r>
@@ -3247,7 +3592,7 @@
       </w:pPr>
       <w:r>
         <w:rPr>
-          <w:rFonts w:hint="eastAsia"/>
+          <w:rFonts w:hint="eastAsia" w:eastAsia="黑体"/>
         </w:rPr>
         <w:t xml:space="preserve">参考资料</w:t>
       </w:r>
@@ -3261,11 +3606,14 @@
         </w:numPr>
       </w:pPr>
       <w:r>
+        <w:rPr>
+          <w:rFonts w:eastAsia="黑体"/>
+        </w:rPr>
         <w:t xml:space="preserve">THAT Corporation: THAT 2181 VCAs </w:t>
       </w:r>
       <w:r>
         <w:rPr>
-          <w:rFonts w:hint="eastAsia"/>
+          <w:rFonts w:hint="eastAsia" w:eastAsia="黑体"/>
         </w:rPr>
         <w:t xml:space="preserve">数据手册。</w:t>
       </w:r>
@@ -3279,6 +3627,9 @@
         </w:numPr>
       </w:pPr>
       <w:r>
+        <w:rPr>
+          <w:rFonts w:eastAsia="黑体"/>
+        </w:rPr>
         <w:t xml:space="preserve">Wikipedia: Dynamic range compression。</w:t>
       </w:r>
     </w:p>
@@ -3292,16 +3643,19 @@
       </w:pPr>
       <w:r>
         <w:rPr>
-          <w:rFonts w:hint="eastAsia"/>
+          <w:rFonts w:hint="eastAsia" w:eastAsia="黑体"/>
         </w:rPr>
         <w:t xml:space="preserve">《音频功率放大器设计手册》（Douglas</w:t>
       </w:r>
       <w:r>
+        <w:rPr>
+          <w:rFonts w:eastAsia="黑体"/>
+        </w:rPr>
         <w:t xml:space="preserve"> </w:t>
       </w:r>
       <w:r>
         <w:rPr>
-          <w:rFonts w:hint="eastAsia"/>
+          <w:rFonts w:hint="eastAsia" w:eastAsia="黑体"/>
         </w:rPr>
         <w:t xml:space="preserve">Self）。</w:t>
       </w:r>
@@ -3315,11 +3669,11 @@
       </w:pPr>
       <w:r>
         <w:rPr>
-          <w:rFonts w:ascii="Times New Roman" w:hAnsi="Times New Roman"/>
+          <w:rFonts w:ascii="Times New Roman" w:hAnsi="Times New Roman" w:eastAsia="黑体"/>
           <w:color w:val="555555"/>
           <w:sz w:val="21"/>
         </w:rPr>
-        <w:t>材料收集者：杜文杰</w:t>
+        <w:t>材料收集者：杜文杰，WX手机：19519196569，QQ:3478827729</w:t>
       </w:r>
     </w:p>
     <w:sectPr>
@@ -3339,7 +3693,7 @@
 </file>
 
 <file path=word/footer1.xml><?xml version="1.0" encoding="utf-8"?>
-<w:ftr xmlns:m="http://schemas.openxmlformats.org/officeDocument/2006/math" xmlns:mc="http://schemas.openxmlformats.org/markup-compatibility/2006" xmlns:mo="http://schemas.microsoft.com/office/mac/office/2008/main" xmlns:mv="urn:schemas-microsoft-com:mac:vml" xmlns:o="urn:schemas-microsoft-com:office:office" xmlns:r="http://schemas.openxmlformats.org/officeDocument/2006/relationships" xmlns:v="urn:schemas-microsoft-com:vml" xmlns:w10="urn:schemas-microsoft-com:office:word" xmlns:w14="http://schemas.microsoft.com/office/word/2010/wordml" xmlns:w="http://schemas.openxmlformats.org/wordprocessingml/2006/main" xmlns:wne="http://schemas.microsoft.com/office/word/2006/wordml" xmlns:wp14="http://schemas.microsoft.com/office/word/2010/wordprocessingDrawing" xmlns:wp="http://schemas.openxmlformats.org/drawingml/2006/wordprocessingDrawing" xmlns:wpc="http://schemas.microsoft.com/office/word/2010/wordprocessingCanvas" xmlns:wpg="http://schemas.microsoft.com/office/word/2010/wordprocessingGroup" xmlns:wpi="http://schemas.microsoft.com/office/word/2010/wordprocessingInk" xmlns:wps="http://schemas.microsoft.com/office/word/2010/wordprocessingShape" mc:Ignorable="w14 wp14">
+<w:ftr xmlns:mc="http://schemas.openxmlformats.org/markup-compatibility/2006" xmlns:w="http://schemas.openxmlformats.org/wordprocessingml/2006/main" xmlns:m="http://schemas.openxmlformats.org/officeDocument/2006/math" xmlns:mo="http://schemas.microsoft.com/office/mac/office/2008/main" xmlns:mv="urn:schemas-microsoft-com:mac:vml" xmlns:o="urn:schemas-microsoft-com:office:office" xmlns:r="http://schemas.openxmlformats.org/officeDocument/2006/relationships" xmlns:v="urn:schemas-microsoft-com:vml" xmlns:w10="urn:schemas-microsoft-com:office:word" xmlns:w14="http://schemas.microsoft.com/office/word/2010/wordml" xmlns:wne="http://schemas.microsoft.com/office/word/2006/wordml" xmlns:wp14="http://schemas.microsoft.com/office/word/2010/wordprocessingDrawing" xmlns:wp="http://schemas.openxmlformats.org/drawingml/2006/wordprocessingDrawing" xmlns:wpc="http://schemas.microsoft.com/office/word/2010/wordprocessingCanvas" xmlns:wpg="http://schemas.microsoft.com/office/word/2010/wordprocessingGroup" xmlns:wpi="http://schemas.microsoft.com/office/word/2010/wordprocessingInk" xmlns:wps="http://schemas.microsoft.com/office/word/2010/wordprocessingShape" mc:Ignorable="w14 wp14">
   <w:p>
     <w:pPr>
       <w:pStyle w:val="Footer"/>
@@ -3347,12 +3701,14 @@
     </w:pPr>
     <w:r>
       <w:rPr>
+        <w:rFonts w:eastAsia="黑体"/>
         <w:sz w:val="18"/>
       </w:rPr>
       <w:t xml:space="preserve">第 </w:t>
     </w:r>
     <w:r>
       <w:rPr>
+        <w:rFonts w:eastAsia="黑体"/>
         <w:sz w:val="18"/>
       </w:rPr>
       <w:fldChar w:fldCharType="begin"/>
@@ -3361,6 +3717,7 @@
     </w:r>
     <w:r>
       <w:rPr>
+        <w:rFonts w:eastAsia="黑体"/>
         <w:sz w:val="18"/>
       </w:rPr>
       <w:t xml:space="preserve"> 页</w:t>
@@ -3374,6 +3731,9 @@
   <w:footnote w:type="continuationSeparator" w:id="0">
     <w:p>
       <w:r>
+        <w:rPr>
+          <w:rFonts w:eastAsia="黑体"/>
+        </w:rPr>
         <w:continuationSeparator/>
       </w:r>
     </w:p>
@@ -3381,6 +3741,9 @@
   <w:footnote w:type="separator" w:id="-1">
     <w:p>
       <w:r>
+        <w:rPr>
+          <w:rFonts w:eastAsia="黑体"/>
+        </w:rPr>
         <w:separator/>
       </w:r>
     </w:p>
@@ -3389,7 +3752,7 @@
 </file>
 
 <file path=word/header1.xml><?xml version="1.0" encoding="utf-8"?>
-<w:hdr xmlns:m="http://schemas.openxmlformats.org/officeDocument/2006/math" xmlns:mc="http://schemas.openxmlformats.org/markup-compatibility/2006" xmlns:mo="http://schemas.microsoft.com/office/mac/office/2008/main" xmlns:mv="urn:schemas-microsoft-com:mac:vml" xmlns:o="urn:schemas-microsoft-com:office:office" xmlns:r="http://schemas.openxmlformats.org/officeDocument/2006/relationships" xmlns:v="urn:schemas-microsoft-com:vml" xmlns:w10="urn:schemas-microsoft-com:office:word" xmlns:w14="http://schemas.microsoft.com/office/word/2010/wordml" xmlns:w="http://schemas.openxmlformats.org/wordprocessingml/2006/main" xmlns:wne="http://schemas.microsoft.com/office/word/2006/wordml" xmlns:wp14="http://schemas.microsoft.com/office/word/2010/wordprocessingDrawing" xmlns:wp="http://schemas.openxmlformats.org/drawingml/2006/wordprocessingDrawing" xmlns:wpc="http://schemas.microsoft.com/office/word/2010/wordprocessingCanvas" xmlns:wpg="http://schemas.microsoft.com/office/word/2010/wordprocessingGroup" xmlns:wpi="http://schemas.microsoft.com/office/word/2010/wordprocessingInk" xmlns:wps="http://schemas.microsoft.com/office/word/2010/wordprocessingShape" mc:Ignorable="w14 wp14">
+<w:hdr xmlns:mc="http://schemas.openxmlformats.org/markup-compatibility/2006" xmlns:w="http://schemas.openxmlformats.org/wordprocessingml/2006/main" xmlns:m="http://schemas.openxmlformats.org/officeDocument/2006/math" xmlns:mo="http://schemas.microsoft.com/office/mac/office/2008/main" xmlns:mv="urn:schemas-microsoft-com:mac:vml" xmlns:o="urn:schemas-microsoft-com:office:office" xmlns:r="http://schemas.openxmlformats.org/officeDocument/2006/relationships" xmlns:v="urn:schemas-microsoft-com:vml" xmlns:w10="urn:schemas-microsoft-com:office:word" xmlns:w14="http://schemas.microsoft.com/office/word/2010/wordml" xmlns:wne="http://schemas.microsoft.com/office/word/2006/wordml" xmlns:wp14="http://schemas.microsoft.com/office/word/2010/wordprocessingDrawing" xmlns:wp="http://schemas.openxmlformats.org/drawingml/2006/wordprocessingDrawing" xmlns:wpc="http://schemas.microsoft.com/office/word/2010/wordprocessingCanvas" xmlns:wpg="http://schemas.microsoft.com/office/word/2010/wordprocessingGroup" xmlns:wpi="http://schemas.microsoft.com/office/word/2010/wordprocessingInk" xmlns:wps="http://schemas.microsoft.com/office/word/2010/wordprocessingShape" mc:Ignorable="w14 wp14">
   <w:p>
     <w:pPr>
       <w:pStyle w:val="Header"/>
@@ -3397,7 +3760,7 @@
     </w:pPr>
     <w:r>
       <w:rPr>
-        <w:rFonts w:ascii="Times New Roman" w:hAnsi="Times New Roman"/>
+        <w:rFonts w:ascii="Times New Roman" w:hAnsi="Times New Roman" w:eastAsia="黑体"/>
         <w:sz w:val="18"/>
         <w:rFonts w:eastAsia="黑体"/>
         <w:rFonts w:eastAsia="黑体"/>
@@ -3409,7 +3772,7 @@
 </file>
 
 <file path=word/numbering.xml><?xml version="1.0" encoding="utf-8"?>
-<w:numbering xmlns:m="http://schemas.openxmlformats.org/officeDocument/2006/math" xmlns:mc="http://schemas.openxmlformats.org/markup-compatibility/2006" xmlns:mo="http://schemas.microsoft.com/office/mac/office/2008/main" xmlns:mv="urn:schemas-microsoft-com:mac:vml" xmlns:o="urn:schemas-microsoft-com:office:office" xmlns:r="http://schemas.openxmlformats.org/officeDocument/2006/relationships" xmlns:v="urn:schemas-microsoft-com:vml" xmlns:w="http://schemas.openxmlformats.org/wordprocessingml/2006/main" xmlns:w10="urn:schemas-microsoft-com:office:word" xmlns:w14="http://schemas.microsoft.com/office/word/2010/wordml" xmlns:wne="http://schemas.microsoft.com/office/word/2006/wordml" xmlns:wp="http://schemas.openxmlformats.org/drawingml/2006/wordprocessingDrawing" xmlns:wp14="http://schemas.microsoft.com/office/word/2010/wordprocessingDrawing" xmlns:wpc="http://schemas.microsoft.com/office/word/2010/wordprocessingCanvas" xmlns:wpg="http://schemas.microsoft.com/office/word/2010/wordprocessingGroup" xmlns:wpi="http://schemas.microsoft.com/office/word/2010/wordprocessingInk" xmlns:wps="http://schemas.microsoft.com/office/word/2010/wordprocessingShape" mc:Ignorable="w14 wp14">
+<w:numbering xmlns:mc="http://schemas.openxmlformats.org/markup-compatibility/2006" xmlns:w="http://schemas.openxmlformats.org/wordprocessingml/2006/main" xmlns:m="http://schemas.openxmlformats.org/officeDocument/2006/math" xmlns:mo="http://schemas.microsoft.com/office/mac/office/2008/main" xmlns:mv="urn:schemas-microsoft-com:mac:vml" xmlns:o="urn:schemas-microsoft-com:office:office" xmlns:r="http://schemas.openxmlformats.org/officeDocument/2006/relationships" xmlns:v="urn:schemas-microsoft-com:vml" xmlns:w10="urn:schemas-microsoft-com:office:word" xmlns:w14="http://schemas.microsoft.com/office/word/2010/wordml" xmlns:wne="http://schemas.microsoft.com/office/word/2006/wordml" xmlns:wp="http://schemas.openxmlformats.org/drawingml/2006/wordprocessingDrawing" xmlns:wp14="http://schemas.microsoft.com/office/word/2010/wordprocessingDrawing" xmlns:wpc="http://schemas.microsoft.com/office/word/2010/wordprocessingCanvas" xmlns:wpg="http://schemas.microsoft.com/office/word/2010/wordprocessingGroup" xmlns:wpi="http://schemas.microsoft.com/office/word/2010/wordprocessingInk" xmlns:wps="http://schemas.microsoft.com/office/word/2010/wordprocessingShape" mc:Ignorable="w14 wp14">
   <w:abstractNum w:abstractNumId="0">
     <w:nsid w:val="FFFFFF7C"/>
     <w:multiLevelType w:val="singleLevel"/>
@@ -3496,7 +3859,7 @@
         <w:ind w:hanging="360" w:left="1440"/>
       </w:pPr>
       <w:rPr>
-        <w:rFonts w:ascii="Symbol" w:hAnsi="Symbol" w:hint="default"/>
+        <w:rFonts w:ascii="Symbol" w:hAnsi="Symbol" w:hint="default" w:eastAsia="黑体"/>
       </w:rPr>
     </w:lvl>
   </w:abstractNum>
@@ -3517,7 +3880,7 @@
         <w:ind w:hanging="360" w:left="1080"/>
       </w:pPr>
       <w:rPr>
-        <w:rFonts w:ascii="Symbol" w:hAnsi="Symbol" w:hint="default"/>
+        <w:rFonts w:ascii="Symbol" w:hAnsi="Symbol" w:hint="default" w:eastAsia="黑体"/>
       </w:rPr>
     </w:lvl>
   </w:abstractNum>
@@ -3538,7 +3901,7 @@
         <w:ind w:hanging="360" w:left="720"/>
       </w:pPr>
       <w:rPr>
-        <w:rFonts w:ascii="Symbol" w:hAnsi="Symbol" w:hint="default"/>
+        <w:rFonts w:ascii="Symbol" w:hAnsi="Symbol" w:hint="default" w:eastAsia="黑体"/>
       </w:rPr>
     </w:lvl>
   </w:abstractNum>
@@ -3577,7 +3940,7 @@
         <w:ind w:hanging="360" w:left="360"/>
       </w:pPr>
       <w:rPr>
-        <w:rFonts w:ascii="Symbol" w:hAnsi="Symbol" w:hint="default"/>
+        <w:rFonts w:ascii="Symbol" w:hAnsi="Symbol" w:hint="default" w:eastAsia="黑体"/>
       </w:rPr>
     </w:lvl>
   </w:abstractNum>
@@ -3668,7 +4031,7 @@
         <w:ind w:left="720" w:hanging="360"/>
       </w:pPr>
       <w:rPr>
-        <w:rFonts w:ascii="Symbol" w:hAnsi="Symbol" w:cs="Symbol" w:hint="default"/>
+        <w:rFonts w:ascii="Symbol" w:hAnsi="Symbol" w:cs="Symbol" w:hint="default" w:eastAsia="黑体"/>
       </w:rPr>
     </w:lvl>
     <w:lvl w:ilvl="1">
@@ -3679,7 +4042,7 @@
         <w:ind w:left="1440" w:hanging="360"/>
       </w:pPr>
       <w:rPr>
-        <w:rFonts w:ascii="Courier New" w:hAnsi="Courier New" w:cs="Courier New" w:hint="default"/>
+        <w:rFonts w:ascii="Courier New" w:hAnsi="Courier New" w:cs="Courier New" w:hint="default" w:eastAsia="黑体"/>
       </w:rPr>
     </w:lvl>
     <w:lvl w:ilvl="2">
@@ -3690,7 +4053,7 @@
         <w:ind w:left="2160" w:hanging="360"/>
       </w:pPr>
       <w:rPr>
-        <w:rFonts w:ascii="Wingdings" w:hAnsi="Wingdings" w:cs="Wingdings" w:hint="default"/>
+        <w:rFonts w:ascii="Wingdings" w:hAnsi="Wingdings" w:cs="Wingdings" w:hint="default" w:eastAsia="黑体"/>
       </w:rPr>
     </w:lvl>
     <w:lvl w:ilvl="3">
@@ -3701,7 +4064,7 @@
         <w:ind w:left="2880" w:hanging="360"/>
       </w:pPr>
       <w:rPr>
-        <w:rFonts w:ascii="Symbol" w:hAnsi="Symbol" w:cs="Symbol" w:hint="default"/>
+        <w:rFonts w:ascii="Symbol" w:hAnsi="Symbol" w:cs="Symbol" w:hint="default" w:eastAsia="黑体"/>
       </w:rPr>
     </w:lvl>
     <w:lvl w:ilvl="4">
@@ -3712,7 +4075,7 @@
         <w:ind w:left="3600" w:hanging="360"/>
       </w:pPr>
       <w:rPr>
-        <w:rFonts w:ascii="Courier New" w:hAnsi="Courier New" w:cs="Courier New" w:hint="default"/>
+        <w:rFonts w:ascii="Courier New" w:hAnsi="Courier New" w:cs="Courier New" w:hint="default" w:eastAsia="黑体"/>
       </w:rPr>
     </w:lvl>
     <w:lvl w:ilvl="5">
@@ -3723,7 +4086,7 @@
         <w:ind w:left="4320" w:hanging="360"/>
       </w:pPr>
       <w:rPr>
-        <w:rFonts w:ascii="Wingdings" w:hAnsi="Wingdings" w:cs="Wingdings" w:hint="default"/>
+        <w:rFonts w:ascii="Wingdings" w:hAnsi="Wingdings" w:cs="Wingdings" w:hint="default" w:eastAsia="黑体"/>
       </w:rPr>
     </w:lvl>
     <w:lvl w:ilvl="6">
@@ -3734,7 +4097,7 @@
         <w:ind w:left="5040" w:hanging="360"/>
       </w:pPr>
       <w:rPr>
-        <w:rFonts w:ascii="Symbol" w:hAnsi="Symbol" w:cs="Symbol" w:hint="default"/>
+        <w:rFonts w:ascii="Symbol" w:hAnsi="Symbol" w:cs="Symbol" w:hint="default" w:eastAsia="黑体"/>
       </w:rPr>
     </w:lvl>
     <w:lvl w:ilvl="7">
@@ -3745,7 +4108,7 @@
         <w:ind w:left="5760" w:hanging="360"/>
       </w:pPr>
       <w:rPr>
-        <w:rFonts w:ascii="Courier New" w:hAnsi="Courier New" w:cs="Courier New" w:hint="default"/>
+        <w:rFonts w:ascii="Courier New" w:hAnsi="Courier New" w:cs="Courier New" w:hint="default" w:eastAsia="黑体"/>
       </w:rPr>
     </w:lvl>
     <w:lvl w:ilvl="8">
@@ -3756,7 +4119,7 @@
         <w:ind w:left="6480" w:hanging="360"/>
       </w:pPr>
       <w:rPr>
-        <w:rFonts w:ascii="Wingdings" w:hAnsi="Wingdings" w:cs="Wingdings" w:hint="default"/>
+        <w:rFonts w:ascii="Wingdings" w:hAnsi="Wingdings" w:cs="Wingdings" w:hint="default" w:eastAsia="黑体"/>
       </w:rPr>
     </w:lvl>
   </w:abstractNum>
@@ -3815,11 +4178,11 @@
 </file>
 
 <file path=word/styles.xml><?xml version="1.0" encoding="utf-8"?>
-<w:styles xmlns:mc="http://schemas.openxmlformats.org/markup-compatibility/2006" xmlns:r="http://schemas.openxmlformats.org/officeDocument/2006/relationships" xmlns:w="http://schemas.openxmlformats.org/wordprocessingml/2006/main" xmlns:w14="http://schemas.microsoft.com/office/word/2010/wordml" mc:Ignorable="w14">
+<w:styles xmlns:mc="http://schemas.openxmlformats.org/markup-compatibility/2006" xmlns:w="http://schemas.openxmlformats.org/wordprocessingml/2006/main" xmlns:r="http://schemas.openxmlformats.org/officeDocument/2006/relationships" xmlns:w14="http://schemas.microsoft.com/office/word/2010/wordml" mc:Ignorable="w14">
   <w:docDefaults>
     <w:rPrDefault>
       <w:rPr>
-        <w:rFonts w:asciiTheme="minorHAnsi" w:cstheme="minorBidi" w:eastAsiaTheme="minorEastAsia" w:hAnsiTheme="minorHAnsi"/>
+        <w:rFonts w:asciiTheme="minorHAnsi" w:cstheme="minorBidi" w:hAnsiTheme="minorHAnsi" w:eastAsia="黑体"/>
         <w:sz w:val="22"/>
         <w:szCs w:val="22"/>
         <w:lang w:bidi="ar-SA" w:eastAsia="en-US" w:val="en-US"/>
@@ -4041,7 +4404,7 @@
       <w:outlineLvl w:val="0"/>
     </w:pPr>
     <w:rPr>
-      <w:rFonts w:ascii="Times New Roman" w:asciiTheme="majorHAnsi" w:cstheme="majorBidi" w:eastAsia="黑体" w:eastAsiaTheme="majorEastAsia" w:hAnsi="Times New Roman" w:hAnsiTheme="majorHAnsi"/>
+      <w:rFonts w:ascii="Times New Roman" w:asciiTheme="majorHAnsi" w:cstheme="majorBidi" w:eastAsia="黑体" w:hAnsi="Times New Roman" w:hAnsiTheme="majorHAnsi"/>
       <w:b/>
       <w:bCs/>
       <w:color w:val="1F3864"/>
@@ -4065,7 +4428,7 @@
       <w:outlineLvl w:val="1"/>
     </w:pPr>
     <w:rPr>
-      <w:rFonts w:ascii="Times New Roman" w:asciiTheme="majorHAnsi" w:cstheme="majorBidi" w:eastAsia="黑体" w:eastAsiaTheme="majorEastAsia" w:hAnsi="Times New Roman" w:hAnsiTheme="majorHAnsi"/>
+      <w:rFonts w:ascii="Times New Roman" w:asciiTheme="majorHAnsi" w:cstheme="majorBidi" w:eastAsia="黑体" w:hAnsi="Times New Roman" w:hAnsiTheme="majorHAnsi"/>
       <w:b/>
       <w:bCs/>
       <w:color w:val="2E4E7E"/>
@@ -4089,7 +4452,7 @@
       <w:outlineLvl w:val="2"/>
     </w:pPr>
     <w:rPr>
-      <w:rFonts w:ascii="Times New Roman" w:asciiTheme="majorHAnsi" w:cstheme="majorBidi" w:eastAsia="黑体" w:eastAsiaTheme="majorEastAsia" w:hAnsi="Times New Roman" w:hAnsiTheme="majorHAnsi"/>
+      <w:rFonts w:ascii="Times New Roman" w:asciiTheme="majorHAnsi" w:cstheme="majorBidi" w:eastAsia="黑体" w:hAnsi="Times New Roman" w:hAnsiTheme="majorHAnsi"/>
       <w:b/>
       <w:bCs/>
       <w:color w:val="2E4E7E"/>
@@ -4113,7 +4476,7 @@
       <w:outlineLvl w:val="3"/>
     </w:pPr>
     <w:rPr>
-      <w:rFonts w:ascii="Times New Roman" w:asciiTheme="majorHAnsi" w:cstheme="majorBidi" w:eastAsia="黑体" w:eastAsiaTheme="majorEastAsia" w:hAnsi="Times New Roman" w:hAnsiTheme="majorHAnsi"/>
+      <w:rFonts w:ascii="Times New Roman" w:asciiTheme="majorHAnsi" w:cstheme="majorBidi" w:eastAsia="黑体" w:hAnsi="Times New Roman" w:hAnsiTheme="majorHAnsi"/>
       <w:b/>
       <w:bCs/>
       <w:i/>
@@ -4139,7 +4502,7 @@
       <w:outlineLvl w:val="4"/>
     </w:pPr>
     <w:rPr>
-      <w:rFonts w:ascii="Times New Roman" w:asciiTheme="majorHAnsi" w:cstheme="majorBidi" w:eastAsia="黑体" w:eastAsiaTheme="majorEastAsia" w:hAnsi="Times New Roman" w:hAnsiTheme="majorHAnsi"/>
+      <w:rFonts w:ascii="Times New Roman" w:asciiTheme="majorHAnsi" w:cstheme="majorBidi" w:eastAsia="黑体" w:hAnsi="Times New Roman" w:hAnsiTheme="majorHAnsi"/>
       <w:b/>
       <w:color w:val="333333"/>
       <w:sz w:val="22"/>
@@ -4162,7 +4525,7 @@
       <w:outlineLvl w:val="5"/>
     </w:pPr>
     <w:rPr>
-      <w:rFonts w:asciiTheme="majorHAnsi" w:cstheme="majorBidi" w:eastAsiaTheme="majorEastAsia" w:hAnsiTheme="majorHAnsi"/>
+      <w:rFonts w:asciiTheme="majorHAnsi" w:cstheme="majorBidi" w:hAnsiTheme="majorHAnsi" w:eastAsia="黑体"/>
       <w:i/>
       <w:iCs/>
       <w:color w:themeColor="accent1" w:themeShade="7F" w:val="243F60"/>
@@ -4185,7 +4548,7 @@
       <w:outlineLvl w:val="6"/>
     </w:pPr>
     <w:rPr>
-      <w:rFonts w:asciiTheme="majorHAnsi" w:cstheme="majorBidi" w:eastAsiaTheme="majorEastAsia" w:hAnsiTheme="majorHAnsi"/>
+      <w:rFonts w:asciiTheme="majorHAnsi" w:cstheme="majorBidi" w:hAnsiTheme="majorHAnsi" w:eastAsia="黑体"/>
       <w:i/>
       <w:iCs/>
       <w:color w:themeColor="text1" w:themeTint="BF" w:val="404040"/>
@@ -4208,7 +4571,7 @@
       <w:outlineLvl w:val="7"/>
     </w:pPr>
     <w:rPr>
-      <w:rFonts w:asciiTheme="majorHAnsi" w:cstheme="majorBidi" w:eastAsiaTheme="majorEastAsia" w:hAnsiTheme="majorHAnsi"/>
+      <w:rFonts w:asciiTheme="majorHAnsi" w:cstheme="majorBidi" w:hAnsiTheme="majorHAnsi" w:eastAsia="黑体"/>
       <w:color w:themeColor="accent1" w:val="4F81BD"/>
       <w:sz w:val="20"/>
       <w:szCs w:val="20"/>
@@ -4231,7 +4594,7 @@
       <w:outlineLvl w:val="8"/>
     </w:pPr>
     <w:rPr>
-      <w:rFonts w:asciiTheme="majorHAnsi" w:cstheme="majorBidi" w:eastAsiaTheme="majorEastAsia" w:hAnsiTheme="majorHAnsi"/>
+      <w:rFonts w:asciiTheme="majorHAnsi" w:cstheme="majorBidi" w:hAnsiTheme="majorHAnsi" w:eastAsia="黑体"/>
       <w:i/>
       <w:iCs/>
       <w:color w:themeColor="text1" w:themeTint="BF" w:val="404040"/>
@@ -4282,7 +4645,7 @@
     <w:uiPriority w:val="9"/>
     <w:rsid w:val="00FC693F"/>
     <w:rPr>
-      <w:rFonts w:asciiTheme="majorHAnsi" w:cstheme="majorBidi" w:eastAsiaTheme="majorEastAsia" w:hAnsiTheme="majorHAnsi"/>
+      <w:rFonts w:asciiTheme="majorHAnsi" w:cstheme="majorBidi" w:hAnsiTheme="majorHAnsi" w:eastAsia="黑体"/>
       <w:b/>
       <w:bCs/>
       <w:color w:themeColor="accent1" w:themeShade="BF" w:val="365F91"/>
@@ -4297,7 +4660,7 @@
     <w:uiPriority w:val="9"/>
     <w:rsid w:val="00FC693F"/>
     <w:rPr>
-      <w:rFonts w:asciiTheme="majorHAnsi" w:cstheme="majorBidi" w:eastAsiaTheme="majorEastAsia" w:hAnsiTheme="majorHAnsi"/>
+      <w:rFonts w:asciiTheme="majorHAnsi" w:cstheme="majorBidi" w:hAnsiTheme="majorHAnsi" w:eastAsia="黑体"/>
       <w:b/>
       <w:bCs/>
       <w:color w:themeColor="accent1" w:val="4F81BD"/>
@@ -4312,7 +4675,7 @@
     <w:uiPriority w:val="9"/>
     <w:rsid w:val="00FC693F"/>
     <w:rPr>
-      <w:rFonts w:asciiTheme="majorHAnsi" w:cstheme="majorBidi" w:eastAsiaTheme="majorEastAsia" w:hAnsiTheme="majorHAnsi"/>
+      <w:rFonts w:asciiTheme="majorHAnsi" w:cstheme="majorBidi" w:hAnsiTheme="majorHAnsi" w:eastAsia="黑体"/>
       <w:b/>
       <w:bCs/>
       <w:color w:themeColor="accent1" w:val="4F81BD"/>
@@ -4335,7 +4698,7 @@
       <w:contextualSpacing/>
     </w:pPr>
     <w:rPr>
-      <w:rFonts w:ascii="Times New Roman" w:asciiTheme="majorHAnsi" w:cstheme="majorBidi" w:eastAsia="黑体" w:eastAsiaTheme="majorEastAsia" w:hAnsi="Times New Roman" w:hAnsiTheme="majorHAnsi"/>
+      <w:rFonts w:ascii="Times New Roman" w:asciiTheme="majorHAnsi" w:cstheme="majorBidi" w:eastAsia="黑体" w:hAnsi="Times New Roman" w:hAnsiTheme="majorHAnsi"/>
       <w:b/>
       <w:color w:val="1F3864"/>
       <w:spacing w:val="5"/>
@@ -4351,7 +4714,7 @@
     <w:uiPriority w:val="10"/>
     <w:rsid w:val="00FC693F"/>
     <w:rPr>
-      <w:rFonts w:asciiTheme="majorHAnsi" w:cstheme="majorBidi" w:eastAsiaTheme="majorEastAsia" w:hAnsiTheme="majorHAnsi"/>
+      <w:rFonts w:asciiTheme="majorHAnsi" w:cstheme="majorBidi" w:hAnsiTheme="majorHAnsi" w:eastAsia="黑体"/>
       <w:color w:themeColor="text2" w:themeShade="BF" w:val="17365D"/>
       <w:spacing w:val="5"/>
       <w:kern w:val="28"/>
@@ -4373,7 +4736,7 @@
       </w:numPr>
     </w:pPr>
     <w:rPr>
-      <w:rFonts w:asciiTheme="majorHAnsi" w:cstheme="majorBidi" w:eastAsiaTheme="majorEastAsia" w:hAnsiTheme="majorHAnsi"/>
+      <w:rFonts w:asciiTheme="majorHAnsi" w:cstheme="majorBidi" w:hAnsiTheme="majorHAnsi" w:eastAsia="黑体"/>
       <w:i/>
       <w:iCs/>
       <w:color w:themeColor="accent1" w:val="4F81BD"/>
@@ -4389,7 +4752,7 @@
     <w:uiPriority w:val="11"/>
     <w:rsid w:val="00FC693F"/>
     <w:rPr>
-      <w:rFonts w:asciiTheme="majorHAnsi" w:cstheme="majorBidi" w:eastAsiaTheme="majorEastAsia" w:hAnsiTheme="majorHAnsi"/>
+      <w:rFonts w:asciiTheme="majorHAnsi" w:cstheme="majorBidi" w:hAnsiTheme="majorHAnsi" w:eastAsia="黑体"/>
       <w:i/>
       <w:iCs/>
       <w:color w:themeColor="accent1" w:val="4F81BD"/>
@@ -4456,6 +4819,7 @@
       <w:spacing w:after="120"/>
     </w:pPr>
     <w:rPr>
+      <w:rFonts w:eastAsia="黑体"/>
       <w:sz w:val="16"/>
       <w:szCs w:val="16"/>
     </w:rPr>
@@ -4467,6 +4831,7 @@
     <w:uiPriority w:val="99"/>
     <w:rsid w:val="00AA1D8D"/>
     <w:rPr>
+      <w:rFonts w:eastAsia="黑体"/>
       <w:sz w:val="16"/>
       <w:szCs w:val="16"/>
     </w:rPr>
@@ -4636,7 +5001,7 @@
       </w:tabs>
     </w:pPr>
     <w:rPr>
-      <w:rFonts w:ascii="Courier" w:hAnsi="Courier"/>
+      <w:rFonts w:ascii="Courier" w:hAnsi="Courier" w:eastAsia="黑体"/>
       <w:sz w:val="20"/>
       <w:szCs w:val="20"/>
     </w:rPr>
@@ -4648,7 +5013,7 @@
     <w:uiPriority w:val="99"/>
     <w:rsid w:val="0029639D"/>
     <w:rPr>
-      <w:rFonts w:ascii="Courier" w:hAnsi="Courier"/>
+      <w:rFonts w:ascii="Courier" w:hAnsi="Courier" w:eastAsia="黑体"/>
       <w:sz w:val="20"/>
       <w:szCs w:val="20"/>
     </w:rPr>
@@ -4684,6 +5049,7 @@
     <w:uiPriority w:val="29"/>
     <w:rsid w:val="00FC693F"/>
     <w:rPr>
+      <w:rFonts w:eastAsia="黑体"/>
       <w:i/>
       <w:iCs/>
       <w:color w:themeColor="text1" w:val="000000"/>
@@ -4697,7 +5063,7 @@
     <w:semiHidden/>
     <w:rsid w:val="00FC693F"/>
     <w:rPr>
-      <w:rFonts w:asciiTheme="majorHAnsi" w:cstheme="majorBidi" w:eastAsiaTheme="majorEastAsia" w:hAnsiTheme="majorHAnsi"/>
+      <w:rFonts w:asciiTheme="majorHAnsi" w:cstheme="majorBidi" w:hAnsiTheme="majorHAnsi" w:eastAsia="黑体"/>
       <w:b/>
       <w:bCs/>
       <w:i/>
@@ -4713,7 +5079,7 @@
     <w:semiHidden/>
     <w:rsid w:val="00FC693F"/>
     <w:rPr>
-      <w:rFonts w:asciiTheme="majorHAnsi" w:cstheme="majorBidi" w:eastAsiaTheme="majorEastAsia" w:hAnsiTheme="majorHAnsi"/>
+      <w:rFonts w:asciiTheme="majorHAnsi" w:cstheme="majorBidi" w:hAnsiTheme="majorHAnsi" w:eastAsia="黑体"/>
       <w:color w:themeColor="accent1" w:themeShade="7F" w:val="243F60"/>
     </w:rPr>
   </w:style>
@@ -4725,7 +5091,7 @@
     <w:semiHidden/>
     <w:rsid w:val="00FC693F"/>
     <w:rPr>
-      <w:rFonts w:asciiTheme="majorHAnsi" w:cstheme="majorBidi" w:eastAsiaTheme="majorEastAsia" w:hAnsiTheme="majorHAnsi"/>
+      <w:rFonts w:asciiTheme="majorHAnsi" w:cstheme="majorBidi" w:hAnsiTheme="majorHAnsi" w:eastAsia="黑体"/>
       <w:i/>
       <w:iCs/>
       <w:color w:themeColor="accent1" w:themeShade="7F" w:val="243F60"/>
@@ -4739,7 +5105,7 @@
     <w:semiHidden/>
     <w:rsid w:val="00FC693F"/>
     <w:rPr>
-      <w:rFonts w:asciiTheme="majorHAnsi" w:cstheme="majorBidi" w:eastAsiaTheme="majorEastAsia" w:hAnsiTheme="majorHAnsi"/>
+      <w:rFonts w:asciiTheme="majorHAnsi" w:cstheme="majorBidi" w:hAnsiTheme="majorHAnsi" w:eastAsia="黑体"/>
       <w:i/>
       <w:iCs/>
       <w:color w:themeColor="text1" w:themeTint="BF" w:val="404040"/>
@@ -4753,7 +5119,7 @@
     <w:semiHidden/>
     <w:rsid w:val="00FC693F"/>
     <w:rPr>
-      <w:rFonts w:asciiTheme="majorHAnsi" w:cstheme="majorBidi" w:eastAsiaTheme="majorEastAsia" w:hAnsiTheme="majorHAnsi"/>
+      <w:rFonts w:asciiTheme="majorHAnsi" w:cstheme="majorBidi" w:hAnsiTheme="majorHAnsi" w:eastAsia="黑体"/>
       <w:color w:themeColor="accent1" w:val="4F81BD"/>
       <w:sz w:val="20"/>
       <w:szCs w:val="20"/>
@@ -4767,7 +5133,7 @@
     <w:semiHidden/>
     <w:rsid w:val="00FC693F"/>
     <w:rPr>
-      <w:rFonts w:asciiTheme="majorHAnsi" w:cstheme="majorBidi" w:eastAsiaTheme="majorEastAsia" w:hAnsiTheme="majorHAnsi"/>
+      <w:rFonts w:asciiTheme="majorHAnsi" w:cstheme="majorBidi" w:hAnsiTheme="majorHAnsi" w:eastAsia="黑体"/>
       <w:i/>
       <w:iCs/>
       <w:color w:themeColor="text1" w:themeTint="BF" w:val="404040"/>
@@ -4788,6 +5154,7 @@
       <w:spacing w:line="240" w:lineRule="auto"/>
     </w:pPr>
     <w:rPr>
+      <w:rFonts w:eastAsia="黑体"/>
       <w:b/>
       <w:bCs/>
       <w:color w:themeColor="accent1" w:val="4F81BD"/>
@@ -4802,6 +5169,7 @@
     <w:qFormat/>
     <w:rsid w:val="00FC693F"/>
     <w:rPr>
+      <w:rFonts w:eastAsia="黑体"/>
       <w:b/>
       <w:bCs/>
     </w:rPr>
@@ -4813,6 +5181,7 @@
     <w:qFormat/>
     <w:rsid w:val="00FC693F"/>
     <w:rPr>
+      <w:rFonts w:eastAsia="黑体"/>
       <w:i/>
       <w:iCs/>
     </w:rPr>
@@ -4833,6 +5202,7 @@
       <w:ind w:left="936" w:right="936"/>
     </w:pPr>
     <w:rPr>
+      <w:rFonts w:eastAsia="黑体"/>
       <w:b/>
       <w:bCs/>
       <w:i/>
@@ -4847,6 +5217,7 @@
     <w:uiPriority w:val="30"/>
     <w:rsid w:val="00FC693F"/>
     <w:rPr>
+      <w:rFonts w:eastAsia="黑体"/>
       <w:b/>
       <w:bCs/>
       <w:i/>
@@ -4861,6 +5232,7 @@
     <w:qFormat/>
     <w:rsid w:val="00FC693F"/>
     <w:rPr>
+      <w:rFonts w:eastAsia="黑体"/>
       <w:i/>
       <w:iCs/>
       <w:color w:themeColor="text1" w:themeTint="7F" w:val="808080"/>
@@ -4873,6 +5245,7 @@
     <w:qFormat/>
     <w:rsid w:val="00FC693F"/>
     <w:rPr>
+      <w:rFonts w:eastAsia="黑体"/>
       <w:b/>
       <w:bCs/>
       <w:i/>
@@ -4887,6 +5260,7 @@
     <w:qFormat/>
     <w:rsid w:val="00FC693F"/>
     <w:rPr>
+      <w:rFonts w:eastAsia="黑体"/>
       <w:smallCaps/>
       <w:color w:themeColor="accent2" w:val="C0504D"/>
       <w:u w:val="single"/>
@@ -4899,6 +5273,7 @@
     <w:qFormat/>
     <w:rsid w:val="00FC693F"/>
     <w:rPr>
+      <w:rFonts w:eastAsia="黑体"/>
       <w:b/>
       <w:bCs/>
       <w:smallCaps/>
@@ -4914,6 +5289,7 @@
     <w:qFormat/>
     <w:rsid w:val="00FC693F"/>
     <w:rPr>
+      <w:rFonts w:eastAsia="黑体"/>
       <w:b/>
       <w:bCs/>
       <w:smallCaps/>
@@ -4968,6 +5344,7 @@
       <w:spacing w:after="0" w:line="240" w:lineRule="auto"/>
     </w:pPr>
     <w:rPr>
+      <w:rFonts w:eastAsia="黑体"/>
       <w:color w:themeColor="text1" w:themeShade="BF" w:val="000000"/>
     </w:rPr>
     <w:tblPr>
@@ -4990,6 +5367,7 @@
         <w:spacing w:after="0" w:before="0" w:line="240" w:lineRule="auto"/>
       </w:pPr>
       <w:rPr>
+        <w:rFonts w:eastAsia="黑体"/>
         <w:b/>
         <w:bCs/>
       </w:rPr>
@@ -5010,6 +5388,7 @@
         <w:spacing w:after="0" w:before="0" w:line="240" w:lineRule="auto"/>
       </w:pPr>
       <w:rPr>
+        <w:rFonts w:eastAsia="黑体"/>
         <w:b/>
         <w:bCs/>
       </w:rPr>
@@ -5027,12 +5406,14 @@
     </w:tblStylePr>
     <w:tblStylePr w:type="firstCol">
       <w:rPr>
+        <w:rFonts w:eastAsia="黑体"/>
         <w:b/>
         <w:bCs/>
       </w:rPr>
     </w:tblStylePr>
     <w:tblStylePr w:type="lastCol">
       <w:rPr>
+        <w:rFonts w:eastAsia="黑体"/>
         <w:b/>
         <w:bCs/>
       </w:rPr>
@@ -5071,6 +5452,7 @@
       <w:spacing w:after="0" w:line="240" w:lineRule="auto"/>
     </w:pPr>
     <w:rPr>
+      <w:rFonts w:eastAsia="黑体"/>
       <w:color w:themeColor="accent1" w:themeShade="BF" w:val="365F91"/>
     </w:rPr>
     <w:tblPr>
@@ -5093,6 +5475,7 @@
         <w:spacing w:after="0" w:before="0" w:line="240" w:lineRule="auto"/>
       </w:pPr>
       <w:rPr>
+        <w:rFonts w:eastAsia="黑体"/>
         <w:b/>
         <w:bCs/>
       </w:rPr>
@@ -5113,6 +5496,7 @@
         <w:spacing w:after="0" w:before="0" w:line="240" w:lineRule="auto"/>
       </w:pPr>
       <w:rPr>
+        <w:rFonts w:eastAsia="黑体"/>
         <w:b/>
         <w:bCs/>
       </w:rPr>
@@ -5130,12 +5514,14 @@
     </w:tblStylePr>
     <w:tblStylePr w:type="firstCol">
       <w:rPr>
+        <w:rFonts w:eastAsia="黑体"/>
         <w:b/>
         <w:bCs/>
       </w:rPr>
     </w:tblStylePr>
     <w:tblStylePr w:type="lastCol">
       <w:rPr>
+        <w:rFonts w:eastAsia="黑体"/>
         <w:b/>
         <w:bCs/>
       </w:rPr>
@@ -5174,6 +5560,7 @@
       <w:spacing w:after="0" w:line="240" w:lineRule="auto"/>
     </w:pPr>
     <w:rPr>
+      <w:rFonts w:eastAsia="黑体"/>
       <w:color w:themeColor="accent2" w:themeShade="BF" w:val="943634"/>
     </w:rPr>
     <w:tblPr>
@@ -5196,6 +5583,7 @@
         <w:spacing w:after="0" w:before="0" w:line="240" w:lineRule="auto"/>
       </w:pPr>
       <w:rPr>
+        <w:rFonts w:eastAsia="黑体"/>
         <w:b/>
         <w:bCs/>
       </w:rPr>
@@ -5216,6 +5604,7 @@
         <w:spacing w:after="0" w:before="0" w:line="240" w:lineRule="auto"/>
       </w:pPr>
       <w:rPr>
+        <w:rFonts w:eastAsia="黑体"/>
         <w:b/>
         <w:bCs/>
       </w:rPr>
@@ -5233,12 +5622,14 @@
     </w:tblStylePr>
     <w:tblStylePr w:type="firstCol">
       <w:rPr>
+        <w:rFonts w:eastAsia="黑体"/>
         <w:b/>
         <w:bCs/>
       </w:rPr>
     </w:tblStylePr>
     <w:tblStylePr w:type="lastCol">
       <w:rPr>
+        <w:rFonts w:eastAsia="黑体"/>
         <w:b/>
         <w:bCs/>
       </w:rPr>
@@ -5277,6 +5668,7 @@
       <w:spacing w:after="0" w:line="240" w:lineRule="auto"/>
     </w:pPr>
     <w:rPr>
+      <w:rFonts w:eastAsia="黑体"/>
       <w:color w:themeColor="accent3" w:themeShade="BF" w:val="76923C"/>
     </w:rPr>
     <w:tblPr>
@@ -5299,6 +5691,7 @@
         <w:spacing w:after="0" w:before="0" w:line="240" w:lineRule="auto"/>
       </w:pPr>
       <w:rPr>
+        <w:rFonts w:eastAsia="黑体"/>
         <w:b/>
         <w:bCs/>
       </w:rPr>
@@ -5319,6 +5712,7 @@
         <w:spacing w:after="0" w:before="0" w:line="240" w:lineRule="auto"/>
       </w:pPr>
       <w:rPr>
+        <w:rFonts w:eastAsia="黑体"/>
         <w:b/>
         <w:bCs/>
       </w:rPr>
@@ -5336,12 +5730,14 @@
     </w:tblStylePr>
     <w:tblStylePr w:type="firstCol">
       <w:rPr>
+        <w:rFonts w:eastAsia="黑体"/>
         <w:b/>
         <w:bCs/>
       </w:rPr>
     </w:tblStylePr>
     <w:tblStylePr w:type="lastCol">
       <w:rPr>
+        <w:rFonts w:eastAsia="黑体"/>
         <w:b/>
         <w:bCs/>
       </w:rPr>
@@ -5380,6 +5776,7 @@
       <w:spacing w:after="0" w:line="240" w:lineRule="auto"/>
     </w:pPr>
     <w:rPr>
+      <w:rFonts w:eastAsia="黑体"/>
       <w:color w:themeColor="accent4" w:themeShade="BF" w:val="5F497A"/>
     </w:rPr>
     <w:tblPr>
@@ -5402,6 +5799,7 @@
         <w:spacing w:after="0" w:before="0" w:line="240" w:lineRule="auto"/>
       </w:pPr>
       <w:rPr>
+        <w:rFonts w:eastAsia="黑体"/>
         <w:b/>
         <w:bCs/>
       </w:rPr>
@@ -5422,6 +5820,7 @@
         <w:spacing w:after="0" w:before="0" w:line="240" w:lineRule="auto"/>
       </w:pPr>
       <w:rPr>
+        <w:rFonts w:eastAsia="黑体"/>
         <w:b/>
         <w:bCs/>
       </w:rPr>
@@ -5439,12 +5838,14 @@
     </w:tblStylePr>
     <w:tblStylePr w:type="firstCol">
       <w:rPr>
+        <w:rFonts w:eastAsia="黑体"/>
         <w:b/>
         <w:bCs/>
       </w:rPr>
     </w:tblStylePr>
     <w:tblStylePr w:type="lastCol">
       <w:rPr>
+        <w:rFonts w:eastAsia="黑体"/>
         <w:b/>
         <w:bCs/>
       </w:rPr>
@@ -5483,6 +5884,7 @@
       <w:spacing w:after="0" w:line="240" w:lineRule="auto"/>
     </w:pPr>
     <w:rPr>
+      <w:rFonts w:eastAsia="黑体"/>
       <w:color w:themeColor="accent5" w:themeShade="BF" w:val="31849B"/>
     </w:rPr>
     <w:tblPr>
@@ -5505,6 +5907,7 @@
         <w:spacing w:after="0" w:before="0" w:line="240" w:lineRule="auto"/>
       </w:pPr>
       <w:rPr>
+        <w:rFonts w:eastAsia="黑体"/>
         <w:b/>
         <w:bCs/>
       </w:rPr>
@@ -5525,6 +5928,7 @@
         <w:spacing w:after="0" w:before="0" w:line="240" w:lineRule="auto"/>
       </w:pPr>
       <w:rPr>
+        <w:rFonts w:eastAsia="黑体"/>
         <w:b/>
         <w:bCs/>
       </w:rPr>
@@ -5542,12 +5946,14 @@
     </w:tblStylePr>
     <w:tblStylePr w:type="firstCol">
       <w:rPr>
+        <w:rFonts w:eastAsia="黑体"/>
         <w:b/>
         <w:bCs/>
       </w:rPr>
     </w:tblStylePr>
     <w:tblStylePr w:type="lastCol">
       <w:rPr>
+        <w:rFonts w:eastAsia="黑体"/>
         <w:b/>
         <w:bCs/>
       </w:rPr>
@@ -5586,6 +5992,7 @@
       <w:spacing w:after="0" w:line="240" w:lineRule="auto"/>
     </w:pPr>
     <w:rPr>
+      <w:rFonts w:eastAsia="黑体"/>
       <w:color w:themeColor="accent6" w:themeShade="BF" w:val="E36C0A"/>
     </w:rPr>
     <w:tblPr>
@@ -5608,6 +6015,7 @@
         <w:spacing w:after="0" w:before="0" w:line="240" w:lineRule="auto"/>
       </w:pPr>
       <w:rPr>
+        <w:rFonts w:eastAsia="黑体"/>
         <w:b/>
         <w:bCs/>
       </w:rPr>
@@ -5628,6 +6036,7 @@
         <w:spacing w:after="0" w:before="0" w:line="240" w:lineRule="auto"/>
       </w:pPr>
       <w:rPr>
+        <w:rFonts w:eastAsia="黑体"/>
         <w:b/>
         <w:bCs/>
       </w:rPr>
@@ -5645,12 +6054,14 @@
     </w:tblStylePr>
     <w:tblStylePr w:type="firstCol">
       <w:rPr>
+        <w:rFonts w:eastAsia="黑体"/>
         <w:b/>
         <w:bCs/>
       </w:rPr>
     </w:tblStylePr>
     <w:tblStylePr w:type="lastCol">
       <w:rPr>
+        <w:rFonts w:eastAsia="黑体"/>
         <w:b/>
         <w:bCs/>
       </w:rPr>
@@ -5710,6 +6121,7 @@
         <w:spacing w:after="0" w:before="0" w:line="240" w:lineRule="auto"/>
       </w:pPr>
       <w:rPr>
+        <w:rFonts w:eastAsia="黑体"/>
         <w:b/>
         <w:bCs/>
         <w:color w:themeColor="background1" w:val="FFFFFF"/>
@@ -5724,6 +6136,7 @@
         <w:spacing w:after="0" w:before="0" w:line="240" w:lineRule="auto"/>
       </w:pPr>
       <w:rPr>
+        <w:rFonts w:eastAsia="黑体"/>
         <w:b/>
         <w:bCs/>
       </w:rPr>
@@ -5739,12 +6152,14 @@
     </w:tblStylePr>
     <w:tblStylePr w:type="firstCol">
       <w:rPr>
+        <w:rFonts w:eastAsia="黑体"/>
         <w:b/>
         <w:bCs/>
       </w:rPr>
     </w:tblStylePr>
     <w:tblStylePr w:type="lastCol">
       <w:rPr>
+        <w:rFonts w:eastAsia="黑体"/>
         <w:b/>
         <w:bCs/>
       </w:rPr>
@@ -5802,6 +6217,7 @@
         <w:spacing w:after="0" w:before="0" w:line="240" w:lineRule="auto"/>
       </w:pPr>
       <w:rPr>
+        <w:rFonts w:eastAsia="黑体"/>
         <w:b/>
         <w:bCs/>
         <w:color w:themeColor="background1" w:val="FFFFFF"/>
@@ -5816,6 +6232,7 @@
         <w:spacing w:after="0" w:before="0" w:line="240" w:lineRule="auto"/>
       </w:pPr>
       <w:rPr>
+        <w:rFonts w:eastAsia="黑体"/>
         <w:b/>
         <w:bCs/>
       </w:rPr>
@@ -5831,12 +6248,14 @@
     </w:tblStylePr>
     <w:tblStylePr w:type="firstCol">
       <w:rPr>
+        <w:rFonts w:eastAsia="黑体"/>
         <w:b/>
         <w:bCs/>
       </w:rPr>
     </w:tblStylePr>
     <w:tblStylePr w:type="lastCol">
       <w:rPr>
+        <w:rFonts w:eastAsia="黑体"/>
         <w:b/>
         <w:bCs/>
       </w:rPr>
@@ -5894,6 +6313,7 @@
         <w:spacing w:after="0" w:before="0" w:line="240" w:lineRule="auto"/>
       </w:pPr>
       <w:rPr>
+        <w:rFonts w:eastAsia="黑体"/>
         <w:b/>
         <w:bCs/>
         <w:color w:themeColor="background1" w:val="FFFFFF"/>
@@ -5908,6 +6328,7 @@
         <w:spacing w:after="0" w:before="0" w:line="240" w:lineRule="auto"/>
       </w:pPr>
       <w:rPr>
+        <w:rFonts w:eastAsia="黑体"/>
         <w:b/>
         <w:bCs/>
       </w:rPr>
@@ -5923,12 +6344,14 @@
     </w:tblStylePr>
     <w:tblStylePr w:type="firstCol">
       <w:rPr>
+        <w:rFonts w:eastAsia="黑体"/>
         <w:b/>
         <w:bCs/>
       </w:rPr>
     </w:tblStylePr>
     <w:tblStylePr w:type="lastCol">
       <w:rPr>
+        <w:rFonts w:eastAsia="黑体"/>
         <w:b/>
         <w:bCs/>
       </w:rPr>
@@ -5986,6 +6409,7 @@
         <w:spacing w:after="0" w:before="0" w:line="240" w:lineRule="auto"/>
       </w:pPr>
       <w:rPr>
+        <w:rFonts w:eastAsia="黑体"/>
         <w:b/>
         <w:bCs/>
         <w:color w:themeColor="background1" w:val="FFFFFF"/>
@@ -6000,6 +6424,7 @@
         <w:spacing w:after="0" w:before="0" w:line="240" w:lineRule="auto"/>
       </w:pPr>
       <w:rPr>
+        <w:rFonts w:eastAsia="黑体"/>
         <w:b/>
         <w:bCs/>
       </w:rPr>
@@ -6015,12 +6440,14 @@
     </w:tblStylePr>
     <w:tblStylePr w:type="firstCol">
       <w:rPr>
+        <w:rFonts w:eastAsia="黑体"/>
         <w:b/>
         <w:bCs/>
       </w:rPr>
     </w:tblStylePr>
     <w:tblStylePr w:type="lastCol">
       <w:rPr>
+        <w:rFonts w:eastAsia="黑体"/>
         <w:b/>
         <w:bCs/>
       </w:rPr>
@@ -6078,6 +6505,7 @@
         <w:spacing w:after="0" w:before="0" w:line="240" w:lineRule="auto"/>
       </w:pPr>
       <w:rPr>
+        <w:rFonts w:eastAsia="黑体"/>
         <w:b/>
         <w:bCs/>
         <w:color w:themeColor="background1" w:val="FFFFFF"/>
@@ -6092,6 +6520,7 @@
         <w:spacing w:after="0" w:before="0" w:line="240" w:lineRule="auto"/>
       </w:pPr>
       <w:rPr>
+        <w:rFonts w:eastAsia="黑体"/>
         <w:b/>
         <w:bCs/>
       </w:rPr>
@@ -6107,12 +6536,14 @@
     </w:tblStylePr>
     <w:tblStylePr w:type="firstCol">
       <w:rPr>
+        <w:rFonts w:eastAsia="黑体"/>
         <w:b/>
         <w:bCs/>
       </w:rPr>
     </w:tblStylePr>
     <w:tblStylePr w:type="lastCol">
       <w:rPr>
+        <w:rFonts w:eastAsia="黑体"/>
         <w:b/>
         <w:bCs/>
       </w:rPr>
@@ -6170,6 +6601,7 @@
         <w:spacing w:after="0" w:before="0" w:line="240" w:lineRule="auto"/>
       </w:pPr>
       <w:rPr>
+        <w:rFonts w:eastAsia="黑体"/>
         <w:b/>
         <w:bCs/>
         <w:color w:themeColor="background1" w:val="FFFFFF"/>
@@ -6184,6 +6616,7 @@
         <w:spacing w:after="0" w:before="0" w:line="240" w:lineRule="auto"/>
       </w:pPr>
       <w:rPr>
+        <w:rFonts w:eastAsia="黑体"/>
         <w:b/>
         <w:bCs/>
       </w:rPr>
@@ -6199,12 +6632,14 @@
     </w:tblStylePr>
     <w:tblStylePr w:type="firstCol">
       <w:rPr>
+        <w:rFonts w:eastAsia="黑体"/>
         <w:b/>
         <w:bCs/>
       </w:rPr>
     </w:tblStylePr>
     <w:tblStylePr w:type="lastCol">
       <w:rPr>
+        <w:rFonts w:eastAsia="黑体"/>
         <w:b/>
         <w:bCs/>
       </w:rPr>
@@ -6262,6 +6697,7 @@
         <w:spacing w:after="0" w:before="0" w:line="240" w:lineRule="auto"/>
       </w:pPr>
       <w:rPr>
+        <w:rFonts w:eastAsia="黑体"/>
         <w:b/>
         <w:bCs/>
         <w:color w:themeColor="background1" w:val="FFFFFF"/>
@@ -6276,6 +6712,7 @@
         <w:spacing w:after="0" w:before="0" w:line="240" w:lineRule="auto"/>
       </w:pPr>
       <w:rPr>
+        <w:rFonts w:eastAsia="黑体"/>
         <w:b/>
         <w:bCs/>
       </w:rPr>
@@ -6291,12 +6728,14 @@
     </w:tblStylePr>
     <w:tblStylePr w:type="firstCol">
       <w:rPr>
+        <w:rFonts w:eastAsia="黑体"/>
         <w:b/>
         <w:bCs/>
       </w:rPr>
     </w:tblStylePr>
     <w:tblStylePr w:type="lastCol">
       <w:rPr>
+        <w:rFonts w:eastAsia="黑体"/>
         <w:b/>
         <w:bCs/>
       </w:rPr>
@@ -6356,7 +6795,7 @@
         <w:spacing w:after="0" w:before="0" w:line="240" w:lineRule="auto"/>
       </w:pPr>
       <w:rPr>
-        <w:rFonts w:asciiTheme="majorHAnsi" w:cstheme="majorBidi" w:eastAsiaTheme="majorEastAsia" w:hAnsiTheme="majorHAnsi"/>
+        <w:rFonts w:asciiTheme="majorHAnsi" w:cstheme="majorBidi" w:hAnsiTheme="majorHAnsi" w:eastAsia="黑体"/>
         <w:b/>
         <w:bCs/>
       </w:rPr>
@@ -6377,7 +6816,7 @@
         <w:spacing w:after="0" w:before="0" w:line="240" w:lineRule="auto"/>
       </w:pPr>
       <w:rPr>
-        <w:rFonts w:asciiTheme="majorHAnsi" w:cstheme="majorBidi" w:eastAsiaTheme="majorEastAsia" w:hAnsiTheme="majorHAnsi"/>
+        <w:rFonts w:asciiTheme="majorHAnsi" w:cstheme="majorBidi" w:hAnsiTheme="majorHAnsi" w:eastAsia="黑体"/>
         <w:b/>
         <w:bCs/>
       </w:rPr>
@@ -6395,14 +6834,14 @@
     </w:tblStylePr>
     <w:tblStylePr w:type="firstCol">
       <w:rPr>
-        <w:rFonts w:asciiTheme="majorHAnsi" w:cstheme="majorBidi" w:eastAsiaTheme="majorEastAsia" w:hAnsiTheme="majorHAnsi"/>
+        <w:rFonts w:asciiTheme="majorHAnsi" w:cstheme="majorBidi" w:hAnsiTheme="majorHAnsi" w:eastAsia="黑体"/>
         <w:b/>
         <w:bCs/>
       </w:rPr>
     </w:tblStylePr>
     <w:tblStylePr w:type="lastCol">
       <w:rPr>
-        <w:rFonts w:asciiTheme="majorHAnsi" w:cstheme="majorBidi" w:eastAsiaTheme="majorEastAsia" w:hAnsiTheme="majorHAnsi"/>
+        <w:rFonts w:asciiTheme="majorHAnsi" w:cstheme="majorBidi" w:hAnsiTheme="majorHAnsi" w:eastAsia="黑体"/>
         <w:b/>
         <w:bCs/>
       </w:rPr>
@@ -6486,7 +6925,7 @@
         <w:spacing w:after="0" w:before="0" w:line="240" w:lineRule="auto"/>
       </w:pPr>
       <w:rPr>
-        <w:rFonts w:asciiTheme="majorHAnsi" w:cstheme="majorBidi" w:eastAsiaTheme="majorEastAsia" w:hAnsiTheme="majorHAnsi"/>
+        <w:rFonts w:asciiTheme="majorHAnsi" w:cstheme="majorBidi" w:hAnsiTheme="majorHAnsi" w:eastAsia="黑体"/>
         <w:b/>
         <w:bCs/>
       </w:rPr>
@@ -6507,7 +6946,7 @@
         <w:spacing w:after="0" w:before="0" w:line="240" w:lineRule="auto"/>
       </w:pPr>
       <w:rPr>
-        <w:rFonts w:asciiTheme="majorHAnsi" w:cstheme="majorBidi" w:eastAsiaTheme="majorEastAsia" w:hAnsiTheme="majorHAnsi"/>
+        <w:rFonts w:asciiTheme="majorHAnsi" w:cstheme="majorBidi" w:hAnsiTheme="majorHAnsi" w:eastAsia="黑体"/>
         <w:b/>
         <w:bCs/>
       </w:rPr>
@@ -6525,14 +6964,14 @@
     </w:tblStylePr>
     <w:tblStylePr w:type="firstCol">
       <w:rPr>
-        <w:rFonts w:asciiTheme="majorHAnsi" w:cstheme="majorBidi" w:eastAsiaTheme="majorEastAsia" w:hAnsiTheme="majorHAnsi"/>
+        <w:rFonts w:asciiTheme="majorHAnsi" w:cstheme="majorBidi" w:hAnsiTheme="majorHAnsi" w:eastAsia="黑体"/>
         <w:b/>
         <w:bCs/>
       </w:rPr>
     </w:tblStylePr>
     <w:tblStylePr w:type="lastCol">
       <w:rPr>
-        <w:rFonts w:asciiTheme="majorHAnsi" w:cstheme="majorBidi" w:eastAsiaTheme="majorEastAsia" w:hAnsiTheme="majorHAnsi"/>
+        <w:rFonts w:asciiTheme="majorHAnsi" w:cstheme="majorBidi" w:hAnsiTheme="majorHAnsi" w:eastAsia="黑体"/>
         <w:b/>
         <w:bCs/>
       </w:rPr>
@@ -6616,7 +7055,7 @@
         <w:spacing w:after="0" w:before="0" w:line="240" w:lineRule="auto"/>
       </w:pPr>
       <w:rPr>
-        <w:rFonts w:asciiTheme="majorHAnsi" w:cstheme="majorBidi" w:eastAsiaTheme="majorEastAsia" w:hAnsiTheme="majorHAnsi"/>
+        <w:rFonts w:asciiTheme="majorHAnsi" w:cstheme="majorBidi" w:hAnsiTheme="majorHAnsi" w:eastAsia="黑体"/>
         <w:b/>
         <w:bCs/>
       </w:rPr>
@@ -6637,7 +7076,7 @@
         <w:spacing w:after="0" w:before="0" w:line="240" w:lineRule="auto"/>
       </w:pPr>
       <w:rPr>
-        <w:rFonts w:asciiTheme="majorHAnsi" w:cstheme="majorBidi" w:eastAsiaTheme="majorEastAsia" w:hAnsiTheme="majorHAnsi"/>
+        <w:rFonts w:asciiTheme="majorHAnsi" w:cstheme="majorBidi" w:hAnsiTheme="majorHAnsi" w:eastAsia="黑体"/>
         <w:b/>
         <w:bCs/>
       </w:rPr>
@@ -6655,14 +7094,14 @@
     </w:tblStylePr>
     <w:tblStylePr w:type="firstCol">
       <w:rPr>
-        <w:rFonts w:asciiTheme="majorHAnsi" w:cstheme="majorBidi" w:eastAsiaTheme="majorEastAsia" w:hAnsiTheme="majorHAnsi"/>
+        <w:rFonts w:asciiTheme="majorHAnsi" w:cstheme="majorBidi" w:hAnsiTheme="majorHAnsi" w:eastAsia="黑体"/>
         <w:b/>
         <w:bCs/>
       </w:rPr>
     </w:tblStylePr>
     <w:tblStylePr w:type="lastCol">
       <w:rPr>
-        <w:rFonts w:asciiTheme="majorHAnsi" w:cstheme="majorBidi" w:eastAsiaTheme="majorEastAsia" w:hAnsiTheme="majorHAnsi"/>
+        <w:rFonts w:asciiTheme="majorHAnsi" w:cstheme="majorBidi" w:hAnsiTheme="majorHAnsi" w:eastAsia="黑体"/>
         <w:b/>
         <w:bCs/>
       </w:rPr>
@@ -6746,7 +7185,7 @@
         <w:spacing w:after="0" w:before="0" w:line="240" w:lineRule="auto"/>
       </w:pPr>
       <w:rPr>
-        <w:rFonts w:asciiTheme="majorHAnsi" w:cstheme="majorBidi" w:eastAsiaTheme="majorEastAsia" w:hAnsiTheme="majorHAnsi"/>
+        <w:rFonts w:asciiTheme="majorHAnsi" w:cstheme="majorBidi" w:hAnsiTheme="majorHAnsi" w:eastAsia="黑体"/>
         <w:b/>
         <w:bCs/>
       </w:rPr>
@@ -6767,7 +7206,7 @@
         <w:spacing w:after="0" w:before="0" w:line="240" w:lineRule="auto"/>
       </w:pPr>
       <w:rPr>
-        <w:rFonts w:asciiTheme="majorHAnsi" w:cstheme="majorBidi" w:eastAsiaTheme="majorEastAsia" w:hAnsiTheme="majorHAnsi"/>
+        <w:rFonts w:asciiTheme="majorHAnsi" w:cstheme="majorBidi" w:hAnsiTheme="majorHAnsi" w:eastAsia="黑体"/>
         <w:b/>
         <w:bCs/>
       </w:rPr>
@@ -6785,14 +7224,14 @@
     </w:tblStylePr>
     <w:tblStylePr w:type="firstCol">
       <w:rPr>
-        <w:rFonts w:asciiTheme="majorHAnsi" w:cstheme="majorBidi" w:eastAsiaTheme="majorEastAsia" w:hAnsiTheme="majorHAnsi"/>
+        <w:rFonts w:asciiTheme="majorHAnsi" w:cstheme="majorBidi" w:hAnsiTheme="majorHAnsi" w:eastAsia="黑体"/>
         <w:b/>
         <w:bCs/>
       </w:rPr>
     </w:tblStylePr>
     <w:tblStylePr w:type="lastCol">
       <w:rPr>
-        <w:rFonts w:asciiTheme="majorHAnsi" w:cstheme="majorBidi" w:eastAsiaTheme="majorEastAsia" w:hAnsiTheme="majorHAnsi"/>
+        <w:rFonts w:asciiTheme="majorHAnsi" w:cstheme="majorBidi" w:hAnsiTheme="majorHAnsi" w:eastAsia="黑体"/>
         <w:b/>
         <w:bCs/>
       </w:rPr>
@@ -6876,7 +7315,7 @@
         <w:spacing w:after="0" w:before="0" w:line="240" w:lineRule="auto"/>
       </w:pPr>
       <w:rPr>
-        <w:rFonts w:asciiTheme="majorHAnsi" w:cstheme="majorBidi" w:eastAsiaTheme="majorEastAsia" w:hAnsiTheme="majorHAnsi"/>
+        <w:rFonts w:asciiTheme="majorHAnsi" w:cstheme="majorBidi" w:hAnsiTheme="majorHAnsi" w:eastAsia="黑体"/>
         <w:b/>
         <w:bCs/>
       </w:rPr>
@@ -6897,7 +7336,7 @@
         <w:spacing w:after="0" w:before="0" w:line="240" w:lineRule="auto"/>
       </w:pPr>
       <w:rPr>
-        <w:rFonts w:asciiTheme="majorHAnsi" w:cstheme="majorBidi" w:eastAsiaTheme="majorEastAsia" w:hAnsiTheme="majorHAnsi"/>
+        <w:rFonts w:asciiTheme="majorHAnsi" w:cstheme="majorBidi" w:hAnsiTheme="majorHAnsi" w:eastAsia="黑体"/>
         <w:b/>
         <w:bCs/>
       </w:rPr>
@@ -6915,14 +7354,14 @@
     </w:tblStylePr>
     <w:tblStylePr w:type="firstCol">
       <w:rPr>
-        <w:rFonts w:asciiTheme="majorHAnsi" w:cstheme="majorBidi" w:eastAsiaTheme="majorEastAsia" w:hAnsiTheme="majorHAnsi"/>
+        <w:rFonts w:asciiTheme="majorHAnsi" w:cstheme="majorBidi" w:hAnsiTheme="majorHAnsi" w:eastAsia="黑体"/>
         <w:b/>
         <w:bCs/>
       </w:rPr>
     </w:tblStylePr>
     <w:tblStylePr w:type="lastCol">
       <w:rPr>
-        <w:rFonts w:asciiTheme="majorHAnsi" w:cstheme="majorBidi" w:eastAsiaTheme="majorEastAsia" w:hAnsiTheme="majorHAnsi"/>
+        <w:rFonts w:asciiTheme="majorHAnsi" w:cstheme="majorBidi" w:hAnsiTheme="majorHAnsi" w:eastAsia="黑体"/>
         <w:b/>
         <w:bCs/>
       </w:rPr>
@@ -7006,7 +7445,7 @@
         <w:spacing w:after="0" w:before="0" w:line="240" w:lineRule="auto"/>
       </w:pPr>
       <w:rPr>
-        <w:rFonts w:asciiTheme="majorHAnsi" w:cstheme="majorBidi" w:eastAsiaTheme="majorEastAsia" w:hAnsiTheme="majorHAnsi"/>
+        <w:rFonts w:asciiTheme="majorHAnsi" w:cstheme="majorBidi" w:hAnsiTheme="majorHAnsi" w:eastAsia="黑体"/>
         <w:b/>
         <w:bCs/>
       </w:rPr>
@@ -7027,7 +7466,7 @@
         <w:spacing w:after="0" w:before="0" w:line="240" w:lineRule="auto"/>
       </w:pPr>
       <w:rPr>
-        <w:rFonts w:asciiTheme="majorHAnsi" w:cstheme="majorBidi" w:eastAsiaTheme="majorEastAsia" w:hAnsiTheme="majorHAnsi"/>
+        <w:rFonts w:asciiTheme="majorHAnsi" w:cstheme="majorBidi" w:hAnsiTheme="majorHAnsi" w:eastAsia="黑体"/>
         <w:b/>
         <w:bCs/>
       </w:rPr>
@@ -7045,14 +7484,14 @@
     </w:tblStylePr>
     <w:tblStylePr w:type="firstCol">
       <w:rPr>
-        <w:rFonts w:asciiTheme="majorHAnsi" w:cstheme="majorBidi" w:eastAsiaTheme="majorEastAsia" w:hAnsiTheme="majorHAnsi"/>
+        <w:rFonts w:asciiTheme="majorHAnsi" w:cstheme="majorBidi" w:hAnsiTheme="majorHAnsi" w:eastAsia="黑体"/>
         <w:b/>
         <w:bCs/>
       </w:rPr>
     </w:tblStylePr>
     <w:tblStylePr w:type="lastCol">
       <w:rPr>
-        <w:rFonts w:asciiTheme="majorHAnsi" w:cstheme="majorBidi" w:eastAsiaTheme="majorEastAsia" w:hAnsiTheme="majorHAnsi"/>
+        <w:rFonts w:asciiTheme="majorHAnsi" w:cstheme="majorBidi" w:hAnsiTheme="majorHAnsi" w:eastAsia="黑体"/>
         <w:b/>
         <w:bCs/>
       </w:rPr>
@@ -7136,7 +7575,7 @@
         <w:spacing w:after="0" w:before="0" w:line="240" w:lineRule="auto"/>
       </w:pPr>
       <w:rPr>
-        <w:rFonts w:asciiTheme="majorHAnsi" w:cstheme="majorBidi" w:eastAsiaTheme="majorEastAsia" w:hAnsiTheme="majorHAnsi"/>
+        <w:rFonts w:asciiTheme="majorHAnsi" w:cstheme="majorBidi" w:hAnsiTheme="majorHAnsi" w:eastAsia="黑体"/>
         <w:b/>
         <w:bCs/>
       </w:rPr>
@@ -7157,7 +7596,7 @@
         <w:spacing w:after="0" w:before="0" w:line="240" w:lineRule="auto"/>
       </w:pPr>
       <w:rPr>
-        <w:rFonts w:asciiTheme="majorHAnsi" w:cstheme="majorBidi" w:eastAsiaTheme="majorEastAsia" w:hAnsiTheme="majorHAnsi"/>
+        <w:rFonts w:asciiTheme="majorHAnsi" w:cstheme="majorBidi" w:hAnsiTheme="majorHAnsi" w:eastAsia="黑体"/>
         <w:b/>
         <w:bCs/>
       </w:rPr>
@@ -7175,14 +7614,14 @@
     </w:tblStylePr>
     <w:tblStylePr w:type="firstCol">
       <w:rPr>
-        <w:rFonts w:asciiTheme="majorHAnsi" w:cstheme="majorBidi" w:eastAsiaTheme="majorEastAsia" w:hAnsiTheme="majorHAnsi"/>
+        <w:rFonts w:asciiTheme="majorHAnsi" w:cstheme="majorBidi" w:hAnsiTheme="majorHAnsi" w:eastAsia="黑体"/>
         <w:b/>
         <w:bCs/>
       </w:rPr>
     </w:tblStylePr>
     <w:tblStylePr w:type="lastCol">
       <w:rPr>
-        <w:rFonts w:asciiTheme="majorHAnsi" w:cstheme="majorBidi" w:eastAsiaTheme="majorEastAsia" w:hAnsiTheme="majorHAnsi"/>
+        <w:rFonts w:asciiTheme="majorHAnsi" w:cstheme="majorBidi" w:hAnsiTheme="majorHAnsi" w:eastAsia="黑体"/>
         <w:b/>
         <w:bCs/>
       </w:rPr>
@@ -7265,6 +7704,7 @@
         <w:spacing w:after="0" w:before="0" w:line="240" w:lineRule="auto"/>
       </w:pPr>
       <w:rPr>
+        <w:rFonts w:eastAsia="黑体"/>
         <w:b/>
         <w:bCs/>
         <w:color w:themeColor="background1" w:val="FFFFFF"/>
@@ -7287,6 +7727,7 @@
         <w:spacing w:after="0" w:before="0" w:line="240" w:lineRule="auto"/>
       </w:pPr>
       <w:rPr>
+        <w:rFonts w:eastAsia="黑体"/>
         <w:b/>
         <w:bCs/>
       </w:rPr>
@@ -7304,12 +7745,14 @@
     </w:tblStylePr>
     <w:tblStylePr w:type="firstCol">
       <w:rPr>
+        <w:rFonts w:eastAsia="黑体"/>
         <w:b/>
         <w:bCs/>
       </w:rPr>
     </w:tblStylePr>
     <w:tblStylePr w:type="lastCol">
       <w:rPr>
+        <w:rFonts w:eastAsia="黑体"/>
         <w:b/>
         <w:bCs/>
       </w:rPr>
@@ -7371,6 +7814,7 @@
         <w:spacing w:after="0" w:before="0" w:line="240" w:lineRule="auto"/>
       </w:pPr>
       <w:rPr>
+        <w:rFonts w:eastAsia="黑体"/>
         <w:b/>
         <w:bCs/>
         <w:color w:themeColor="background1" w:val="FFFFFF"/>
@@ -7393,6 +7837,7 @@
         <w:spacing w:after="0" w:before="0" w:line="240" w:lineRule="auto"/>
       </w:pPr>
       <w:rPr>
+        <w:rFonts w:eastAsia="黑体"/>
         <w:b/>
         <w:bCs/>
       </w:rPr>
@@ -7410,12 +7855,14 @@
     </w:tblStylePr>
     <w:tblStylePr w:type="firstCol">
       <w:rPr>
+        <w:rFonts w:eastAsia="黑体"/>
         <w:b/>
         <w:bCs/>
       </w:rPr>
     </w:tblStylePr>
     <w:tblStylePr w:type="lastCol">
       <w:rPr>
+        <w:rFonts w:eastAsia="黑体"/>
         <w:b/>
         <w:bCs/>
       </w:rPr>
@@ -7477,6 +7924,7 @@
         <w:spacing w:after="0" w:before="0" w:line="240" w:lineRule="auto"/>
       </w:pPr>
       <w:rPr>
+        <w:rFonts w:eastAsia="黑体"/>
         <w:b/>
         <w:bCs/>
         <w:color w:themeColor="background1" w:val="FFFFFF"/>
@@ -7499,6 +7947,7 @@
         <w:spacing w:after="0" w:before="0" w:line="240" w:lineRule="auto"/>
       </w:pPr>
       <w:rPr>
+        <w:rFonts w:eastAsia="黑体"/>
         <w:b/>
         <w:bCs/>
       </w:rPr>
@@ -7516,12 +7965,14 @@
     </w:tblStylePr>
     <w:tblStylePr w:type="firstCol">
       <w:rPr>
+        <w:rFonts w:eastAsia="黑体"/>
         <w:b/>
         <w:bCs/>
       </w:rPr>
     </w:tblStylePr>
     <w:tblStylePr w:type="lastCol">
       <w:rPr>
+        <w:rFonts w:eastAsia="黑体"/>
         <w:b/>
         <w:bCs/>
       </w:rPr>
@@ -7583,6 +8034,7 @@
         <w:spacing w:after="0" w:before="0" w:line="240" w:lineRule="auto"/>
       </w:pPr>
       <w:rPr>
+        <w:rFonts w:eastAsia="黑体"/>
         <w:b/>
         <w:bCs/>
         <w:color w:themeColor="background1" w:val="FFFFFF"/>
@@ -7605,6 +8057,7 @@
         <w:spacing w:after="0" w:before="0" w:line="240" w:lineRule="auto"/>
       </w:pPr>
       <w:rPr>
+        <w:rFonts w:eastAsia="黑体"/>
         <w:b/>
         <w:bCs/>
       </w:rPr>
@@ -7622,12 +8075,14 @@
     </w:tblStylePr>
     <w:tblStylePr w:type="firstCol">
       <w:rPr>
+        <w:rFonts w:eastAsia="黑体"/>
         <w:b/>
         <w:bCs/>
       </w:rPr>
     </w:tblStylePr>
     <w:tblStylePr w:type="lastCol">
       <w:rPr>
+        <w:rFonts w:eastAsia="黑体"/>
         <w:b/>
         <w:bCs/>
       </w:rPr>
@@ -7689,6 +8144,7 @@
         <w:spacing w:after="0" w:before="0" w:line="240" w:lineRule="auto"/>
       </w:pPr>
       <w:rPr>
+        <w:rFonts w:eastAsia="黑体"/>
         <w:b/>
         <w:bCs/>
         <w:color w:themeColor="background1" w:val="FFFFFF"/>
@@ -7711,6 +8167,7 @@
         <w:spacing w:after="0" w:before="0" w:line="240" w:lineRule="auto"/>
       </w:pPr>
       <w:rPr>
+        <w:rFonts w:eastAsia="黑体"/>
         <w:b/>
         <w:bCs/>
       </w:rPr>
@@ -7728,12 +8185,14 @@
     </w:tblStylePr>
     <w:tblStylePr w:type="firstCol">
       <w:rPr>
+        <w:rFonts w:eastAsia="黑体"/>
         <w:b/>
         <w:bCs/>
       </w:rPr>
     </w:tblStylePr>
     <w:tblStylePr w:type="lastCol">
       <w:rPr>
+        <w:rFonts w:eastAsia="黑体"/>
         <w:b/>
         <w:bCs/>
       </w:rPr>
@@ -7795,6 +8254,7 @@
         <w:spacing w:after="0" w:before="0" w:line="240" w:lineRule="auto"/>
       </w:pPr>
       <w:rPr>
+        <w:rFonts w:eastAsia="黑体"/>
         <w:b/>
         <w:bCs/>
         <w:color w:themeColor="background1" w:val="FFFFFF"/>
@@ -7817,6 +8277,7 @@
         <w:spacing w:after="0" w:before="0" w:line="240" w:lineRule="auto"/>
       </w:pPr>
       <w:rPr>
+        <w:rFonts w:eastAsia="黑体"/>
         <w:b/>
         <w:bCs/>
       </w:rPr>
@@ -7834,12 +8295,14 @@
     </w:tblStylePr>
     <w:tblStylePr w:type="firstCol">
       <w:rPr>
+        <w:rFonts w:eastAsia="黑体"/>
         <w:b/>
         <w:bCs/>
       </w:rPr>
     </w:tblStylePr>
     <w:tblStylePr w:type="lastCol">
       <w:rPr>
+        <w:rFonts w:eastAsia="黑体"/>
         <w:b/>
         <w:bCs/>
       </w:rPr>
@@ -7901,6 +8364,7 @@
         <w:spacing w:after="0" w:before="0" w:line="240" w:lineRule="auto"/>
       </w:pPr>
       <w:rPr>
+        <w:rFonts w:eastAsia="黑体"/>
         <w:b/>
         <w:bCs/>
         <w:color w:themeColor="background1" w:val="FFFFFF"/>
@@ -7923,6 +8387,7 @@
         <w:spacing w:after="0" w:before="0" w:line="240" w:lineRule="auto"/>
       </w:pPr>
       <w:rPr>
+        <w:rFonts w:eastAsia="黑体"/>
         <w:b/>
         <w:bCs/>
       </w:rPr>
@@ -7940,12 +8405,14 @@
     </w:tblStylePr>
     <w:tblStylePr w:type="firstCol">
       <w:rPr>
+        <w:rFonts w:eastAsia="黑体"/>
         <w:b/>
         <w:bCs/>
       </w:rPr>
     </w:tblStylePr>
     <w:tblStylePr w:type="lastCol">
       <w:rPr>
+        <w:rFonts w:eastAsia="黑体"/>
         <w:b/>
         <w:bCs/>
       </w:rPr>
@@ -8004,6 +8471,7 @@
         <w:spacing w:after="0" w:before="0" w:line="240" w:lineRule="auto"/>
       </w:pPr>
       <w:rPr>
+        <w:rFonts w:eastAsia="黑体"/>
         <w:b/>
         <w:bCs/>
         <w:color w:themeColor="background1" w:val="FFFFFF"/>
@@ -8026,6 +8494,7 @@
         <w:spacing w:after="0" w:before="0" w:line="240" w:lineRule="auto"/>
       </w:pPr>
       <w:rPr>
+        <w:rFonts w:eastAsia="黑体"/>
         <w:color w:val="auto"/>
       </w:rPr>
       <w:tblPr/>
@@ -8043,6 +8512,7 @@
     </w:tblStylePr>
     <w:tblStylePr w:type="firstCol">
       <w:rPr>
+        <w:rFonts w:eastAsia="黑体"/>
         <w:b/>
         <w:bCs/>
         <w:color w:themeColor="background1" w:val="FFFFFF"/>
@@ -8062,6 +8532,7 @@
     </w:tblStylePr>
     <w:tblStylePr w:type="lastCol">
       <w:rPr>
+        <w:rFonts w:eastAsia="黑体"/>
         <w:b/>
         <w:bCs/>
         <w:color w:themeColor="background1" w:val="FFFFFF"/>
@@ -8110,6 +8581,7 @@
     </w:tblStylePr>
     <w:tblStylePr w:type="nwCell">
       <w:rPr>
+        <w:rFonts w:eastAsia="黑体"/>
         <w:color w:themeColor="background1" w:val="FFFFFF"/>
       </w:rPr>
       <w:tblPr/>
@@ -8153,6 +8625,7 @@
         <w:spacing w:after="0" w:before="0" w:line="240" w:lineRule="auto"/>
       </w:pPr>
       <w:rPr>
+        <w:rFonts w:eastAsia="黑体"/>
         <w:b/>
         <w:bCs/>
         <w:color w:themeColor="background1" w:val="FFFFFF"/>
@@ -8175,6 +8648,7 @@
         <w:spacing w:after="0" w:before="0" w:line="240" w:lineRule="auto"/>
       </w:pPr>
       <w:rPr>
+        <w:rFonts w:eastAsia="黑体"/>
         <w:color w:val="auto"/>
       </w:rPr>
       <w:tblPr/>
@@ -8192,6 +8666,7 @@
     </w:tblStylePr>
     <w:tblStylePr w:type="firstCol">
       <w:rPr>
+        <w:rFonts w:eastAsia="黑体"/>
         <w:b/>
         <w:bCs/>
         <w:color w:themeColor="background1" w:val="FFFFFF"/>
@@ -8211,6 +8686,7 @@
     </w:tblStylePr>
     <w:tblStylePr w:type="lastCol">
       <w:rPr>
+        <w:rFonts w:eastAsia="黑体"/>
         <w:b/>
         <w:bCs/>
         <w:color w:themeColor="background1" w:val="FFFFFF"/>
@@ -8259,6 +8735,7 @@
     </w:tblStylePr>
     <w:tblStylePr w:type="nwCell">
       <w:rPr>
+        <w:rFonts w:eastAsia="黑体"/>
         <w:color w:themeColor="background1" w:val="FFFFFF"/>
       </w:rPr>
       <w:tblPr/>
@@ -8302,6 +8779,7 @@
         <w:spacing w:after="0" w:before="0" w:line="240" w:lineRule="auto"/>
       </w:pPr>
       <w:rPr>
+        <w:rFonts w:eastAsia="黑体"/>
         <w:b/>
         <w:bCs/>
         <w:color w:themeColor="background1" w:val="FFFFFF"/>
@@ -8324,6 +8802,7 @@
         <w:spacing w:after="0" w:before="0" w:line="240" w:lineRule="auto"/>
       </w:pPr>
       <w:rPr>
+        <w:rFonts w:eastAsia="黑体"/>
         <w:color w:val="auto"/>
       </w:rPr>
       <w:tblPr/>
@@ -8341,6 +8820,7 @@
     </w:tblStylePr>
     <w:tblStylePr w:type="firstCol">
       <w:rPr>
+        <w:rFonts w:eastAsia="黑体"/>
         <w:b/>
         <w:bCs/>
         <w:color w:themeColor="background1" w:val="FFFFFF"/>
@@ -8360,6 +8840,7 @@
     </w:tblStylePr>
     <w:tblStylePr w:type="lastCol">
       <w:rPr>
+        <w:rFonts w:eastAsia="黑体"/>
         <w:b/>
         <w:bCs/>
         <w:color w:themeColor="background1" w:val="FFFFFF"/>
@@ -8408,6 +8889,7 @@
     </w:tblStylePr>
     <w:tblStylePr w:type="nwCell">
       <w:rPr>
+        <w:rFonts w:eastAsia="黑体"/>
         <w:color w:themeColor="background1" w:val="FFFFFF"/>
       </w:rPr>
       <w:tblPr/>
@@ -8451,6 +8933,7 @@
         <w:spacing w:after="0" w:before="0" w:line="240" w:lineRule="auto"/>
       </w:pPr>
       <w:rPr>
+        <w:rFonts w:eastAsia="黑体"/>
         <w:b/>
         <w:bCs/>
         <w:color w:themeColor="background1" w:val="FFFFFF"/>
@@ -8473,6 +8956,7 @@
         <w:spacing w:after="0" w:before="0" w:line="240" w:lineRule="auto"/>
       </w:pPr>
       <w:rPr>
+        <w:rFonts w:eastAsia="黑体"/>
         <w:color w:val="auto"/>
       </w:rPr>
       <w:tblPr/>
@@ -8490,6 +8974,7 @@
     </w:tblStylePr>
     <w:tblStylePr w:type="firstCol">
       <w:rPr>
+        <w:rFonts w:eastAsia="黑体"/>
         <w:b/>
         <w:bCs/>
         <w:color w:themeColor="background1" w:val="FFFFFF"/>
@@ -8509,6 +8994,7 @@
     </w:tblStylePr>
     <w:tblStylePr w:type="lastCol">
       <w:rPr>
+        <w:rFonts w:eastAsia="黑体"/>
         <w:b/>
         <w:bCs/>
         <w:color w:themeColor="background1" w:val="FFFFFF"/>
@@ -8557,6 +9043,7 @@
     </w:tblStylePr>
     <w:tblStylePr w:type="nwCell">
       <w:rPr>
+        <w:rFonts w:eastAsia="黑体"/>
         <w:color w:themeColor="background1" w:val="FFFFFF"/>
       </w:rPr>
       <w:tblPr/>
@@ -8600,6 +9087,7 @@
         <w:spacing w:after="0" w:before="0" w:line="240" w:lineRule="auto"/>
       </w:pPr>
       <w:rPr>
+        <w:rFonts w:eastAsia="黑体"/>
         <w:b/>
         <w:bCs/>
         <w:color w:themeColor="background1" w:val="FFFFFF"/>
@@ -8622,6 +9110,7 @@
         <w:spacing w:after="0" w:before="0" w:line="240" w:lineRule="auto"/>
       </w:pPr>
       <w:rPr>
+        <w:rFonts w:eastAsia="黑体"/>
         <w:color w:val="auto"/>
       </w:rPr>
       <w:tblPr/>
@@ -8639,6 +9128,7 @@
     </w:tblStylePr>
     <w:tblStylePr w:type="firstCol">
       <w:rPr>
+        <w:rFonts w:eastAsia="黑体"/>
         <w:b/>
         <w:bCs/>
         <w:color w:themeColor="background1" w:val="FFFFFF"/>
@@ -8658,6 +9148,7 @@
     </w:tblStylePr>
     <w:tblStylePr w:type="lastCol">
       <w:rPr>
+        <w:rFonts w:eastAsia="黑体"/>
         <w:b/>
         <w:bCs/>
         <w:color w:themeColor="background1" w:val="FFFFFF"/>
@@ -8706,6 +9197,7 @@
     </w:tblStylePr>
     <w:tblStylePr w:type="nwCell">
       <w:rPr>
+        <w:rFonts w:eastAsia="黑体"/>
         <w:color w:themeColor="background1" w:val="FFFFFF"/>
       </w:rPr>
       <w:tblPr/>
@@ -8749,6 +9241,7 @@
         <w:spacing w:after="0" w:before="0" w:line="240" w:lineRule="auto"/>
       </w:pPr>
       <w:rPr>
+        <w:rFonts w:eastAsia="黑体"/>
         <w:b/>
         <w:bCs/>
         <w:color w:themeColor="background1" w:val="FFFFFF"/>
@@ -8771,6 +9264,7 @@
         <w:spacing w:after="0" w:before="0" w:line="240" w:lineRule="auto"/>
       </w:pPr>
       <w:rPr>
+        <w:rFonts w:eastAsia="黑体"/>
         <w:color w:val="auto"/>
       </w:rPr>
       <w:tblPr/>
@@ -8788,6 +9282,7 @@
     </w:tblStylePr>
     <w:tblStylePr w:type="firstCol">
       <w:rPr>
+        <w:rFonts w:eastAsia="黑体"/>
         <w:b/>
         <w:bCs/>
         <w:color w:themeColor="background1" w:val="FFFFFF"/>
@@ -8807,6 +9302,7 @@
     </w:tblStylePr>
     <w:tblStylePr w:type="lastCol">
       <w:rPr>
+        <w:rFonts w:eastAsia="黑体"/>
         <w:b/>
         <w:bCs/>
         <w:color w:themeColor="background1" w:val="FFFFFF"/>
@@ -8855,6 +9351,7 @@
     </w:tblStylePr>
     <w:tblStylePr w:type="nwCell">
       <w:rPr>
+        <w:rFonts w:eastAsia="黑体"/>
         <w:color w:themeColor="background1" w:val="FFFFFF"/>
       </w:rPr>
       <w:tblPr/>
@@ -8898,6 +9395,7 @@
         <w:spacing w:after="0" w:before="0" w:line="240" w:lineRule="auto"/>
       </w:pPr>
       <w:rPr>
+        <w:rFonts w:eastAsia="黑体"/>
         <w:b/>
         <w:bCs/>
         <w:color w:themeColor="background1" w:val="FFFFFF"/>
@@ -8920,6 +9418,7 @@
         <w:spacing w:after="0" w:before="0" w:line="240" w:lineRule="auto"/>
       </w:pPr>
       <w:rPr>
+        <w:rFonts w:eastAsia="黑体"/>
         <w:color w:val="auto"/>
       </w:rPr>
       <w:tblPr/>
@@ -8937,6 +9436,7 @@
     </w:tblStylePr>
     <w:tblStylePr w:type="firstCol">
       <w:rPr>
+        <w:rFonts w:eastAsia="黑体"/>
         <w:b/>
         <w:bCs/>
         <w:color w:themeColor="background1" w:val="FFFFFF"/>
@@ -8956,6 +9456,7 @@
     </w:tblStylePr>
     <w:tblStylePr w:type="lastCol">
       <w:rPr>
+        <w:rFonts w:eastAsia="黑体"/>
         <w:b/>
         <w:bCs/>
         <w:color w:themeColor="background1" w:val="FFFFFF"/>
@@ -9004,6 +9505,7 @@
     </w:tblStylePr>
     <w:tblStylePr w:type="nwCell">
       <w:rPr>
+        <w:rFonts w:eastAsia="黑体"/>
         <w:color w:themeColor="background1" w:val="FFFFFF"/>
       </w:rPr>
       <w:tblPr/>
@@ -9028,6 +9530,7 @@
       <w:spacing w:after="0" w:line="240" w:lineRule="auto"/>
     </w:pPr>
     <w:rPr>
+      <w:rFonts w:eastAsia="黑体"/>
       <w:color w:themeColor="text1" w:val="000000"/>
     </w:rPr>
     <w:tblPr>
@@ -9047,7 +9550,7 @@
     </w:tblPr>
     <w:tblStylePr w:type="firstRow">
       <w:rPr>
-        <w:rFonts w:asciiTheme="majorHAnsi" w:cstheme="majorBidi" w:eastAsiaTheme="majorEastAsia" w:hAnsiTheme="majorHAnsi"/>
+        <w:rFonts w:asciiTheme="majorHAnsi" w:cstheme="majorBidi" w:hAnsiTheme="majorHAnsi" w:eastAsia="黑体"/>
       </w:rPr>
       <w:tblPr/>
       <w:tcPr>
@@ -9059,6 +9562,7 @@
     </w:tblStylePr>
     <w:tblStylePr w:type="lastRow">
       <w:rPr>
+        <w:rFonts w:eastAsia="黑体"/>
         <w:b/>
         <w:bCs/>
         <w:color w:themeColor="text2" w:val="1F497D"/>
@@ -9073,12 +9577,14 @@
     </w:tblStylePr>
     <w:tblStylePr w:type="firstCol">
       <w:rPr>
+        <w:rFonts w:eastAsia="黑体"/>
         <w:b/>
         <w:bCs/>
       </w:rPr>
     </w:tblStylePr>
     <w:tblStylePr w:type="lastCol">
       <w:rPr>
+        <w:rFonts w:eastAsia="黑体"/>
         <w:b/>
         <w:bCs/>
       </w:rPr>
@@ -9112,6 +9618,7 @@
       <w:spacing w:after="0" w:line="240" w:lineRule="auto"/>
     </w:pPr>
     <w:rPr>
+      <w:rFonts w:eastAsia="黑体"/>
       <w:color w:themeColor="text1" w:val="000000"/>
     </w:rPr>
     <w:tblPr>
@@ -9131,7 +9638,7 @@
     </w:tblPr>
     <w:tblStylePr w:type="firstRow">
       <w:rPr>
-        <w:rFonts w:asciiTheme="majorHAnsi" w:cstheme="majorBidi" w:eastAsiaTheme="majorEastAsia" w:hAnsiTheme="majorHAnsi"/>
+        <w:rFonts w:asciiTheme="majorHAnsi" w:cstheme="majorBidi" w:hAnsiTheme="majorHAnsi" w:eastAsia="黑体"/>
       </w:rPr>
       <w:tblPr/>
       <w:tcPr>
@@ -9143,6 +9650,7 @@
     </w:tblStylePr>
     <w:tblStylePr w:type="lastRow">
       <w:rPr>
+        <w:rFonts w:eastAsia="黑体"/>
         <w:b/>
         <w:bCs/>
         <w:color w:themeColor="text2" w:val="1F497D"/>
@@ -9157,12 +9665,14 @@
     </w:tblStylePr>
     <w:tblStylePr w:type="firstCol">
       <w:rPr>
+        <w:rFonts w:eastAsia="黑体"/>
         <w:b/>
         <w:bCs/>
       </w:rPr>
     </w:tblStylePr>
     <w:tblStylePr w:type="lastCol">
       <w:rPr>
+        <w:rFonts w:eastAsia="黑体"/>
         <w:b/>
         <w:bCs/>
       </w:rPr>
@@ -9196,6 +9706,7 @@
       <w:spacing w:after="0" w:line="240" w:lineRule="auto"/>
     </w:pPr>
     <w:rPr>
+      <w:rFonts w:eastAsia="黑体"/>
       <w:color w:themeColor="text1" w:val="000000"/>
     </w:rPr>
     <w:tblPr>
@@ -9215,7 +9726,7 @@
     </w:tblPr>
     <w:tblStylePr w:type="firstRow">
       <w:rPr>
-        <w:rFonts w:asciiTheme="majorHAnsi" w:cstheme="majorBidi" w:eastAsiaTheme="majorEastAsia" w:hAnsiTheme="majorHAnsi"/>
+        <w:rFonts w:asciiTheme="majorHAnsi" w:cstheme="majorBidi" w:hAnsiTheme="majorHAnsi" w:eastAsia="黑体"/>
       </w:rPr>
       <w:tblPr/>
       <w:tcPr>
@@ -9227,6 +9738,7 @@
     </w:tblStylePr>
     <w:tblStylePr w:type="lastRow">
       <w:rPr>
+        <w:rFonts w:eastAsia="黑体"/>
         <w:b/>
         <w:bCs/>
         <w:color w:themeColor="text2" w:val="1F497D"/>
@@ -9241,12 +9753,14 @@
     </w:tblStylePr>
     <w:tblStylePr w:type="firstCol">
       <w:rPr>
+        <w:rFonts w:eastAsia="黑体"/>
         <w:b/>
         <w:bCs/>
       </w:rPr>
     </w:tblStylePr>
     <w:tblStylePr w:type="lastCol">
       <w:rPr>
+        <w:rFonts w:eastAsia="黑体"/>
         <w:b/>
         <w:bCs/>
       </w:rPr>
@@ -9280,6 +9794,7 @@
       <w:spacing w:after="0" w:line="240" w:lineRule="auto"/>
     </w:pPr>
     <w:rPr>
+      <w:rFonts w:eastAsia="黑体"/>
       <w:color w:themeColor="text1" w:val="000000"/>
     </w:rPr>
     <w:tblPr>
@@ -9299,7 +9814,7 @@
     </w:tblPr>
     <w:tblStylePr w:type="firstRow">
       <w:rPr>
-        <w:rFonts w:asciiTheme="majorHAnsi" w:cstheme="majorBidi" w:eastAsiaTheme="majorEastAsia" w:hAnsiTheme="majorHAnsi"/>
+        <w:rFonts w:asciiTheme="majorHAnsi" w:cstheme="majorBidi" w:hAnsiTheme="majorHAnsi" w:eastAsia="黑体"/>
       </w:rPr>
       <w:tblPr/>
       <w:tcPr>
@@ -9311,6 +9826,7 @@
     </w:tblStylePr>
     <w:tblStylePr w:type="lastRow">
       <w:rPr>
+        <w:rFonts w:eastAsia="黑体"/>
         <w:b/>
         <w:bCs/>
         <w:color w:themeColor="text2" w:val="1F497D"/>
@@ -9325,12 +9841,14 @@
     </w:tblStylePr>
     <w:tblStylePr w:type="firstCol">
       <w:rPr>
+        <w:rFonts w:eastAsia="黑体"/>
         <w:b/>
         <w:bCs/>
       </w:rPr>
     </w:tblStylePr>
     <w:tblStylePr w:type="lastCol">
       <w:rPr>
+        <w:rFonts w:eastAsia="黑体"/>
         <w:b/>
         <w:bCs/>
       </w:rPr>
@@ -9364,6 +9882,7 @@
       <w:spacing w:after="0" w:line="240" w:lineRule="auto"/>
     </w:pPr>
     <w:rPr>
+      <w:rFonts w:eastAsia="黑体"/>
       <w:color w:themeColor="text1" w:val="000000"/>
     </w:rPr>
     <w:tblPr>
@@ -9383,7 +9902,7 @@
     </w:tblPr>
     <w:tblStylePr w:type="firstRow">
       <w:rPr>
-        <w:rFonts w:asciiTheme="majorHAnsi" w:cstheme="majorBidi" w:eastAsiaTheme="majorEastAsia" w:hAnsiTheme="majorHAnsi"/>
+        <w:rFonts w:asciiTheme="majorHAnsi" w:cstheme="majorBidi" w:hAnsiTheme="majorHAnsi" w:eastAsia="黑体"/>
       </w:rPr>
       <w:tblPr/>
       <w:tcPr>
@@ -9395,6 +9914,7 @@
     </w:tblStylePr>
     <w:tblStylePr w:type="lastRow">
       <w:rPr>
+        <w:rFonts w:eastAsia="黑体"/>
         <w:b/>
         <w:bCs/>
         <w:color w:themeColor="text2" w:val="1F497D"/>
@@ -9409,12 +9929,14 @@
     </w:tblStylePr>
     <w:tblStylePr w:type="firstCol">
       <w:rPr>
+        <w:rFonts w:eastAsia="黑体"/>
         <w:b/>
         <w:bCs/>
       </w:rPr>
     </w:tblStylePr>
     <w:tblStylePr w:type="lastCol">
       <w:rPr>
+        <w:rFonts w:eastAsia="黑体"/>
         <w:b/>
         <w:bCs/>
       </w:rPr>
@@ -9448,6 +9970,7 @@
       <w:spacing w:after="0" w:line="240" w:lineRule="auto"/>
     </w:pPr>
     <w:rPr>
+      <w:rFonts w:eastAsia="黑体"/>
       <w:color w:themeColor="text1" w:val="000000"/>
     </w:rPr>
     <w:tblPr>
@@ -9467,7 +9990,7 @@
     </w:tblPr>
     <w:tblStylePr w:type="firstRow">
       <w:rPr>
-        <w:rFonts w:asciiTheme="majorHAnsi" w:cstheme="majorBidi" w:eastAsiaTheme="majorEastAsia" w:hAnsiTheme="majorHAnsi"/>
+        <w:rFonts w:asciiTheme="majorHAnsi" w:cstheme="majorBidi" w:hAnsiTheme="majorHAnsi" w:eastAsia="黑体"/>
       </w:rPr>
       <w:tblPr/>
       <w:tcPr>
@@ -9479,6 +10002,7 @@
     </w:tblStylePr>
     <w:tblStylePr w:type="lastRow">
       <w:rPr>
+        <w:rFonts w:eastAsia="黑体"/>
         <w:b/>
         <w:bCs/>
         <w:color w:themeColor="text2" w:val="1F497D"/>
@@ -9493,12 +10017,14 @@
     </w:tblStylePr>
     <w:tblStylePr w:type="firstCol">
       <w:rPr>
+        <w:rFonts w:eastAsia="黑体"/>
         <w:b/>
         <w:bCs/>
       </w:rPr>
     </w:tblStylePr>
     <w:tblStylePr w:type="lastCol">
       <w:rPr>
+        <w:rFonts w:eastAsia="黑体"/>
         <w:b/>
         <w:bCs/>
       </w:rPr>
@@ -9532,6 +10058,7 @@
       <w:spacing w:after="0" w:line="240" w:lineRule="auto"/>
     </w:pPr>
     <w:rPr>
+      <w:rFonts w:eastAsia="黑体"/>
       <w:color w:themeColor="text1" w:val="000000"/>
     </w:rPr>
     <w:tblPr>
@@ -9551,7 +10078,7 @@
     </w:tblPr>
     <w:tblStylePr w:type="firstRow">
       <w:rPr>
-        <w:rFonts w:asciiTheme="majorHAnsi" w:cstheme="majorBidi" w:eastAsiaTheme="majorEastAsia" w:hAnsiTheme="majorHAnsi"/>
+        <w:rFonts w:asciiTheme="majorHAnsi" w:cstheme="majorBidi" w:hAnsiTheme="majorHAnsi" w:eastAsia="黑体"/>
       </w:rPr>
       <w:tblPr/>
       <w:tcPr>
@@ -9563,6 +10090,7 @@
     </w:tblStylePr>
     <w:tblStylePr w:type="lastRow">
       <w:rPr>
+        <w:rFonts w:eastAsia="黑体"/>
         <w:b/>
         <w:bCs/>
         <w:color w:themeColor="text2" w:val="1F497D"/>
@@ -9577,12 +10105,14 @@
     </w:tblStylePr>
     <w:tblStylePr w:type="firstCol">
       <w:rPr>
+        <w:rFonts w:eastAsia="黑体"/>
         <w:b/>
         <w:bCs/>
       </w:rPr>
     </w:tblStylePr>
     <w:tblStylePr w:type="lastCol">
       <w:rPr>
+        <w:rFonts w:eastAsia="黑体"/>
         <w:b/>
         <w:bCs/>
       </w:rPr>
@@ -9616,7 +10146,7 @@
       <w:spacing w:after="0" w:line="240" w:lineRule="auto"/>
     </w:pPr>
     <w:rPr>
-      <w:rFonts w:asciiTheme="majorHAnsi" w:cstheme="majorBidi" w:eastAsiaTheme="majorEastAsia" w:hAnsiTheme="majorHAnsi"/>
+      <w:rFonts w:asciiTheme="majorHAnsi" w:cstheme="majorBidi" w:hAnsiTheme="majorHAnsi" w:eastAsia="黑体"/>
       <w:color w:themeColor="text1" w:val="000000"/>
     </w:rPr>
     <w:tblPr>
@@ -9638,6 +10168,7 @@
     </w:tblPr>
     <w:tblStylePr w:type="firstRow">
       <w:rPr>
+        <w:rFonts w:eastAsia="黑体"/>
         <w:sz w:val="24"/>
         <w:szCs w:val="24"/>
       </w:rPr>
@@ -9744,7 +10275,7 @@
       <w:spacing w:after="0" w:line="240" w:lineRule="auto"/>
     </w:pPr>
     <w:rPr>
-      <w:rFonts w:asciiTheme="majorHAnsi" w:cstheme="majorBidi" w:eastAsiaTheme="majorEastAsia" w:hAnsiTheme="majorHAnsi"/>
+      <w:rFonts w:asciiTheme="majorHAnsi" w:cstheme="majorBidi" w:hAnsiTheme="majorHAnsi" w:eastAsia="黑体"/>
       <w:color w:themeColor="text1" w:val="000000"/>
     </w:rPr>
     <w:tblPr>
@@ -9766,6 +10297,7 @@
     </w:tblPr>
     <w:tblStylePr w:type="firstRow">
       <w:rPr>
+        <w:rFonts w:eastAsia="黑体"/>
         <w:sz w:val="24"/>
         <w:szCs w:val="24"/>
       </w:rPr>
@@ -9872,7 +10404,7 @@
       <w:spacing w:after="0" w:line="240" w:lineRule="auto"/>
     </w:pPr>
     <w:rPr>
-      <w:rFonts w:asciiTheme="majorHAnsi" w:cstheme="majorBidi" w:eastAsiaTheme="majorEastAsia" w:hAnsiTheme="majorHAnsi"/>
+      <w:rFonts w:asciiTheme="majorHAnsi" w:cstheme="majorBidi" w:hAnsiTheme="majorHAnsi" w:eastAsia="黑体"/>
       <w:color w:themeColor="text1" w:val="000000"/>
     </w:rPr>
     <w:tblPr>
@@ -9894,6 +10426,7 @@
     </w:tblPr>
     <w:tblStylePr w:type="firstRow">
       <w:rPr>
+        <w:rFonts w:eastAsia="黑体"/>
         <w:sz w:val="24"/>
         <w:szCs w:val="24"/>
       </w:rPr>
@@ -10000,7 +10533,7 @@
       <w:spacing w:after="0" w:line="240" w:lineRule="auto"/>
     </w:pPr>
     <w:rPr>
-      <w:rFonts w:asciiTheme="majorHAnsi" w:cstheme="majorBidi" w:eastAsiaTheme="majorEastAsia" w:hAnsiTheme="majorHAnsi"/>
+      <w:rFonts w:asciiTheme="majorHAnsi" w:cstheme="majorBidi" w:hAnsiTheme="majorHAnsi" w:eastAsia="黑体"/>
       <w:color w:themeColor="text1" w:val="000000"/>
     </w:rPr>
     <w:tblPr>
@@ -10022,6 +10555,7 @@
     </w:tblPr>
     <w:tblStylePr w:type="firstRow">
       <w:rPr>
+        <w:rFonts w:eastAsia="黑体"/>
         <w:sz w:val="24"/>
         <w:szCs w:val="24"/>
       </w:rPr>
@@ -10128,7 +10662,7 @@
       <w:spacing w:after="0" w:line="240" w:lineRule="auto"/>
     </w:pPr>
     <w:rPr>
-      <w:rFonts w:asciiTheme="majorHAnsi" w:cstheme="majorBidi" w:eastAsiaTheme="majorEastAsia" w:hAnsiTheme="majorHAnsi"/>
+      <w:rFonts w:asciiTheme="majorHAnsi" w:cstheme="majorBidi" w:hAnsiTheme="majorHAnsi" w:eastAsia="黑体"/>
       <w:color w:themeColor="text1" w:val="000000"/>
     </w:rPr>
     <w:tblPr>
@@ -10150,6 +10684,7 @@
     </w:tblPr>
     <w:tblStylePr w:type="firstRow">
       <w:rPr>
+        <w:rFonts w:eastAsia="黑体"/>
         <w:sz w:val="24"/>
         <w:szCs w:val="24"/>
       </w:rPr>
@@ -10256,7 +10791,7 @@
       <w:spacing w:after="0" w:line="240" w:lineRule="auto"/>
     </w:pPr>
     <w:rPr>
-      <w:rFonts w:asciiTheme="majorHAnsi" w:cstheme="majorBidi" w:eastAsiaTheme="majorEastAsia" w:hAnsiTheme="majorHAnsi"/>
+      <w:rFonts w:asciiTheme="majorHAnsi" w:cstheme="majorBidi" w:hAnsiTheme="majorHAnsi" w:eastAsia="黑体"/>
       <w:color w:themeColor="text1" w:val="000000"/>
     </w:rPr>
     <w:tblPr>
@@ -10278,6 +10813,7 @@
     </w:tblPr>
     <w:tblStylePr w:type="firstRow">
       <w:rPr>
+        <w:rFonts w:eastAsia="黑体"/>
         <w:sz w:val="24"/>
         <w:szCs w:val="24"/>
       </w:rPr>
@@ -10384,7 +10920,7 @@
       <w:spacing w:after="0" w:line="240" w:lineRule="auto"/>
     </w:pPr>
     <w:rPr>
-      <w:rFonts w:asciiTheme="majorHAnsi" w:cstheme="majorBidi" w:eastAsiaTheme="majorEastAsia" w:hAnsiTheme="majorHAnsi"/>
+      <w:rFonts w:asciiTheme="majorHAnsi" w:cstheme="majorBidi" w:hAnsiTheme="majorHAnsi" w:eastAsia="黑体"/>
       <w:color w:themeColor="text1" w:val="000000"/>
     </w:rPr>
     <w:tblPr>
@@ -10406,6 +10942,7 @@
     </w:tblPr>
     <w:tblStylePr w:type="firstRow">
       <w:rPr>
+        <w:rFonts w:eastAsia="黑体"/>
         <w:sz w:val="24"/>
         <w:szCs w:val="24"/>
       </w:rPr>
@@ -10535,12 +11072,14 @@
     </w:tcPr>
     <w:tblStylePr w:type="firstRow">
       <w:rPr>
+        <w:rFonts w:eastAsia="黑体"/>
         <w:b/>
         <w:bCs/>
       </w:rPr>
     </w:tblStylePr>
     <w:tblStylePr w:type="lastRow">
       <w:rPr>
+        <w:rFonts w:eastAsia="黑体"/>
         <w:b/>
         <w:bCs/>
       </w:rPr>
@@ -10553,12 +11092,14 @@
     </w:tblStylePr>
     <w:tblStylePr w:type="firstCol">
       <w:rPr>
+        <w:rFonts w:eastAsia="黑体"/>
         <w:b/>
         <w:bCs/>
       </w:rPr>
     </w:tblStylePr>
     <w:tblStylePr w:type="lastCol">
       <w:rPr>
+        <w:rFonts w:eastAsia="黑体"/>
         <w:b/>
         <w:bCs/>
       </w:rPr>
@@ -10608,12 +11149,14 @@
     </w:tcPr>
     <w:tblStylePr w:type="firstRow">
       <w:rPr>
+        <w:rFonts w:eastAsia="黑体"/>
         <w:b/>
         <w:bCs/>
       </w:rPr>
     </w:tblStylePr>
     <w:tblStylePr w:type="lastRow">
       <w:rPr>
+        <w:rFonts w:eastAsia="黑体"/>
         <w:b/>
         <w:bCs/>
       </w:rPr>
@@ -10626,12 +11169,14 @@
     </w:tblStylePr>
     <w:tblStylePr w:type="firstCol">
       <w:rPr>
+        <w:rFonts w:eastAsia="黑体"/>
         <w:b/>
         <w:bCs/>
       </w:rPr>
     </w:tblStylePr>
     <w:tblStylePr w:type="lastCol">
       <w:rPr>
+        <w:rFonts w:eastAsia="黑体"/>
         <w:b/>
         <w:bCs/>
       </w:rPr>
@@ -10681,12 +11226,14 @@
     </w:tcPr>
     <w:tblStylePr w:type="firstRow">
       <w:rPr>
+        <w:rFonts w:eastAsia="黑体"/>
         <w:b/>
         <w:bCs/>
       </w:rPr>
     </w:tblStylePr>
     <w:tblStylePr w:type="lastRow">
       <w:rPr>
+        <w:rFonts w:eastAsia="黑体"/>
         <w:b/>
         <w:bCs/>
       </w:rPr>
@@ -10699,12 +11246,14 @@
     </w:tblStylePr>
     <w:tblStylePr w:type="firstCol">
       <w:rPr>
+        <w:rFonts w:eastAsia="黑体"/>
         <w:b/>
         <w:bCs/>
       </w:rPr>
     </w:tblStylePr>
     <w:tblStylePr w:type="lastCol">
       <w:rPr>
+        <w:rFonts w:eastAsia="黑体"/>
         <w:b/>
         <w:bCs/>
       </w:rPr>
@@ -10754,12 +11303,14 @@
     </w:tcPr>
     <w:tblStylePr w:type="firstRow">
       <w:rPr>
+        <w:rFonts w:eastAsia="黑体"/>
         <w:b/>
         <w:bCs/>
       </w:rPr>
     </w:tblStylePr>
     <w:tblStylePr w:type="lastRow">
       <w:rPr>
+        <w:rFonts w:eastAsia="黑体"/>
         <w:b/>
         <w:bCs/>
       </w:rPr>
@@ -10772,12 +11323,14 @@
     </w:tblStylePr>
     <w:tblStylePr w:type="firstCol">
       <w:rPr>
+        <w:rFonts w:eastAsia="黑体"/>
         <w:b/>
         <w:bCs/>
       </w:rPr>
     </w:tblStylePr>
     <w:tblStylePr w:type="lastCol">
       <w:rPr>
+        <w:rFonts w:eastAsia="黑体"/>
         <w:b/>
         <w:bCs/>
       </w:rPr>
@@ -10827,12 +11380,14 @@
     </w:tcPr>
     <w:tblStylePr w:type="firstRow">
       <w:rPr>
+        <w:rFonts w:eastAsia="黑体"/>
         <w:b/>
         <w:bCs/>
       </w:rPr>
     </w:tblStylePr>
     <w:tblStylePr w:type="lastRow">
       <w:rPr>
+        <w:rFonts w:eastAsia="黑体"/>
         <w:b/>
         <w:bCs/>
       </w:rPr>
@@ -10845,12 +11400,14 @@
     </w:tblStylePr>
     <w:tblStylePr w:type="firstCol">
       <w:rPr>
+        <w:rFonts w:eastAsia="黑体"/>
         <w:b/>
         <w:bCs/>
       </w:rPr>
     </w:tblStylePr>
     <w:tblStylePr w:type="lastCol">
       <w:rPr>
+        <w:rFonts w:eastAsia="黑体"/>
         <w:b/>
         <w:bCs/>
       </w:rPr>
@@ -10900,12 +11457,14 @@
     </w:tcPr>
     <w:tblStylePr w:type="firstRow">
       <w:rPr>
+        <w:rFonts w:eastAsia="黑体"/>
         <w:b/>
         <w:bCs/>
       </w:rPr>
     </w:tblStylePr>
     <w:tblStylePr w:type="lastRow">
       <w:rPr>
+        <w:rFonts w:eastAsia="黑体"/>
         <w:b/>
         <w:bCs/>
       </w:rPr>
@@ -10918,12 +11477,14 @@
     </w:tblStylePr>
     <w:tblStylePr w:type="firstCol">
       <w:rPr>
+        <w:rFonts w:eastAsia="黑体"/>
         <w:b/>
         <w:bCs/>
       </w:rPr>
     </w:tblStylePr>
     <w:tblStylePr w:type="lastCol">
       <w:rPr>
+        <w:rFonts w:eastAsia="黑体"/>
         <w:b/>
         <w:bCs/>
       </w:rPr>
@@ -10973,12 +11534,14 @@
     </w:tcPr>
     <w:tblStylePr w:type="firstRow">
       <w:rPr>
+        <w:rFonts w:eastAsia="黑体"/>
         <w:b/>
         <w:bCs/>
       </w:rPr>
     </w:tblStylePr>
     <w:tblStylePr w:type="lastRow">
       <w:rPr>
+        <w:rFonts w:eastAsia="黑体"/>
         <w:b/>
         <w:bCs/>
       </w:rPr>
@@ -10991,12 +11554,14 @@
     </w:tblStylePr>
     <w:tblStylePr w:type="firstCol">
       <w:rPr>
+        <w:rFonts w:eastAsia="黑体"/>
         <w:b/>
         <w:bCs/>
       </w:rPr>
     </w:tblStylePr>
     <w:tblStylePr w:type="lastCol">
       <w:rPr>
+        <w:rFonts w:eastAsia="黑体"/>
         <w:b/>
         <w:bCs/>
       </w:rPr>
@@ -11023,7 +11588,7 @@
       <w:spacing w:after="0" w:line="240" w:lineRule="auto"/>
     </w:pPr>
     <w:rPr>
-      <w:rFonts w:asciiTheme="majorHAnsi" w:cstheme="majorBidi" w:eastAsiaTheme="majorEastAsia" w:hAnsiTheme="majorHAnsi"/>
+      <w:rFonts w:asciiTheme="majorHAnsi" w:cstheme="majorBidi" w:hAnsiTheme="majorHAnsi" w:eastAsia="黑体"/>
       <w:color w:themeColor="text1" w:val="000000"/>
     </w:rPr>
     <w:tblPr>
@@ -11050,6 +11615,7 @@
     </w:tcPr>
     <w:tblStylePr w:type="firstRow">
       <w:rPr>
+        <w:rFonts w:eastAsia="黑体"/>
         <w:b/>
         <w:bCs/>
         <w:color w:themeColor="text1" w:val="000000"/>
@@ -11061,6 +11627,7 @@
     </w:tblStylePr>
     <w:tblStylePr w:type="lastRow">
       <w:rPr>
+        <w:rFonts w:eastAsia="黑体"/>
         <w:b/>
         <w:bCs/>
         <w:color w:themeColor="text1" w:val="000000"/>
@@ -11080,6 +11647,7 @@
     </w:tblStylePr>
     <w:tblStylePr w:type="firstCol">
       <w:rPr>
+        <w:rFonts w:eastAsia="黑体"/>
         <w:b/>
         <w:bCs/>
         <w:color w:themeColor="text1" w:val="000000"/>
@@ -11099,6 +11667,7 @@
     </w:tblStylePr>
     <w:tblStylePr w:type="lastCol">
       <w:rPr>
+        <w:rFonts w:eastAsia="黑体"/>
         <w:b w:val="0"/>
         <w:bCs w:val="0"/>
         <w:color w:themeColor="text1" w:val="000000"/>
@@ -11148,7 +11717,7 @@
       <w:spacing w:after="0" w:line="240" w:lineRule="auto"/>
     </w:pPr>
     <w:rPr>
-      <w:rFonts w:asciiTheme="majorHAnsi" w:cstheme="majorBidi" w:eastAsiaTheme="majorEastAsia" w:hAnsiTheme="majorHAnsi"/>
+      <w:rFonts w:asciiTheme="majorHAnsi" w:cstheme="majorBidi" w:hAnsiTheme="majorHAnsi" w:eastAsia="黑体"/>
       <w:color w:themeColor="text1" w:val="000000"/>
     </w:rPr>
     <w:tblPr>
@@ -11175,6 +11744,7 @@
     </w:tcPr>
     <w:tblStylePr w:type="firstRow">
       <w:rPr>
+        <w:rFonts w:eastAsia="黑体"/>
         <w:b/>
         <w:bCs/>
         <w:color w:themeColor="text1" w:val="000000"/>
@@ -11186,6 +11756,7 @@
     </w:tblStylePr>
     <w:tblStylePr w:type="lastRow">
       <w:rPr>
+        <w:rFonts w:eastAsia="黑体"/>
         <w:b/>
         <w:bCs/>
         <w:color w:themeColor="text1" w:val="000000"/>
@@ -11205,6 +11776,7 @@
     </w:tblStylePr>
     <w:tblStylePr w:type="firstCol">
       <w:rPr>
+        <w:rFonts w:eastAsia="黑体"/>
         <w:b/>
         <w:bCs/>
         <w:color w:themeColor="text1" w:val="000000"/>
@@ -11224,6 +11796,7 @@
     </w:tblStylePr>
     <w:tblStylePr w:type="lastCol">
       <w:rPr>
+        <w:rFonts w:eastAsia="黑体"/>
         <w:b w:val="0"/>
         <w:bCs w:val="0"/>
         <w:color w:themeColor="text1" w:val="000000"/>
@@ -11273,7 +11846,7 @@
       <w:spacing w:after="0" w:line="240" w:lineRule="auto"/>
     </w:pPr>
     <w:rPr>
-      <w:rFonts w:asciiTheme="majorHAnsi" w:cstheme="majorBidi" w:eastAsiaTheme="majorEastAsia" w:hAnsiTheme="majorHAnsi"/>
+      <w:rFonts w:asciiTheme="majorHAnsi" w:cstheme="majorBidi" w:hAnsiTheme="majorHAnsi" w:eastAsia="黑体"/>
       <w:color w:themeColor="text1" w:val="000000"/>
     </w:rPr>
     <w:tblPr>
@@ -11300,6 +11873,7 @@
     </w:tcPr>
     <w:tblStylePr w:type="firstRow">
       <w:rPr>
+        <w:rFonts w:eastAsia="黑体"/>
         <w:b/>
         <w:bCs/>
         <w:color w:themeColor="text1" w:val="000000"/>
@@ -11311,6 +11885,7 @@
     </w:tblStylePr>
     <w:tblStylePr w:type="lastRow">
       <w:rPr>
+        <w:rFonts w:eastAsia="黑体"/>
         <w:b/>
         <w:bCs/>
         <w:color w:themeColor="text1" w:val="000000"/>
@@ -11330,6 +11905,7 @@
     </w:tblStylePr>
     <w:tblStylePr w:type="firstCol">
       <w:rPr>
+        <w:rFonts w:eastAsia="黑体"/>
         <w:b/>
         <w:bCs/>
         <w:color w:themeColor="text1" w:val="000000"/>
@@ -11349,6 +11925,7 @@
     </w:tblStylePr>
     <w:tblStylePr w:type="lastCol">
       <w:rPr>
+        <w:rFonts w:eastAsia="黑体"/>
         <w:b w:val="0"/>
         <w:bCs w:val="0"/>
         <w:color w:themeColor="text1" w:val="000000"/>
@@ -11398,7 +11975,7 @@
       <w:spacing w:after="0" w:line="240" w:lineRule="auto"/>
     </w:pPr>
     <w:rPr>
-      <w:rFonts w:asciiTheme="majorHAnsi" w:cstheme="majorBidi" w:eastAsiaTheme="majorEastAsia" w:hAnsiTheme="majorHAnsi"/>
+      <w:rFonts w:asciiTheme="majorHAnsi" w:cstheme="majorBidi" w:hAnsiTheme="majorHAnsi" w:eastAsia="黑体"/>
       <w:color w:themeColor="text1" w:val="000000"/>
     </w:rPr>
     <w:tblPr>
@@ -11425,6 +12002,7 @@
     </w:tcPr>
     <w:tblStylePr w:type="firstRow">
       <w:rPr>
+        <w:rFonts w:eastAsia="黑体"/>
         <w:b/>
         <w:bCs/>
         <w:color w:themeColor="text1" w:val="000000"/>
@@ -11436,6 +12014,7 @@
     </w:tblStylePr>
     <w:tblStylePr w:type="lastRow">
       <w:rPr>
+        <w:rFonts w:eastAsia="黑体"/>
         <w:b/>
         <w:bCs/>
         <w:color w:themeColor="text1" w:val="000000"/>
@@ -11455,6 +12034,7 @@
     </w:tblStylePr>
     <w:tblStylePr w:type="firstCol">
       <w:rPr>
+        <w:rFonts w:eastAsia="黑体"/>
         <w:b/>
         <w:bCs/>
         <w:color w:themeColor="text1" w:val="000000"/>
@@ -11474,6 +12054,7 @@
     </w:tblStylePr>
     <w:tblStylePr w:type="lastCol">
       <w:rPr>
+        <w:rFonts w:eastAsia="黑体"/>
         <w:b w:val="0"/>
         <w:bCs w:val="0"/>
         <w:color w:themeColor="text1" w:val="000000"/>
@@ -11523,7 +12104,7 @@
       <w:spacing w:after="0" w:line="240" w:lineRule="auto"/>
     </w:pPr>
     <w:rPr>
-      <w:rFonts w:asciiTheme="majorHAnsi" w:cstheme="majorBidi" w:eastAsiaTheme="majorEastAsia" w:hAnsiTheme="majorHAnsi"/>
+      <w:rFonts w:asciiTheme="majorHAnsi" w:cstheme="majorBidi" w:hAnsiTheme="majorHAnsi" w:eastAsia="黑体"/>
       <w:color w:themeColor="text1" w:val="000000"/>
     </w:rPr>
     <w:tblPr>
@@ -11550,6 +12131,7 @@
     </w:tcPr>
     <w:tblStylePr w:type="firstRow">
       <w:rPr>
+        <w:rFonts w:eastAsia="黑体"/>
         <w:b/>
         <w:bCs/>
         <w:color w:themeColor="text1" w:val="000000"/>
@@ -11561,6 +12143,7 @@
     </w:tblStylePr>
     <w:tblStylePr w:type="lastRow">
       <w:rPr>
+        <w:rFonts w:eastAsia="黑体"/>
         <w:b/>
         <w:bCs/>
         <w:color w:themeColor="text1" w:val="000000"/>
@@ -11580,6 +12163,7 @@
     </w:tblStylePr>
     <w:tblStylePr w:type="firstCol">
       <w:rPr>
+        <w:rFonts w:eastAsia="黑体"/>
         <w:b/>
         <w:bCs/>
         <w:color w:themeColor="text1" w:val="000000"/>
@@ -11599,6 +12183,7 @@
     </w:tblStylePr>
     <w:tblStylePr w:type="lastCol">
       <w:rPr>
+        <w:rFonts w:eastAsia="黑体"/>
         <w:b w:val="0"/>
         <w:bCs w:val="0"/>
         <w:color w:themeColor="text1" w:val="000000"/>
@@ -11648,7 +12233,7 @@
       <w:spacing w:after="0" w:line="240" w:lineRule="auto"/>
     </w:pPr>
     <w:rPr>
-      <w:rFonts w:asciiTheme="majorHAnsi" w:cstheme="majorBidi" w:eastAsiaTheme="majorEastAsia" w:hAnsiTheme="majorHAnsi"/>
+      <w:rFonts w:asciiTheme="majorHAnsi" w:cstheme="majorBidi" w:hAnsiTheme="majorHAnsi" w:eastAsia="黑体"/>
       <w:color w:themeColor="text1" w:val="000000"/>
     </w:rPr>
     <w:tblPr>
@@ -11675,6 +12260,7 @@
     </w:tcPr>
     <w:tblStylePr w:type="firstRow">
       <w:rPr>
+        <w:rFonts w:eastAsia="黑体"/>
         <w:b/>
         <w:bCs/>
         <w:color w:themeColor="text1" w:val="000000"/>
@@ -11686,6 +12272,7 @@
     </w:tblStylePr>
     <w:tblStylePr w:type="lastRow">
       <w:rPr>
+        <w:rFonts w:eastAsia="黑体"/>
         <w:b/>
         <w:bCs/>
         <w:color w:themeColor="text1" w:val="000000"/>
@@ -11705,6 +12292,7 @@
     </w:tblStylePr>
     <w:tblStylePr w:type="firstCol">
       <w:rPr>
+        <w:rFonts w:eastAsia="黑体"/>
         <w:b/>
         <w:bCs/>
         <w:color w:themeColor="text1" w:val="000000"/>
@@ -11724,6 +12312,7 @@
     </w:tblStylePr>
     <w:tblStylePr w:type="lastCol">
       <w:rPr>
+        <w:rFonts w:eastAsia="黑体"/>
         <w:b w:val="0"/>
         <w:bCs w:val="0"/>
         <w:color w:themeColor="text1" w:val="000000"/>
@@ -11773,7 +12362,7 @@
       <w:spacing w:after="0" w:line="240" w:lineRule="auto"/>
     </w:pPr>
     <w:rPr>
-      <w:rFonts w:asciiTheme="majorHAnsi" w:cstheme="majorBidi" w:eastAsiaTheme="majorEastAsia" w:hAnsiTheme="majorHAnsi"/>
+      <w:rFonts w:asciiTheme="majorHAnsi" w:cstheme="majorBidi" w:hAnsiTheme="majorHAnsi" w:eastAsia="黑体"/>
       <w:color w:themeColor="text1" w:val="000000"/>
     </w:rPr>
     <w:tblPr>
@@ -11800,6 +12389,7 @@
     </w:tcPr>
     <w:tblStylePr w:type="firstRow">
       <w:rPr>
+        <w:rFonts w:eastAsia="黑体"/>
         <w:b/>
         <w:bCs/>
         <w:color w:themeColor="text1" w:val="000000"/>
@@ -11811,6 +12401,7 @@
     </w:tblStylePr>
     <w:tblStylePr w:type="lastRow">
       <w:rPr>
+        <w:rFonts w:eastAsia="黑体"/>
         <w:b/>
         <w:bCs/>
         <w:color w:themeColor="text1" w:val="000000"/>
@@ -11830,6 +12421,7 @@
     </w:tblStylePr>
     <w:tblStylePr w:type="firstCol">
       <w:rPr>
+        <w:rFonts w:eastAsia="黑体"/>
         <w:b/>
         <w:bCs/>
         <w:color w:themeColor="text1" w:val="000000"/>
@@ -11849,6 +12441,7 @@
     </w:tblStylePr>
     <w:tblStylePr w:type="lastCol">
       <w:rPr>
+        <w:rFonts w:eastAsia="黑体"/>
         <w:b w:val="0"/>
         <w:bCs w:val="0"/>
         <w:color w:themeColor="text1" w:val="000000"/>
@@ -11921,6 +12514,7 @@
     </w:tcPr>
     <w:tblStylePr w:type="firstRow">
       <w:rPr>
+        <w:rFonts w:eastAsia="黑体"/>
         <w:b/>
         <w:bCs/>
         <w:i w:val="0"/>
@@ -11942,6 +12536,7 @@
     </w:tblStylePr>
     <w:tblStylePr w:type="lastRow">
       <w:rPr>
+        <w:rFonts w:eastAsia="黑体"/>
         <w:b/>
         <w:bCs/>
         <w:i w:val="0"/>
@@ -11963,6 +12558,7 @@
     </w:tblStylePr>
     <w:tblStylePr w:type="firstCol">
       <w:rPr>
+        <w:rFonts w:eastAsia="黑体"/>
         <w:b/>
         <w:bCs/>
         <w:i w:val="0"/>
@@ -11982,6 +12578,7 @@
     </w:tblStylePr>
     <w:tblStylePr w:type="lastCol">
       <w:rPr>
+        <w:rFonts w:eastAsia="黑体"/>
         <w:b/>
         <w:bCs/>
         <w:i w:val="0"/>
@@ -12062,6 +12659,7 @@
     </w:tcPr>
     <w:tblStylePr w:type="firstRow">
       <w:rPr>
+        <w:rFonts w:eastAsia="黑体"/>
         <w:b/>
         <w:bCs/>
         <w:i w:val="0"/>
@@ -12083,6 +12681,7 @@
     </w:tblStylePr>
     <w:tblStylePr w:type="lastRow">
       <w:rPr>
+        <w:rFonts w:eastAsia="黑体"/>
         <w:b/>
         <w:bCs/>
         <w:i w:val="0"/>
@@ -12104,6 +12703,7 @@
     </w:tblStylePr>
     <w:tblStylePr w:type="firstCol">
       <w:rPr>
+        <w:rFonts w:eastAsia="黑体"/>
         <w:b/>
         <w:bCs/>
         <w:i w:val="0"/>
@@ -12123,6 +12723,7 @@
     </w:tblStylePr>
     <w:tblStylePr w:type="lastCol">
       <w:rPr>
+        <w:rFonts w:eastAsia="黑体"/>
         <w:b/>
         <w:bCs/>
         <w:i w:val="0"/>
@@ -12203,6 +12804,7 @@
     </w:tcPr>
     <w:tblStylePr w:type="firstRow">
       <w:rPr>
+        <w:rFonts w:eastAsia="黑体"/>
         <w:b/>
         <w:bCs/>
         <w:i w:val="0"/>
@@ -12224,6 +12826,7 @@
     </w:tblStylePr>
     <w:tblStylePr w:type="lastRow">
       <w:rPr>
+        <w:rFonts w:eastAsia="黑体"/>
         <w:b/>
         <w:bCs/>
         <w:i w:val="0"/>
@@ -12245,6 +12848,7 @@
     </w:tblStylePr>
     <w:tblStylePr w:type="firstCol">
       <w:rPr>
+        <w:rFonts w:eastAsia="黑体"/>
         <w:b/>
         <w:bCs/>
         <w:i w:val="0"/>
@@ -12264,6 +12868,7 @@
     </w:tblStylePr>
     <w:tblStylePr w:type="lastCol">
       <w:rPr>
+        <w:rFonts w:eastAsia="黑体"/>
         <w:b/>
         <w:bCs/>
         <w:i w:val="0"/>
@@ -12344,6 +12949,7 @@
     </w:tcPr>
     <w:tblStylePr w:type="firstRow">
       <w:rPr>
+        <w:rFonts w:eastAsia="黑体"/>
         <w:b/>
         <w:bCs/>
         <w:i w:val="0"/>
@@ -12365,6 +12971,7 @@
     </w:tblStylePr>
     <w:tblStylePr w:type="lastRow">
       <w:rPr>
+        <w:rFonts w:eastAsia="黑体"/>
         <w:b/>
         <w:bCs/>
         <w:i w:val="0"/>
@@ -12386,6 +12993,7 @@
     </w:tblStylePr>
     <w:tblStylePr w:type="firstCol">
       <w:rPr>
+        <w:rFonts w:eastAsia="黑体"/>
         <w:b/>
         <w:bCs/>
         <w:i w:val="0"/>
@@ -12405,6 +13013,7 @@
     </w:tblStylePr>
     <w:tblStylePr w:type="lastCol">
       <w:rPr>
+        <w:rFonts w:eastAsia="黑体"/>
         <w:b/>
         <w:bCs/>
         <w:i w:val="0"/>
@@ -12485,6 +13094,7 @@
     </w:tcPr>
     <w:tblStylePr w:type="firstRow">
       <w:rPr>
+        <w:rFonts w:eastAsia="黑体"/>
         <w:b/>
         <w:bCs/>
         <w:i w:val="0"/>
@@ -12506,6 +13116,7 @@
     </w:tblStylePr>
     <w:tblStylePr w:type="lastRow">
       <w:rPr>
+        <w:rFonts w:eastAsia="黑体"/>
         <w:b/>
         <w:bCs/>
         <w:i w:val="0"/>
@@ -12527,6 +13138,7 @@
     </w:tblStylePr>
     <w:tblStylePr w:type="firstCol">
       <w:rPr>
+        <w:rFonts w:eastAsia="黑体"/>
         <w:b/>
         <w:bCs/>
         <w:i w:val="0"/>
@@ -12546,6 +13158,7 @@
     </w:tblStylePr>
     <w:tblStylePr w:type="lastCol">
       <w:rPr>
+        <w:rFonts w:eastAsia="黑体"/>
         <w:b/>
         <w:bCs/>
         <w:i w:val="0"/>
@@ -12626,6 +13239,7 @@
     </w:tcPr>
     <w:tblStylePr w:type="firstRow">
       <w:rPr>
+        <w:rFonts w:eastAsia="黑体"/>
         <w:b/>
         <w:bCs/>
         <w:i w:val="0"/>
@@ -12647,6 +13261,7 @@
     </w:tblStylePr>
     <w:tblStylePr w:type="lastRow">
       <w:rPr>
+        <w:rFonts w:eastAsia="黑体"/>
         <w:b/>
         <w:bCs/>
         <w:i w:val="0"/>
@@ -12668,6 +13283,7 @@
     </w:tblStylePr>
     <w:tblStylePr w:type="firstCol">
       <w:rPr>
+        <w:rFonts w:eastAsia="黑体"/>
         <w:b/>
         <w:bCs/>
         <w:i w:val="0"/>
@@ -12687,6 +13303,7 @@
     </w:tblStylePr>
     <w:tblStylePr w:type="lastCol">
       <w:rPr>
+        <w:rFonts w:eastAsia="黑体"/>
         <w:b/>
         <w:bCs/>
         <w:i w:val="0"/>
@@ -12767,6 +13384,7 @@
     </w:tcPr>
     <w:tblStylePr w:type="firstRow">
       <w:rPr>
+        <w:rFonts w:eastAsia="黑体"/>
         <w:b/>
         <w:bCs/>
         <w:i w:val="0"/>
@@ -12788,6 +13406,7 @@
     </w:tblStylePr>
     <w:tblStylePr w:type="lastRow">
       <w:rPr>
+        <w:rFonts w:eastAsia="黑体"/>
         <w:b/>
         <w:bCs/>
         <w:i w:val="0"/>
@@ -12809,6 +13428,7 @@
     </w:tblStylePr>
     <w:tblStylePr w:type="firstCol">
       <w:rPr>
+        <w:rFonts w:eastAsia="黑体"/>
         <w:b/>
         <w:bCs/>
         <w:i w:val="0"/>
@@ -12828,6 +13448,7 @@
     </w:tblStylePr>
     <w:tblStylePr w:type="lastCol">
       <w:rPr>
+        <w:rFonts w:eastAsia="黑体"/>
         <w:b/>
         <w:bCs/>
         <w:i w:val="0"/>
@@ -12885,6 +13506,7 @@
       <w:spacing w:after="0" w:line="240" w:lineRule="auto"/>
     </w:pPr>
     <w:rPr>
+      <w:rFonts w:eastAsia="黑体"/>
       <w:color w:themeColor="background1" w:val="FFFFFF"/>
     </w:rPr>
     <w:tblPr>
@@ -12903,6 +13525,7 @@
     </w:tcPr>
     <w:tblStylePr w:type="firstRow">
       <w:rPr>
+        <w:rFonts w:eastAsia="黑体"/>
         <w:b/>
         <w:bCs/>
       </w:rPr>
@@ -12999,6 +13622,7 @@
       <w:spacing w:after="0" w:line="240" w:lineRule="auto"/>
     </w:pPr>
     <w:rPr>
+      <w:rFonts w:eastAsia="黑体"/>
       <w:color w:themeColor="background1" w:val="FFFFFF"/>
     </w:rPr>
     <w:tblPr>
@@ -13017,6 +13641,7 @@
     </w:tcPr>
     <w:tblStylePr w:type="firstRow">
       <w:rPr>
+        <w:rFonts w:eastAsia="黑体"/>
         <w:b/>
         <w:bCs/>
       </w:rPr>
@@ -13113,6 +13738,7 @@
       <w:spacing w:after="0" w:line="240" w:lineRule="auto"/>
     </w:pPr>
     <w:rPr>
+      <w:rFonts w:eastAsia="黑体"/>
       <w:color w:themeColor="background1" w:val="FFFFFF"/>
     </w:rPr>
     <w:tblPr>
@@ -13131,6 +13757,7 @@
     </w:tcPr>
     <w:tblStylePr w:type="firstRow">
       <w:rPr>
+        <w:rFonts w:eastAsia="黑体"/>
         <w:b/>
         <w:bCs/>
       </w:rPr>
@@ -13227,6 +13854,7 @@
       <w:spacing w:after="0" w:line="240" w:lineRule="auto"/>
     </w:pPr>
     <w:rPr>
+      <w:rFonts w:eastAsia="黑体"/>
       <w:color w:themeColor="background1" w:val="FFFFFF"/>
     </w:rPr>
     <w:tblPr>
@@ -13245,6 +13873,7 @@
     </w:tcPr>
     <w:tblStylePr w:type="firstRow">
       <w:rPr>
+        <w:rFonts w:eastAsia="黑体"/>
         <w:b/>
         <w:bCs/>
       </w:rPr>
@@ -13341,6 +13970,7 @@
       <w:spacing w:after="0" w:line="240" w:lineRule="auto"/>
     </w:pPr>
     <w:rPr>
+      <w:rFonts w:eastAsia="黑体"/>
       <w:color w:themeColor="background1" w:val="FFFFFF"/>
     </w:rPr>
     <w:tblPr>
@@ -13359,6 +13989,7 @@
     </w:tcPr>
     <w:tblStylePr w:type="firstRow">
       <w:rPr>
+        <w:rFonts w:eastAsia="黑体"/>
         <w:b/>
         <w:bCs/>
       </w:rPr>
@@ -13455,6 +14086,7 @@
       <w:spacing w:after="0" w:line="240" w:lineRule="auto"/>
     </w:pPr>
     <w:rPr>
+      <w:rFonts w:eastAsia="黑体"/>
       <w:color w:themeColor="background1" w:val="FFFFFF"/>
     </w:rPr>
     <w:tblPr>
@@ -13473,6 +14105,7 @@
     </w:tcPr>
     <w:tblStylePr w:type="firstRow">
       <w:rPr>
+        <w:rFonts w:eastAsia="黑体"/>
         <w:b/>
         <w:bCs/>
       </w:rPr>
@@ -13569,6 +14202,7 @@
       <w:spacing w:after="0" w:line="240" w:lineRule="auto"/>
     </w:pPr>
     <w:rPr>
+      <w:rFonts w:eastAsia="黑体"/>
       <w:color w:themeColor="background1" w:val="FFFFFF"/>
     </w:rPr>
     <w:tblPr>
@@ -13587,6 +14221,7 @@
     </w:tcPr>
     <w:tblStylePr w:type="firstRow">
       <w:rPr>
+        <w:rFonts w:eastAsia="黑体"/>
         <w:b/>
         <w:bCs/>
       </w:rPr>
@@ -13683,6 +14318,7 @@
       <w:spacing w:after="0" w:line="240" w:lineRule="auto"/>
     </w:pPr>
     <w:rPr>
+      <w:rFonts w:eastAsia="黑体"/>
       <w:color w:themeColor="text1" w:val="000000"/>
     </w:rPr>
     <w:tblPr>
@@ -13709,6 +14345,7 @@
     </w:tcPr>
     <w:tblStylePr w:type="firstRow">
       <w:rPr>
+        <w:rFonts w:eastAsia="黑体"/>
         <w:b/>
         <w:bCs/>
       </w:rPr>
@@ -13727,6 +14364,7 @@
     </w:tblStylePr>
     <w:tblStylePr w:type="lastRow">
       <w:rPr>
+        <w:rFonts w:eastAsia="黑体"/>
         <w:b/>
         <w:bCs/>
         <w:color w:themeColor="background1" w:val="FFFFFF"/>
@@ -13741,6 +14379,7 @@
     </w:tblStylePr>
     <w:tblStylePr w:type="firstCol">
       <w:rPr>
+        <w:rFonts w:eastAsia="黑体"/>
         <w:color w:themeColor="background1" w:val="FFFFFF"/>
       </w:rPr>
       <w:tblPr/>
@@ -13758,6 +14397,7 @@
     </w:tblStylePr>
     <w:tblStylePr w:type="lastCol">
       <w:rPr>
+        <w:rFonts w:eastAsia="黑体"/>
         <w:color w:themeColor="background1" w:val="FFFFFF"/>
       </w:rPr>
       <w:tblPr/>
@@ -13787,11 +14427,13 @@
     </w:tblStylePr>
     <w:tblStylePr w:type="neCell">
       <w:rPr>
+        <w:rFonts w:eastAsia="黑体"/>
         <w:color w:themeColor="text1" w:val="000000"/>
       </w:rPr>
     </w:tblStylePr>
     <w:tblStylePr w:type="nwCell">
       <w:rPr>
+        <w:rFonts w:eastAsia="黑体"/>
         <w:color w:themeColor="text1" w:val="000000"/>
       </w:rPr>
     </w:tblStylePr>
@@ -13805,6 +14447,7 @@
       <w:spacing w:after="0" w:line="240" w:lineRule="auto"/>
     </w:pPr>
     <w:rPr>
+      <w:rFonts w:eastAsia="黑体"/>
       <w:color w:themeColor="text1" w:val="000000"/>
     </w:rPr>
     <w:tblPr>
@@ -13831,6 +14474,7 @@
     </w:tcPr>
     <w:tblStylePr w:type="firstRow">
       <w:rPr>
+        <w:rFonts w:eastAsia="黑体"/>
         <w:b/>
         <w:bCs/>
       </w:rPr>
@@ -13849,6 +14493,7 @@
     </w:tblStylePr>
     <w:tblStylePr w:type="lastRow">
       <w:rPr>
+        <w:rFonts w:eastAsia="黑体"/>
         <w:b/>
         <w:bCs/>
         <w:color w:themeColor="background1" w:val="FFFFFF"/>
@@ -13863,6 +14508,7 @@
     </w:tblStylePr>
     <w:tblStylePr w:type="firstCol">
       <w:rPr>
+        <w:rFonts w:eastAsia="黑体"/>
         <w:color w:themeColor="background1" w:val="FFFFFF"/>
       </w:rPr>
       <w:tblPr/>
@@ -13880,6 +14526,7 @@
     </w:tblStylePr>
     <w:tblStylePr w:type="lastCol">
       <w:rPr>
+        <w:rFonts w:eastAsia="黑体"/>
         <w:color w:themeColor="background1" w:val="FFFFFF"/>
       </w:rPr>
       <w:tblPr/>
@@ -13909,11 +14556,13 @@
     </w:tblStylePr>
     <w:tblStylePr w:type="neCell">
       <w:rPr>
+        <w:rFonts w:eastAsia="黑体"/>
         <w:color w:themeColor="text1" w:val="000000"/>
       </w:rPr>
     </w:tblStylePr>
     <w:tblStylePr w:type="nwCell">
       <w:rPr>
+        <w:rFonts w:eastAsia="黑体"/>
         <w:color w:themeColor="text1" w:val="000000"/>
       </w:rPr>
     </w:tblStylePr>
@@ -13927,6 +14576,7 @@
       <w:spacing w:after="0" w:line="240" w:lineRule="auto"/>
     </w:pPr>
     <w:rPr>
+      <w:rFonts w:eastAsia="黑体"/>
       <w:color w:themeColor="text1" w:val="000000"/>
     </w:rPr>
     <w:tblPr>
@@ -13953,6 +14603,7 @@
     </w:tcPr>
     <w:tblStylePr w:type="firstRow">
       <w:rPr>
+        <w:rFonts w:eastAsia="黑体"/>
         <w:b/>
         <w:bCs/>
       </w:rPr>
@@ -13971,6 +14622,7 @@
     </w:tblStylePr>
     <w:tblStylePr w:type="lastRow">
       <w:rPr>
+        <w:rFonts w:eastAsia="黑体"/>
         <w:b/>
         <w:bCs/>
         <w:color w:themeColor="background1" w:val="FFFFFF"/>
@@ -13985,6 +14637,7 @@
     </w:tblStylePr>
     <w:tblStylePr w:type="firstCol">
       <w:rPr>
+        <w:rFonts w:eastAsia="黑体"/>
         <w:color w:themeColor="background1" w:val="FFFFFF"/>
       </w:rPr>
       <w:tblPr/>
@@ -14002,6 +14655,7 @@
     </w:tblStylePr>
     <w:tblStylePr w:type="lastCol">
       <w:rPr>
+        <w:rFonts w:eastAsia="黑体"/>
         <w:color w:themeColor="background1" w:val="FFFFFF"/>
       </w:rPr>
       <w:tblPr/>
@@ -14031,11 +14685,13 @@
     </w:tblStylePr>
     <w:tblStylePr w:type="neCell">
       <w:rPr>
+        <w:rFonts w:eastAsia="黑体"/>
         <w:color w:themeColor="text1" w:val="000000"/>
       </w:rPr>
     </w:tblStylePr>
     <w:tblStylePr w:type="nwCell">
       <w:rPr>
+        <w:rFonts w:eastAsia="黑体"/>
         <w:color w:themeColor="text1" w:val="000000"/>
       </w:rPr>
     </w:tblStylePr>
@@ -14049,6 +14705,7 @@
       <w:spacing w:after="0" w:line="240" w:lineRule="auto"/>
     </w:pPr>
     <w:rPr>
+      <w:rFonts w:eastAsia="黑体"/>
       <w:color w:themeColor="text1" w:val="000000"/>
     </w:rPr>
     <w:tblPr>
@@ -14075,6 +14732,7 @@
     </w:tcPr>
     <w:tblStylePr w:type="firstRow">
       <w:rPr>
+        <w:rFonts w:eastAsia="黑体"/>
         <w:b/>
         <w:bCs/>
       </w:rPr>
@@ -14093,6 +14751,7 @@
     </w:tblStylePr>
     <w:tblStylePr w:type="lastRow">
       <w:rPr>
+        <w:rFonts w:eastAsia="黑体"/>
         <w:b/>
         <w:bCs/>
         <w:color w:themeColor="background1" w:val="FFFFFF"/>
@@ -14107,6 +14766,7 @@
     </w:tblStylePr>
     <w:tblStylePr w:type="firstCol">
       <w:rPr>
+        <w:rFonts w:eastAsia="黑体"/>
         <w:color w:themeColor="background1" w:val="FFFFFF"/>
       </w:rPr>
       <w:tblPr/>
@@ -14124,6 +14784,7 @@
     </w:tblStylePr>
     <w:tblStylePr w:type="lastCol">
       <w:rPr>
+        <w:rFonts w:eastAsia="黑体"/>
         <w:color w:themeColor="background1" w:val="FFFFFF"/>
       </w:rPr>
       <w:tblPr/>
@@ -14161,6 +14822,7 @@
       <w:spacing w:after="0" w:line="240" w:lineRule="auto"/>
     </w:pPr>
     <w:rPr>
+      <w:rFonts w:eastAsia="黑体"/>
       <w:color w:themeColor="text1" w:val="000000"/>
     </w:rPr>
     <w:tblPr>
@@ -14187,6 +14849,7 @@
     </w:tcPr>
     <w:tblStylePr w:type="firstRow">
       <w:rPr>
+        <w:rFonts w:eastAsia="黑体"/>
         <w:b/>
         <w:bCs/>
       </w:rPr>
@@ -14205,6 +14868,7 @@
     </w:tblStylePr>
     <w:tblStylePr w:type="lastRow">
       <w:rPr>
+        <w:rFonts w:eastAsia="黑体"/>
         <w:b/>
         <w:bCs/>
         <w:color w:themeColor="background1" w:val="FFFFFF"/>
@@ -14219,6 +14883,7 @@
     </w:tblStylePr>
     <w:tblStylePr w:type="firstCol">
       <w:rPr>
+        <w:rFonts w:eastAsia="黑体"/>
         <w:color w:themeColor="background1" w:val="FFFFFF"/>
       </w:rPr>
       <w:tblPr/>
@@ -14236,6 +14901,7 @@
     </w:tblStylePr>
     <w:tblStylePr w:type="lastCol">
       <w:rPr>
+        <w:rFonts w:eastAsia="黑体"/>
         <w:color w:themeColor="background1" w:val="FFFFFF"/>
       </w:rPr>
       <w:tblPr/>
@@ -14265,11 +14931,13 @@
     </w:tblStylePr>
     <w:tblStylePr w:type="neCell">
       <w:rPr>
+        <w:rFonts w:eastAsia="黑体"/>
         <w:color w:themeColor="text1" w:val="000000"/>
       </w:rPr>
     </w:tblStylePr>
     <w:tblStylePr w:type="nwCell">
       <w:rPr>
+        <w:rFonts w:eastAsia="黑体"/>
         <w:color w:themeColor="text1" w:val="000000"/>
       </w:rPr>
     </w:tblStylePr>
@@ -14283,6 +14951,7 @@
       <w:spacing w:after="0" w:line="240" w:lineRule="auto"/>
     </w:pPr>
     <w:rPr>
+      <w:rFonts w:eastAsia="黑体"/>
       <w:color w:themeColor="text1" w:val="000000"/>
     </w:rPr>
     <w:tblPr>
@@ -14309,6 +14978,7 @@
     </w:tcPr>
     <w:tblStylePr w:type="firstRow">
       <w:rPr>
+        <w:rFonts w:eastAsia="黑体"/>
         <w:b/>
         <w:bCs/>
       </w:rPr>
@@ -14327,6 +14997,7 @@
     </w:tblStylePr>
     <w:tblStylePr w:type="lastRow">
       <w:rPr>
+        <w:rFonts w:eastAsia="黑体"/>
         <w:b/>
         <w:bCs/>
         <w:color w:themeColor="background1" w:val="FFFFFF"/>
@@ -14341,6 +15012,7 @@
     </w:tblStylePr>
     <w:tblStylePr w:type="firstCol">
       <w:rPr>
+        <w:rFonts w:eastAsia="黑体"/>
         <w:color w:themeColor="background1" w:val="FFFFFF"/>
       </w:rPr>
       <w:tblPr/>
@@ -14358,6 +15030,7 @@
     </w:tblStylePr>
     <w:tblStylePr w:type="lastCol">
       <w:rPr>
+        <w:rFonts w:eastAsia="黑体"/>
         <w:color w:themeColor="background1" w:val="FFFFFF"/>
       </w:rPr>
       <w:tblPr/>
@@ -14387,11 +15060,13 @@
     </w:tblStylePr>
     <w:tblStylePr w:type="neCell">
       <w:rPr>
+        <w:rFonts w:eastAsia="黑体"/>
         <w:color w:themeColor="text1" w:val="000000"/>
       </w:rPr>
     </w:tblStylePr>
     <w:tblStylePr w:type="nwCell">
       <w:rPr>
+        <w:rFonts w:eastAsia="黑体"/>
         <w:color w:themeColor="text1" w:val="000000"/>
       </w:rPr>
     </w:tblStylePr>
@@ -14405,6 +15080,7 @@
       <w:spacing w:after="0" w:line="240" w:lineRule="auto"/>
     </w:pPr>
     <w:rPr>
+      <w:rFonts w:eastAsia="黑体"/>
       <w:color w:themeColor="text1" w:val="000000"/>
     </w:rPr>
     <w:tblPr>
@@ -14431,6 +15107,7 @@
     </w:tcPr>
     <w:tblStylePr w:type="firstRow">
       <w:rPr>
+        <w:rFonts w:eastAsia="黑体"/>
         <w:b/>
         <w:bCs/>
       </w:rPr>
@@ -14449,6 +15126,7 @@
     </w:tblStylePr>
     <w:tblStylePr w:type="lastRow">
       <w:rPr>
+        <w:rFonts w:eastAsia="黑体"/>
         <w:b/>
         <w:bCs/>
         <w:color w:themeColor="background1" w:val="FFFFFF"/>
@@ -14463,6 +15141,7 @@
     </w:tblStylePr>
     <w:tblStylePr w:type="firstCol">
       <w:rPr>
+        <w:rFonts w:eastAsia="黑体"/>
         <w:color w:themeColor="background1" w:val="FFFFFF"/>
       </w:rPr>
       <w:tblPr/>
@@ -14480,6 +15159,7 @@
     </w:tblStylePr>
     <w:tblStylePr w:type="lastCol">
       <w:rPr>
+        <w:rFonts w:eastAsia="黑体"/>
         <w:color w:themeColor="background1" w:val="FFFFFF"/>
       </w:rPr>
       <w:tblPr/>
@@ -14509,11 +15189,13 @@
     </w:tblStylePr>
     <w:tblStylePr w:type="neCell">
       <w:rPr>
+        <w:rFonts w:eastAsia="黑体"/>
         <w:color w:themeColor="text1" w:val="000000"/>
       </w:rPr>
     </w:tblStylePr>
     <w:tblStylePr w:type="nwCell">
       <w:rPr>
+        <w:rFonts w:eastAsia="黑体"/>
         <w:color w:themeColor="text1" w:val="000000"/>
       </w:rPr>
     </w:tblStylePr>
@@ -14527,6 +15209,7 @@
       <w:spacing w:after="0" w:line="240" w:lineRule="auto"/>
     </w:pPr>
     <w:rPr>
+      <w:rFonts w:eastAsia="黑体"/>
       <w:color w:themeColor="text1" w:val="000000"/>
     </w:rPr>
     <w:tblPr>
@@ -14545,6 +15228,7 @@
     </w:tcPr>
     <w:tblStylePr w:type="firstRow">
       <w:rPr>
+        <w:rFonts w:eastAsia="黑体"/>
         <w:b/>
         <w:bCs/>
         <w:color w:themeColor="background1" w:val="FFFFFF"/>
@@ -14559,6 +15243,7 @@
     </w:tblStylePr>
     <w:tblStylePr w:type="lastRow">
       <w:rPr>
+        <w:rFonts w:eastAsia="黑体"/>
         <w:b/>
         <w:bCs/>
         <w:color w:themeColor="accent2" w:themeShade="CC" w:val="9E3A38"/>
@@ -14573,12 +15258,14 @@
     </w:tblStylePr>
     <w:tblStylePr w:type="firstCol">
       <w:rPr>
+        <w:rFonts w:eastAsia="黑体"/>
         <w:b/>
         <w:bCs/>
       </w:rPr>
     </w:tblStylePr>
     <w:tblStylePr w:type="lastCol">
       <w:rPr>
+        <w:rFonts w:eastAsia="黑体"/>
         <w:b/>
         <w:bCs/>
       </w:rPr>
@@ -14613,6 +15300,7 @@
       <w:spacing w:after="0" w:line="240" w:lineRule="auto"/>
     </w:pPr>
     <w:rPr>
+      <w:rFonts w:eastAsia="黑体"/>
       <w:color w:themeColor="text1" w:val="000000"/>
     </w:rPr>
     <w:tblPr>
@@ -14631,6 +15319,7 @@
     </w:tcPr>
     <w:tblStylePr w:type="firstRow">
       <w:rPr>
+        <w:rFonts w:eastAsia="黑体"/>
         <w:b/>
         <w:bCs/>
         <w:color w:themeColor="background1" w:val="FFFFFF"/>
@@ -14645,6 +15334,7 @@
     </w:tblStylePr>
     <w:tblStylePr w:type="lastRow">
       <w:rPr>
+        <w:rFonts w:eastAsia="黑体"/>
         <w:b/>
         <w:bCs/>
         <w:color w:themeColor="accent2" w:themeShade="CC" w:val="9E3A38"/>
@@ -14659,12 +15349,14 @@
     </w:tblStylePr>
     <w:tblStylePr w:type="firstCol">
       <w:rPr>
+        <w:rFonts w:eastAsia="黑体"/>
         <w:b/>
         <w:bCs/>
       </w:rPr>
     </w:tblStylePr>
     <w:tblStylePr w:type="lastCol">
       <w:rPr>
+        <w:rFonts w:eastAsia="黑体"/>
         <w:b/>
         <w:bCs/>
       </w:rPr>
@@ -14699,6 +15391,7 @@
       <w:spacing w:after="0" w:line="240" w:lineRule="auto"/>
     </w:pPr>
     <w:rPr>
+      <w:rFonts w:eastAsia="黑体"/>
       <w:color w:themeColor="text1" w:val="000000"/>
     </w:rPr>
     <w:tblPr>
@@ -14717,6 +15410,7 @@
     </w:tcPr>
     <w:tblStylePr w:type="firstRow">
       <w:rPr>
+        <w:rFonts w:eastAsia="黑体"/>
         <w:b/>
         <w:bCs/>
         <w:color w:themeColor="background1" w:val="FFFFFF"/>
@@ -14731,6 +15425,7 @@
     </w:tblStylePr>
     <w:tblStylePr w:type="lastRow">
       <w:rPr>
+        <w:rFonts w:eastAsia="黑体"/>
         <w:b/>
         <w:bCs/>
         <w:color w:themeColor="accent2" w:themeShade="CC" w:val="9E3A38"/>
@@ -14745,12 +15440,14 @@
     </w:tblStylePr>
     <w:tblStylePr w:type="firstCol">
       <w:rPr>
+        <w:rFonts w:eastAsia="黑体"/>
         <w:b/>
         <w:bCs/>
       </w:rPr>
     </w:tblStylePr>
     <w:tblStylePr w:type="lastCol">
       <w:rPr>
+        <w:rFonts w:eastAsia="黑体"/>
         <w:b/>
         <w:bCs/>
       </w:rPr>
@@ -14785,6 +15482,7 @@
       <w:spacing w:after="0" w:line="240" w:lineRule="auto"/>
     </w:pPr>
     <w:rPr>
+      <w:rFonts w:eastAsia="黑体"/>
       <w:color w:themeColor="text1" w:val="000000"/>
     </w:rPr>
     <w:tblPr>
@@ -14803,6 +15501,7 @@
     </w:tcPr>
     <w:tblStylePr w:type="firstRow">
       <w:rPr>
+        <w:rFonts w:eastAsia="黑体"/>
         <w:b/>
         <w:bCs/>
         <w:color w:themeColor="background1" w:val="FFFFFF"/>
@@ -14817,6 +15516,7 @@
     </w:tblStylePr>
     <w:tblStylePr w:type="lastRow">
       <w:rPr>
+        <w:rFonts w:eastAsia="黑体"/>
         <w:b/>
         <w:bCs/>
         <w:color w:themeColor="accent4" w:themeShade="CC" w:val="664E82"/>
@@ -14831,12 +15531,14 @@
     </w:tblStylePr>
     <w:tblStylePr w:type="firstCol">
       <w:rPr>
+        <w:rFonts w:eastAsia="黑体"/>
         <w:b/>
         <w:bCs/>
       </w:rPr>
     </w:tblStylePr>
     <w:tblStylePr w:type="lastCol">
       <w:rPr>
+        <w:rFonts w:eastAsia="黑体"/>
         <w:b/>
         <w:bCs/>
       </w:rPr>
@@ -14871,6 +15573,7 @@
       <w:spacing w:after="0" w:line="240" w:lineRule="auto"/>
     </w:pPr>
     <w:rPr>
+      <w:rFonts w:eastAsia="黑体"/>
       <w:color w:themeColor="text1" w:val="000000"/>
     </w:rPr>
     <w:tblPr>
@@ -14889,6 +15592,7 @@
     </w:tcPr>
     <w:tblStylePr w:type="firstRow">
       <w:rPr>
+        <w:rFonts w:eastAsia="黑体"/>
         <w:b/>
         <w:bCs/>
         <w:color w:themeColor="background1" w:val="FFFFFF"/>
@@ -14903,6 +15607,7 @@
     </w:tblStylePr>
     <w:tblStylePr w:type="lastRow">
       <w:rPr>
+        <w:rFonts w:eastAsia="黑体"/>
         <w:b/>
         <w:bCs/>
         <w:color w:themeColor="accent3" w:themeShade="CC" w:val="7E9C40"/>
@@ -14917,12 +15622,14 @@
     </w:tblStylePr>
     <w:tblStylePr w:type="firstCol">
       <w:rPr>
+        <w:rFonts w:eastAsia="黑体"/>
         <w:b/>
         <w:bCs/>
       </w:rPr>
     </w:tblStylePr>
     <w:tblStylePr w:type="lastCol">
       <w:rPr>
+        <w:rFonts w:eastAsia="黑体"/>
         <w:b/>
         <w:bCs/>
       </w:rPr>
@@ -14957,6 +15664,7 @@
       <w:spacing w:after="0" w:line="240" w:lineRule="auto"/>
     </w:pPr>
     <w:rPr>
+      <w:rFonts w:eastAsia="黑体"/>
       <w:color w:themeColor="text1" w:val="000000"/>
     </w:rPr>
     <w:tblPr>
@@ -14975,6 +15683,7 @@
     </w:tcPr>
     <w:tblStylePr w:type="firstRow">
       <w:rPr>
+        <w:rFonts w:eastAsia="黑体"/>
         <w:b/>
         <w:bCs/>
         <w:color w:themeColor="background1" w:val="FFFFFF"/>
@@ -14989,6 +15698,7 @@
     </w:tblStylePr>
     <w:tblStylePr w:type="lastRow">
       <w:rPr>
+        <w:rFonts w:eastAsia="黑体"/>
         <w:b/>
         <w:bCs/>
         <w:color w:themeColor="accent6" w:themeShade="CC" w:val="F2730A"/>
@@ -15003,12 +15713,14 @@
     </w:tblStylePr>
     <w:tblStylePr w:type="firstCol">
       <w:rPr>
+        <w:rFonts w:eastAsia="黑体"/>
         <w:b/>
         <w:bCs/>
       </w:rPr>
     </w:tblStylePr>
     <w:tblStylePr w:type="lastCol">
       <w:rPr>
+        <w:rFonts w:eastAsia="黑体"/>
         <w:b/>
         <w:bCs/>
       </w:rPr>
@@ -15043,6 +15755,7 @@
       <w:spacing w:after="0" w:line="240" w:lineRule="auto"/>
     </w:pPr>
     <w:rPr>
+      <w:rFonts w:eastAsia="黑体"/>
       <w:color w:themeColor="text1" w:val="000000"/>
     </w:rPr>
     <w:tblPr>
@@ -15061,6 +15774,7 @@
     </w:tcPr>
     <w:tblStylePr w:type="firstRow">
       <w:rPr>
+        <w:rFonts w:eastAsia="黑体"/>
         <w:b/>
         <w:bCs/>
         <w:color w:themeColor="background1" w:val="FFFFFF"/>
@@ -15075,6 +15789,7 @@
     </w:tblStylePr>
     <w:tblStylePr w:type="lastRow">
       <w:rPr>
+        <w:rFonts w:eastAsia="黑体"/>
         <w:b/>
         <w:bCs/>
         <w:color w:themeColor="accent5" w:themeShade="CC" w:val="348DA5"/>
@@ -15089,12 +15804,14 @@
     </w:tblStylePr>
     <w:tblStylePr w:type="firstCol">
       <w:rPr>
+        <w:rFonts w:eastAsia="黑体"/>
         <w:b/>
         <w:bCs/>
       </w:rPr>
     </w:tblStylePr>
     <w:tblStylePr w:type="lastCol">
       <w:rPr>
+        <w:rFonts w:eastAsia="黑体"/>
         <w:b/>
         <w:bCs/>
       </w:rPr>
@@ -15129,6 +15846,7 @@
       <w:spacing w:after="0" w:line="240" w:lineRule="auto"/>
     </w:pPr>
     <w:rPr>
+      <w:rFonts w:eastAsia="黑体"/>
       <w:color w:themeColor="text1" w:val="000000"/>
     </w:rPr>
     <w:tblPr>
@@ -15150,6 +15868,7 @@
     </w:tcPr>
     <w:tblStylePr w:type="firstRow">
       <w:rPr>
+        <w:rFonts w:eastAsia="黑体"/>
         <w:b/>
         <w:bCs/>
       </w:rPr>
@@ -15160,6 +15879,7 @@
     </w:tblStylePr>
     <w:tblStylePr w:type="lastRow">
       <w:rPr>
+        <w:rFonts w:eastAsia="黑体"/>
         <w:b/>
         <w:bCs/>
         <w:color w:themeColor="text1" w:val="000000"/>
@@ -15171,6 +15891,7 @@
     </w:tblStylePr>
     <w:tblStylePr w:type="firstCol">
       <w:rPr>
+        <w:rFonts w:eastAsia="黑体"/>
         <w:color w:themeColor="background1" w:val="FFFFFF"/>
       </w:rPr>
       <w:tblPr/>
@@ -15180,6 +15901,7 @@
     </w:tblStylePr>
     <w:tblStylePr w:type="lastCol">
       <w:rPr>
+        <w:rFonts w:eastAsia="黑体"/>
         <w:color w:themeColor="background1" w:val="FFFFFF"/>
       </w:rPr>
       <w:tblPr/>
@@ -15209,6 +15931,7 @@
       <w:spacing w:after="0" w:line="240" w:lineRule="auto"/>
     </w:pPr>
     <w:rPr>
+      <w:rFonts w:eastAsia="黑体"/>
       <w:color w:themeColor="text1" w:val="000000"/>
     </w:rPr>
     <w:tblPr>
@@ -15230,6 +15953,7 @@
     </w:tcPr>
     <w:tblStylePr w:type="firstRow">
       <w:rPr>
+        <w:rFonts w:eastAsia="黑体"/>
         <w:b/>
         <w:bCs/>
       </w:rPr>
@@ -15240,6 +15964,7 @@
     </w:tblStylePr>
     <w:tblStylePr w:type="lastRow">
       <w:rPr>
+        <w:rFonts w:eastAsia="黑体"/>
         <w:b/>
         <w:bCs/>
         <w:color w:themeColor="text1" w:val="000000"/>
@@ -15251,6 +15976,7 @@
     </w:tblStylePr>
     <w:tblStylePr w:type="firstCol">
       <w:rPr>
+        <w:rFonts w:eastAsia="黑体"/>
         <w:color w:themeColor="background1" w:val="FFFFFF"/>
       </w:rPr>
       <w:tblPr/>
@@ -15260,6 +15986,7 @@
     </w:tblStylePr>
     <w:tblStylePr w:type="lastCol">
       <w:rPr>
+        <w:rFonts w:eastAsia="黑体"/>
         <w:color w:themeColor="background1" w:val="FFFFFF"/>
       </w:rPr>
       <w:tblPr/>
@@ -15289,6 +16016,7 @@
       <w:spacing w:after="0" w:line="240" w:lineRule="auto"/>
     </w:pPr>
     <w:rPr>
+      <w:rFonts w:eastAsia="黑体"/>
       <w:color w:themeColor="text1" w:val="000000"/>
     </w:rPr>
     <w:tblPr>
@@ -15310,6 +16038,7 @@
     </w:tcPr>
     <w:tblStylePr w:type="firstRow">
       <w:rPr>
+        <w:rFonts w:eastAsia="黑体"/>
         <w:b/>
         <w:bCs/>
       </w:rPr>
@@ -15320,6 +16049,7 @@
     </w:tblStylePr>
     <w:tblStylePr w:type="lastRow">
       <w:rPr>
+        <w:rFonts w:eastAsia="黑体"/>
         <w:b/>
         <w:bCs/>
         <w:color w:themeColor="text1" w:val="000000"/>
@@ -15331,6 +16061,7 @@
     </w:tblStylePr>
     <w:tblStylePr w:type="firstCol">
       <w:rPr>
+        <w:rFonts w:eastAsia="黑体"/>
         <w:color w:themeColor="background1" w:val="FFFFFF"/>
       </w:rPr>
       <w:tblPr/>
@@ -15340,6 +16071,7 @@
     </w:tblStylePr>
     <w:tblStylePr w:type="lastCol">
       <w:rPr>
+        <w:rFonts w:eastAsia="黑体"/>
         <w:color w:themeColor="background1" w:val="FFFFFF"/>
       </w:rPr>
       <w:tblPr/>
@@ -15369,6 +16101,7 @@
       <w:spacing w:after="0" w:line="240" w:lineRule="auto"/>
     </w:pPr>
     <w:rPr>
+      <w:rFonts w:eastAsia="黑体"/>
       <w:color w:themeColor="text1" w:val="000000"/>
     </w:rPr>
     <w:tblPr>
@@ -15390,6 +16123,7 @@
     </w:tcPr>
     <w:tblStylePr w:type="firstRow">
       <w:rPr>
+        <w:rFonts w:eastAsia="黑体"/>
         <w:b/>
         <w:bCs/>
       </w:rPr>
@@ -15400,6 +16134,7 @@
     </w:tblStylePr>
     <w:tblStylePr w:type="lastRow">
       <w:rPr>
+        <w:rFonts w:eastAsia="黑体"/>
         <w:b/>
         <w:bCs/>
         <w:color w:themeColor="text1" w:val="000000"/>
@@ -15411,6 +16146,7 @@
     </w:tblStylePr>
     <w:tblStylePr w:type="firstCol">
       <w:rPr>
+        <w:rFonts w:eastAsia="黑体"/>
         <w:color w:themeColor="background1" w:val="FFFFFF"/>
       </w:rPr>
       <w:tblPr/>
@@ -15420,6 +16156,7 @@
     </w:tblStylePr>
     <w:tblStylePr w:type="lastCol">
       <w:rPr>
+        <w:rFonts w:eastAsia="黑体"/>
         <w:color w:themeColor="background1" w:val="FFFFFF"/>
       </w:rPr>
       <w:tblPr/>
@@ -15449,6 +16186,7 @@
       <w:spacing w:after="0" w:line="240" w:lineRule="auto"/>
     </w:pPr>
     <w:rPr>
+      <w:rFonts w:eastAsia="黑体"/>
       <w:color w:themeColor="text1" w:val="000000"/>
     </w:rPr>
     <w:tblPr>
@@ -15470,6 +16208,7 @@
     </w:tcPr>
     <w:tblStylePr w:type="firstRow">
       <w:rPr>
+        <w:rFonts w:eastAsia="黑体"/>
         <w:b/>
         <w:bCs/>
       </w:rPr>
@@ -15480,6 +16219,7 @@
     </w:tblStylePr>
     <w:tblStylePr w:type="lastRow">
       <w:rPr>
+        <w:rFonts w:eastAsia="黑体"/>
         <w:b/>
         <w:bCs/>
         <w:color w:themeColor="text1" w:val="000000"/>
@@ -15491,6 +16231,7 @@
     </w:tblStylePr>
     <w:tblStylePr w:type="firstCol">
       <w:rPr>
+        <w:rFonts w:eastAsia="黑体"/>
         <w:color w:themeColor="background1" w:val="FFFFFF"/>
       </w:rPr>
       <w:tblPr/>
@@ -15500,6 +16241,7 @@
     </w:tblStylePr>
     <w:tblStylePr w:type="lastCol">
       <w:rPr>
+        <w:rFonts w:eastAsia="黑体"/>
         <w:color w:themeColor="background1" w:val="FFFFFF"/>
       </w:rPr>
       <w:tblPr/>
@@ -15529,6 +16271,7 @@
       <w:spacing w:after="0" w:line="240" w:lineRule="auto"/>
     </w:pPr>
     <w:rPr>
+      <w:rFonts w:eastAsia="黑体"/>
       <w:color w:themeColor="text1" w:val="000000"/>
     </w:rPr>
     <w:tblPr>
@@ -15550,6 +16293,7 @@
     </w:tcPr>
     <w:tblStylePr w:type="firstRow">
       <w:rPr>
+        <w:rFonts w:eastAsia="黑体"/>
         <w:b/>
         <w:bCs/>
       </w:rPr>
@@ -15560,6 +16304,7 @@
     </w:tblStylePr>
     <w:tblStylePr w:type="lastRow">
       <w:rPr>
+        <w:rFonts w:eastAsia="黑体"/>
         <w:b/>
         <w:bCs/>
         <w:color w:themeColor="text1" w:val="000000"/>
@@ -15571,6 +16316,7 @@
     </w:tblStylePr>
     <w:tblStylePr w:type="firstCol">
       <w:rPr>
+        <w:rFonts w:eastAsia="黑体"/>
         <w:color w:themeColor="background1" w:val="FFFFFF"/>
       </w:rPr>
       <w:tblPr/>
@@ -15580,6 +16326,7 @@
     </w:tblStylePr>
     <w:tblStylePr w:type="lastCol">
       <w:rPr>
+        <w:rFonts w:eastAsia="黑体"/>
         <w:color w:themeColor="background1" w:val="FFFFFF"/>
       </w:rPr>
       <w:tblPr/>
@@ -15609,6 +16356,7 @@
       <w:spacing w:after="0" w:line="240" w:lineRule="auto"/>
     </w:pPr>
     <w:rPr>
+      <w:rFonts w:eastAsia="黑体"/>
       <w:color w:themeColor="text1" w:val="000000"/>
     </w:rPr>
     <w:tblPr>
@@ -15630,6 +16378,7 @@
     </w:tcPr>
     <w:tblStylePr w:type="firstRow">
       <w:rPr>
+        <w:rFonts w:eastAsia="黑体"/>
         <w:b/>
         <w:bCs/>
       </w:rPr>
@@ -15640,6 +16389,7 @@
     </w:tblStylePr>
     <w:tblStylePr w:type="lastRow">
       <w:rPr>
+        <w:rFonts w:eastAsia="黑体"/>
         <w:b/>
         <w:bCs/>
         <w:color w:themeColor="text1" w:val="000000"/>
@@ -15651,6 +16401,7 @@
     </w:tblStylePr>
     <w:tblStylePr w:type="firstCol">
       <w:rPr>
+        <w:rFonts w:eastAsia="黑体"/>
         <w:color w:themeColor="background1" w:val="FFFFFF"/>
       </w:rPr>
       <w:tblPr/>
@@ -15660,6 +16411,7 @@
     </w:tblStylePr>
     <w:tblStylePr w:type="lastCol">
       <w:rPr>
+        <w:rFonts w:eastAsia="黑体"/>
         <w:color w:themeColor="background1" w:val="FFFFFF"/>
       </w:rPr>
       <w:tblPr/>
@@ -15692,6 +16444,7 @@
     <w:name w:val="KeywordTok"/>
     <w:basedOn w:val="VerbatimChar"/>
     <w:rPr>
+      <w:rFonts w:eastAsia="黑体"/>
       <w:b/>
       <w:color w:val="007020"/>
     </w:rPr>
@@ -15700,6 +16453,7 @@
     <w:name w:val="DataTypeTok"/>
     <w:basedOn w:val="VerbatimChar"/>
     <w:rPr>
+      <w:rFonts w:eastAsia="黑体"/>
       <w:color w:val="902000"/>
     </w:rPr>
   </w:style>
@@ -15707,6 +16461,7 @@
     <w:name w:val="DecValTok"/>
     <w:basedOn w:val="VerbatimChar"/>
     <w:rPr>
+      <w:rFonts w:eastAsia="黑体"/>
       <w:color w:val="40a070"/>
     </w:rPr>
   </w:style>
@@ -15714,6 +16469,7 @@
     <w:name w:val="BaseNTok"/>
     <w:basedOn w:val="VerbatimChar"/>
     <w:rPr>
+      <w:rFonts w:eastAsia="黑体"/>
       <w:color w:val="40a070"/>
     </w:rPr>
   </w:style>
@@ -15721,6 +16477,7 @@
     <w:name w:val="FloatTok"/>
     <w:basedOn w:val="VerbatimChar"/>
     <w:rPr>
+      <w:rFonts w:eastAsia="黑体"/>
       <w:color w:val="40a070"/>
     </w:rPr>
   </w:style>
@@ -15728,6 +16485,7 @@
     <w:name w:val="ConstantTok"/>
     <w:basedOn w:val="VerbatimChar"/>
     <w:rPr>
+      <w:rFonts w:eastAsia="黑体"/>
       <w:color w:val="880000"/>
     </w:rPr>
   </w:style>
@@ -15735,6 +16493,7 @@
     <w:name w:val="CharTok"/>
     <w:basedOn w:val="VerbatimChar"/>
     <w:rPr>
+      <w:rFonts w:eastAsia="黑体"/>
       <w:color w:val="4070a0"/>
     </w:rPr>
   </w:style>
@@ -15742,6 +16501,7 @@
     <w:name w:val="SpecialCharTok"/>
     <w:basedOn w:val="VerbatimChar"/>
     <w:rPr>
+      <w:rFonts w:eastAsia="黑体"/>
       <w:color w:val="4070a0"/>
     </w:rPr>
   </w:style>
@@ -15749,6 +16509,7 @@
     <w:name w:val="StringTok"/>
     <w:basedOn w:val="VerbatimChar"/>
     <w:rPr>
+      <w:rFonts w:eastAsia="黑体"/>
       <w:color w:val="4070a0"/>
     </w:rPr>
   </w:style>
@@ -15756,6 +16517,7 @@
     <w:name w:val="VerbatimStringTok"/>
     <w:basedOn w:val="VerbatimChar"/>
     <w:rPr>
+      <w:rFonts w:eastAsia="黑体"/>
       <w:color w:val="4070a0"/>
     </w:rPr>
   </w:style>
@@ -15763,6 +16525,7 @@
     <w:name w:val="SpecialStringTok"/>
     <w:basedOn w:val="VerbatimChar"/>
     <w:rPr>
+      <w:rFonts w:eastAsia="黑体"/>
       <w:color w:val="bb6688"/>
     </w:rPr>
   </w:style>
@@ -15770,6 +16533,7 @@
     <w:name w:val="ImportTok"/>
     <w:basedOn w:val="VerbatimChar"/>
     <w:rPr>
+      <w:rFonts w:eastAsia="黑体"/>
       <w:b/>
       <w:color w:val="008000"/>
     </w:rPr>
@@ -15778,6 +16542,7 @@
     <w:name w:val="CommentTok"/>
     <w:basedOn w:val="VerbatimChar"/>
     <w:rPr>
+      <w:rFonts w:eastAsia="黑体"/>
       <w:i/>
       <w:color w:val="60a0b0"/>
     </w:rPr>
@@ -15786,6 +16551,7 @@
     <w:name w:val="DocumentationTok"/>
     <w:basedOn w:val="VerbatimChar"/>
     <w:rPr>
+      <w:rFonts w:eastAsia="黑体"/>
       <w:i/>
       <w:color w:val="ba2121"/>
     </w:rPr>
@@ -15794,6 +16560,7 @@
     <w:name w:val="AnnotationTok"/>
     <w:basedOn w:val="VerbatimChar"/>
     <w:rPr>
+      <w:rFonts w:eastAsia="黑体"/>
       <w:b/>
       <w:i/>
       <w:color w:val="60a0b0"/>
@@ -15803,6 +16570,7 @@
     <w:name w:val="CommentVarTok"/>
     <w:basedOn w:val="VerbatimChar"/>
     <w:rPr>
+      <w:rFonts w:eastAsia="黑体"/>
       <w:b/>
       <w:i/>
       <w:color w:val="60a0b0"/>
@@ -15812,6 +16580,7 @@
     <w:name w:val="OtherTok"/>
     <w:basedOn w:val="VerbatimChar"/>
     <w:rPr>
+      <w:rFonts w:eastAsia="黑体"/>
       <w:color w:val="007020"/>
     </w:rPr>
   </w:style>
@@ -15819,6 +16588,7 @@
     <w:name w:val="FunctionTok"/>
     <w:basedOn w:val="VerbatimChar"/>
     <w:rPr>
+      <w:rFonts w:eastAsia="黑体"/>
       <w:color w:val="06287e"/>
     </w:rPr>
   </w:style>
@@ -15826,6 +16596,7 @@
     <w:name w:val="VariableTok"/>
     <w:basedOn w:val="VerbatimChar"/>
     <w:rPr>
+      <w:rFonts w:eastAsia="黑体"/>
       <w:color w:val="19177c"/>
     </w:rPr>
   </w:style>
@@ -15833,6 +16604,7 @@
     <w:name w:val="ControlFlowTok"/>
     <w:basedOn w:val="VerbatimChar"/>
     <w:rPr>
+      <w:rFonts w:eastAsia="黑体"/>
       <w:b/>
       <w:color w:val="007020"/>
     </w:rPr>
@@ -15841,6 +16613,7 @@
     <w:name w:val="OperatorTok"/>
     <w:basedOn w:val="VerbatimChar"/>
     <w:rPr>
+      <w:rFonts w:eastAsia="黑体"/>
       <w:color w:val="666666"/>
     </w:rPr>
   </w:style>
@@ -15848,18 +16621,22 @@
     <w:name w:val="BuiltInTok"/>
     <w:basedOn w:val="VerbatimChar"/>
     <w:rPr>
+      <w:rFonts w:eastAsia="黑体"/>
       <w:color w:val="008000"/>
     </w:rPr>
   </w:style>
   <w:style w:type="character" w:customStyle="1" w:styleId="ExtensionTok">
     <w:name w:val="ExtensionTok"/>
     <w:basedOn w:val="VerbatimChar"/>
-    <w:rPr/>
+    <w:rPr>
+      <w:rFonts w:eastAsia="黑体"/>
+    </w:rPr>
   </w:style>
   <w:style w:type="character" w:customStyle="1" w:styleId="PreprocessorTok">
     <w:name w:val="PreprocessorTok"/>
     <w:basedOn w:val="VerbatimChar"/>
     <w:rPr>
+      <w:rFonts w:eastAsia="黑体"/>
       <w:color w:val="bc7a00"/>
     </w:rPr>
   </w:style>
@@ -15867,18 +16644,22 @@
     <w:name w:val="AttributeTok"/>
     <w:basedOn w:val="VerbatimChar"/>
     <w:rPr>
+      <w:rFonts w:eastAsia="黑体"/>
       <w:color w:val="7d9029"/>
     </w:rPr>
   </w:style>
   <w:style w:type="character" w:customStyle="1" w:styleId="RegionMarkerTok">
     <w:name w:val="RegionMarkerTok"/>
     <w:basedOn w:val="VerbatimChar"/>
-    <w:rPr/>
+    <w:rPr>
+      <w:rFonts w:eastAsia="黑体"/>
+    </w:rPr>
   </w:style>
   <w:style w:type="character" w:customStyle="1" w:styleId="InformationTok">
     <w:name w:val="InformationTok"/>
     <w:basedOn w:val="VerbatimChar"/>
     <w:rPr>
+      <w:rFonts w:eastAsia="黑体"/>
       <w:b/>
       <w:i/>
       <w:color w:val="60a0b0"/>
@@ -15888,6 +16669,7 @@
     <w:name w:val="WarningTok"/>
     <w:basedOn w:val="VerbatimChar"/>
     <w:rPr>
+      <w:rFonts w:eastAsia="黑体"/>
       <w:b/>
       <w:i/>
       <w:color w:val="60a0b0"/>
@@ -15897,6 +16679,7 @@
     <w:name w:val="AlertTok"/>
     <w:basedOn w:val="VerbatimChar"/>
     <w:rPr>
+      <w:rFonts w:eastAsia="黑体"/>
       <w:b/>
       <w:color w:val="ff0000"/>
     </w:rPr>
@@ -15905,6 +16688,7 @@
     <w:name w:val="ErrorTok"/>
     <w:basedOn w:val="VerbatimChar"/>
     <w:rPr>
+      <w:rFonts w:eastAsia="黑体"/>
       <w:b/>
       <w:color w:val="ff0000"/>
     </w:rPr>
@@ -15912,7 +16696,9 @@
   <w:style w:type="character" w:customStyle="1" w:styleId="NormalTok">
     <w:name w:val="NormalTok"/>
     <w:basedOn w:val="VerbatimChar"/>
-    <w:rPr/>
+    <w:rPr>
+      <w:rFonts w:eastAsia="黑体"/>
+    </w:rPr>
   </w:style>
 </w:styles>
 </file>
@@ -15961,12 +16747,12 @@
     <a:fontScheme name="Office">
       <a:majorFont>
         <a:latin typeface="Calibri"/>
-        <a:ea typeface=""/>
+        <a:ea typeface="黑体"/>
         <a:cs typeface=""/>
         <a:font script="Jpan" typeface="ＭＳ ゴシック"/>
         <a:font script="Hang" typeface="맑은 고딕"/>
-        <a:font script="Hans" typeface="宋体"/>
-        <a:font script="Hant" typeface="新細明體"/>
+        <a:font script="Hans" typeface="黑体"/>
+        <a:font script="Hant" typeface="黑体"/>
         <a:font script="Arab" typeface="Times New Roman"/>
         <a:font script="Hebr" typeface="Times New Roman"/>
         <a:font script="Thai" typeface="Angsana New"/>
@@ -15996,12 +16782,12 @@
       </a:majorFont>
       <a:minorFont>
         <a:latin typeface="Cambria"/>
-        <a:ea typeface=""/>
+        <a:ea typeface="黑体"/>
         <a:cs typeface=""/>
         <a:font script="Jpan" typeface="ＭＳ 明朝"/>
         <a:font script="Hang" typeface="맑은 고딕"/>
-        <a:font script="Hans" typeface="宋体"/>
-        <a:font script="Hant" typeface="新細明體"/>
+        <a:font script="Hans" typeface="黑体"/>
+        <a:font script="Hant" typeface="黑体"/>
         <a:font script="Arab" typeface="Arial"/>
         <a:font script="Hebr" typeface="Arial"/>
         <a:font script="Thai" typeface="Cordia New"/>

--- a/02-放大电路/03-音频放大电路/限幅压缩电路/限幅压缩电路.docx
+++ b/02-放大电路/03-音频放大电路/限幅压缩电路/限幅压缩电路.docx
@@ -3673,7 +3673,7 @@
           <w:color w:val="555555"/>
           <w:sz w:val="21"/>
         </w:rPr>
-        <w:t>材料收集者：杜文杰，WX手机：19519196569，QQ:3478827729</w:t>
+        <w:t>材料收集者：杜文杰，微信/手机：19519196569，QQ:3478827729</w:t>
       </w:r>
     </w:p>
     <w:sectPr>
